--- a/P00_control_lateral/documentacion/Manual_de_Usuario_Trial_Steer.docx
+++ b/P00_control_lateral/documentacion/Manual_de_Usuario_Trial_Steer.docx
@@ -233,7 +233,7 @@
               <w:rPr>
                 <w:sz w:val="22"/>
               </w:rPr>
-              <w:t xml:space="preserve">https://github.com/JCamiloD06/Volante-direct-drive-con-Force-Feedback/tree/main/P00_control_lateral</w:t>
+              <w:t xml:space="preserve">https://github.com/JCamiloD06/Trial-Steer</w:t>
             </w:r>
           </w:p>
         </w:tc>

--- a/P00_control_lateral/documentacion/Manual_de_Usuario_Trial_Steer.docx
+++ b/P00_control_lateral/documentacion/Manual_de_Usuario_Trial_Steer.docx
@@ -532,7 +532,7 @@
       <w:r>
         <w:fldChar w:fldCharType="separate"/>
       </w:r>
-      <w:hyperlink w:anchor="_Toc241142060" w:history="1">
+      <w:hyperlink w:anchor="_Toc241143431" w:history="1">
         <w:r>
           <w:rPr>
             <w:rStyle w:val="Hipervnculo"/>
@@ -559,7 +559,7 @@
             <w:noProof/>
             <w:webHidden/>
           </w:rPr>
-          <w:instrText xml:space="preserve"> PAGEREF _Toc241142060 \h </w:instrText>
+          <w:instrText xml:space="preserve"> PAGEREF _Toc241143431 \h </w:instrText>
         </w:r>
         <w:r>
           <w:rPr>
@@ -604,7 +604,7 @@
           <w:lang w:bidi="ar-SA"/>
         </w:rPr>
       </w:pPr>
-      <w:hyperlink w:anchor="_Toc241142061" w:history="1">
+      <w:hyperlink w:anchor="_Toc241143432" w:history="1">
         <w:r>
           <w:rPr>
             <w:rStyle w:val="Hipervnculo"/>
@@ -631,7 +631,7 @@
             <w:noProof/>
             <w:webHidden/>
           </w:rPr>
-          <w:instrText xml:space="preserve"> PAGEREF _Toc241142061 \h </w:instrText>
+          <w:instrText xml:space="preserve"> PAGEREF _Toc241143432 \h </w:instrText>
         </w:r>
         <w:r>
           <w:rPr>
@@ -676,7 +676,7 @@
           <w:lang w:bidi="ar-SA"/>
         </w:rPr>
       </w:pPr>
-      <w:hyperlink w:anchor="_Toc241142062" w:history="1">
+      <w:hyperlink w:anchor="_Toc241143433" w:history="1">
         <w:r>
           <w:rPr>
             <w:rStyle w:val="Hipervnculo"/>
@@ -703,7 +703,7 @@
             <w:noProof/>
             <w:webHidden/>
           </w:rPr>
-          <w:instrText xml:space="preserve"> PAGEREF _Toc241142062 \h </w:instrText>
+          <w:instrText xml:space="preserve"> PAGEREF _Toc241143433 \h </w:instrText>
         </w:r>
         <w:r>
           <w:rPr>
@@ -748,7 +748,7 @@
           <w:lang w:bidi="ar-SA"/>
         </w:rPr>
       </w:pPr>
-      <w:hyperlink w:anchor="_Toc241142063" w:history="1">
+      <w:hyperlink w:anchor="_Toc241143434" w:history="1">
         <w:r>
           <w:rPr>
             <w:rStyle w:val="Hipervnculo"/>
@@ -775,7 +775,7 @@
             <w:noProof/>
             <w:webHidden/>
           </w:rPr>
-          <w:instrText xml:space="preserve"> PAGEREF _Toc241142063 \h </w:instrText>
+          <w:instrText xml:space="preserve"> PAGEREF _Toc241143434 \h </w:instrText>
         </w:r>
         <w:r>
           <w:rPr>
@@ -820,7 +820,7 @@
           <w:lang w:bidi="ar-SA"/>
         </w:rPr>
       </w:pPr>
-      <w:hyperlink w:anchor="_Toc241142064" w:history="1">
+      <w:hyperlink w:anchor="_Toc241143435" w:history="1">
         <w:r>
           <w:rPr>
             <w:rStyle w:val="Hipervnculo"/>
@@ -847,7 +847,7 @@
             <w:noProof/>
             <w:webHidden/>
           </w:rPr>
-          <w:instrText xml:space="preserve"> PAGEREF _Toc241142064 \h </w:instrText>
+          <w:instrText xml:space="preserve"> PAGEREF _Toc241143435 \h </w:instrText>
         </w:r>
         <w:r>
           <w:rPr>
@@ -892,7 +892,7 @@
           <w:lang w:bidi="ar-SA"/>
         </w:rPr>
       </w:pPr>
-      <w:hyperlink w:anchor="_Toc241142065" w:history="1">
+      <w:hyperlink w:anchor="_Toc241143436" w:history="1">
         <w:r>
           <w:rPr>
             <w:rStyle w:val="Hipervnculo"/>
@@ -919,7 +919,7 @@
             <w:noProof/>
             <w:webHidden/>
           </w:rPr>
-          <w:instrText xml:space="preserve"> PAGEREF _Toc241142065 \h </w:instrText>
+          <w:instrText xml:space="preserve"> PAGEREF _Toc241143436 \h </w:instrText>
         </w:r>
         <w:r>
           <w:rPr>
@@ -964,7 +964,7 @@
           <w:lang w:bidi="ar-SA"/>
         </w:rPr>
       </w:pPr>
-      <w:hyperlink w:anchor="_Toc241142066" w:history="1">
+      <w:hyperlink w:anchor="_Toc241143437" w:history="1">
         <w:r>
           <w:rPr>
             <w:rStyle w:val="Hipervnculo"/>
@@ -991,7 +991,7 @@
             <w:noProof/>
             <w:webHidden/>
           </w:rPr>
-          <w:instrText xml:space="preserve"> PAGEREF _Toc241142066 \h </w:instrText>
+          <w:instrText xml:space="preserve"> PAGEREF _Toc241143437 \h </w:instrText>
         </w:r>
         <w:r>
           <w:rPr>
@@ -1036,7 +1036,7 @@
           <w:lang w:bidi="ar-SA"/>
         </w:rPr>
       </w:pPr>
-      <w:hyperlink w:anchor="_Toc241142067" w:history="1">
+      <w:hyperlink w:anchor="_Toc241143438" w:history="1">
         <w:r>
           <w:rPr>
             <w:rStyle w:val="Hipervnculo"/>
@@ -1063,7 +1063,7 @@
             <w:noProof/>
             <w:webHidden/>
           </w:rPr>
-          <w:instrText xml:space="preserve"> PAGEREF _Toc241142067 \h </w:instrText>
+          <w:instrText xml:space="preserve"> PAGEREF _Toc241143438 \h </w:instrText>
         </w:r>
         <w:r>
           <w:rPr>
@@ -1108,7 +1108,7 @@
           <w:lang w:bidi="ar-SA"/>
         </w:rPr>
       </w:pPr>
-      <w:hyperlink w:anchor="_Toc241142068" w:history="1">
+      <w:hyperlink w:anchor="_Toc241143439" w:history="1">
         <w:r>
           <w:rPr>
             <w:rStyle w:val="Hipervnculo"/>
@@ -1135,7 +1135,7 @@
             <w:noProof/>
             <w:webHidden/>
           </w:rPr>
-          <w:instrText xml:space="preserve"> PAGEREF _Toc241142068 \h </w:instrText>
+          <w:instrText xml:space="preserve"> PAGEREF _Toc241143439 \h </w:instrText>
         </w:r>
         <w:r>
           <w:rPr>
@@ -1180,7 +1180,7 @@
           <w:lang w:bidi="ar-SA"/>
         </w:rPr>
       </w:pPr>
-      <w:hyperlink w:anchor="_Toc241142069" w:history="1">
+      <w:hyperlink w:anchor="_Toc241143440" w:history="1">
         <w:r>
           <w:rPr>
             <w:rStyle w:val="Hipervnculo"/>
@@ -1207,7 +1207,7 @@
             <w:noProof/>
             <w:webHidden/>
           </w:rPr>
-          <w:instrText xml:space="preserve"> PAGEREF _Toc241142069 \h </w:instrText>
+          <w:instrText xml:space="preserve"> PAGEREF _Toc241143440 \h </w:instrText>
         </w:r>
         <w:r>
           <w:rPr>
@@ -1252,7 +1252,7 @@
           <w:lang w:bidi="ar-SA"/>
         </w:rPr>
       </w:pPr>
-      <w:hyperlink w:anchor="_Toc241142070" w:history="1">
+      <w:hyperlink w:anchor="_Toc241143441" w:history="1">
         <w:r>
           <w:rPr>
             <w:rStyle w:val="Hipervnculo"/>
@@ -1279,7 +1279,7 @@
             <w:noProof/>
             <w:webHidden/>
           </w:rPr>
-          <w:instrText xml:space="preserve"> PAGEREF _Toc241142070 \h </w:instrText>
+          <w:instrText xml:space="preserve"> PAGEREF _Toc241143441 \h </w:instrText>
         </w:r>
         <w:r>
           <w:rPr>
@@ -1324,7 +1324,7 @@
           <w:lang w:bidi="ar-SA"/>
         </w:rPr>
       </w:pPr>
-      <w:hyperlink w:anchor="_Toc241142071" w:history="1">
+      <w:hyperlink w:anchor="_Toc241143442" w:history="1">
         <w:r>
           <w:rPr>
             <w:rStyle w:val="Hipervnculo"/>
@@ -1351,7 +1351,7 @@
             <w:noProof/>
             <w:webHidden/>
           </w:rPr>
-          <w:instrText xml:space="preserve"> PAGEREF _Toc241142071 \h </w:instrText>
+          <w:instrText xml:space="preserve"> PAGEREF _Toc241143442 \h </w:instrText>
         </w:r>
         <w:r>
           <w:rPr>
@@ -1396,7 +1396,7 @@
           <w:lang w:bidi="ar-SA"/>
         </w:rPr>
       </w:pPr>
-      <w:hyperlink w:anchor="_Toc241142072" w:history="1">
+      <w:hyperlink w:anchor="_Toc241143443" w:history="1">
         <w:r>
           <w:rPr>
             <w:rStyle w:val="Hipervnculo"/>
@@ -1423,7 +1423,7 @@
             <w:noProof/>
             <w:webHidden/>
           </w:rPr>
-          <w:instrText xml:space="preserve"> PAGEREF _Toc241142072 \h </w:instrText>
+          <w:instrText xml:space="preserve"> PAGEREF _Toc241143443 \h </w:instrText>
         </w:r>
         <w:r>
           <w:rPr>
@@ -1468,7 +1468,7 @@
           <w:lang w:bidi="ar-SA"/>
         </w:rPr>
       </w:pPr>
-      <w:hyperlink w:anchor="_Toc241142073" w:history="1">
+      <w:hyperlink w:anchor="_Toc241143444" w:history="1">
         <w:r>
           <w:rPr>
             <w:rStyle w:val="Hipervnculo"/>
@@ -1495,7 +1495,7 @@
             <w:noProof/>
             <w:webHidden/>
           </w:rPr>
-          <w:instrText xml:space="preserve"> PAGEREF _Toc241142073 \h </w:instrText>
+          <w:instrText xml:space="preserve"> PAGEREF _Toc241143444 \h </w:instrText>
         </w:r>
         <w:r>
           <w:rPr>
@@ -1540,7 +1540,7 @@
           <w:lang w:bidi="ar-SA"/>
         </w:rPr>
       </w:pPr>
-      <w:hyperlink w:anchor="_Toc241142074" w:history="1">
+      <w:hyperlink w:anchor="_Toc241143445" w:history="1">
         <w:r>
           <w:rPr>
             <w:rStyle w:val="Hipervnculo"/>
@@ -1567,7 +1567,7 @@
             <w:noProof/>
             <w:webHidden/>
           </w:rPr>
-          <w:instrText xml:space="preserve"> PAGEREF _Toc241142074 \h </w:instrText>
+          <w:instrText xml:space="preserve"> PAGEREF _Toc241143445 \h </w:instrText>
         </w:r>
         <w:r>
           <w:rPr>
@@ -1612,7 +1612,7 @@
           <w:lang w:bidi="ar-SA"/>
         </w:rPr>
       </w:pPr>
-      <w:hyperlink w:anchor="_Toc241142075" w:history="1">
+      <w:hyperlink w:anchor="_Toc241143446" w:history="1">
         <w:r>
           <w:rPr>
             <w:rStyle w:val="Hipervnculo"/>
@@ -1639,7 +1639,7 @@
             <w:noProof/>
             <w:webHidden/>
           </w:rPr>
-          <w:instrText xml:space="preserve"> PAGEREF _Toc241142075 \h </w:instrText>
+          <w:instrText xml:space="preserve"> PAGEREF _Toc241143446 \h </w:instrText>
         </w:r>
         <w:r>
           <w:rPr>
@@ -1684,7 +1684,7 @@
           <w:lang w:bidi="ar-SA"/>
         </w:rPr>
       </w:pPr>
-      <w:hyperlink w:anchor="_Toc241142076" w:history="1">
+      <w:hyperlink w:anchor="_Toc241143447" w:history="1">
         <w:r>
           <w:rPr>
             <w:rStyle w:val="Hipervnculo"/>
@@ -1711,7 +1711,7 @@
             <w:noProof/>
             <w:webHidden/>
           </w:rPr>
-          <w:instrText xml:space="preserve"> PAGEREF _Toc241142076 \h </w:instrText>
+          <w:instrText xml:space="preserve"> PAGEREF _Toc241143447 \h </w:instrText>
         </w:r>
         <w:r>
           <w:rPr>
@@ -1756,7 +1756,7 @@
           <w:lang w:bidi="ar-SA"/>
         </w:rPr>
       </w:pPr>
-      <w:hyperlink w:anchor="_Toc241142077" w:history="1">
+      <w:hyperlink w:anchor="_Toc241143448" w:history="1">
         <w:r>
           <w:rPr>
             <w:rStyle w:val="Hipervnculo"/>
@@ -1783,7 +1783,7 @@
             <w:noProof/>
             <w:webHidden/>
           </w:rPr>
-          <w:instrText xml:space="preserve"> PAGEREF _Toc241142077 \h </w:instrText>
+          <w:instrText xml:space="preserve"> PAGEREF _Toc241143448 \h </w:instrText>
         </w:r>
         <w:r>
           <w:rPr>
@@ -1828,7 +1828,7 @@
           <w:lang w:bidi="ar-SA"/>
         </w:rPr>
       </w:pPr>
-      <w:hyperlink w:anchor="_Toc241142078" w:history="1">
+      <w:hyperlink w:anchor="_Toc241143449" w:history="1">
         <w:r>
           <w:rPr>
             <w:rStyle w:val="Hipervnculo"/>
@@ -1855,7 +1855,7 @@
             <w:noProof/>
             <w:webHidden/>
           </w:rPr>
-          <w:instrText xml:space="preserve"> PAGEREF _Toc241142078 \h </w:instrText>
+          <w:instrText xml:space="preserve"> PAGEREF _Toc241143449 \h </w:instrText>
         </w:r>
         <w:r>
           <w:rPr>
@@ -1900,7 +1900,7 @@
           <w:lang w:bidi="ar-SA"/>
         </w:rPr>
       </w:pPr>
-      <w:hyperlink w:anchor="_Toc241142079" w:history="1">
+      <w:hyperlink w:anchor="_Toc241143450" w:history="1">
         <w:r>
           <w:rPr>
             <w:rStyle w:val="Hipervnculo"/>
@@ -1927,7 +1927,7 @@
             <w:noProof/>
             <w:webHidden/>
           </w:rPr>
-          <w:instrText xml:space="preserve"> PAGEREF _Toc241142079 \h </w:instrText>
+          <w:instrText xml:space="preserve"> PAGEREF _Toc241143450 \h </w:instrText>
         </w:r>
         <w:r>
           <w:rPr>
@@ -1972,7 +1972,7 @@
           <w:lang w:bidi="ar-SA"/>
         </w:rPr>
       </w:pPr>
-      <w:hyperlink w:anchor="_Toc241142080" w:history="1">
+      <w:hyperlink w:anchor="_Toc241143451" w:history="1">
         <w:r>
           <w:rPr>
             <w:rStyle w:val="Hipervnculo"/>
@@ -1999,7 +1999,7 @@
             <w:noProof/>
             <w:webHidden/>
           </w:rPr>
-          <w:instrText xml:space="preserve"> PAGEREF _Toc241142080 \h </w:instrText>
+          <w:instrText xml:space="preserve"> PAGEREF _Toc241143451 \h </w:instrText>
         </w:r>
         <w:r>
           <w:rPr>
@@ -2044,7 +2044,7 @@
           <w:lang w:bidi="ar-SA"/>
         </w:rPr>
       </w:pPr>
-      <w:hyperlink w:anchor="_Toc241142081" w:history="1">
+      <w:hyperlink w:anchor="_Toc241143452" w:history="1">
         <w:r>
           <w:rPr>
             <w:rStyle w:val="Hipervnculo"/>
@@ -2071,7 +2071,7 @@
             <w:noProof/>
             <w:webHidden/>
           </w:rPr>
-          <w:instrText xml:space="preserve"> PAGEREF _Toc241142081 \h </w:instrText>
+          <w:instrText xml:space="preserve"> PAGEREF _Toc241143452 \h </w:instrText>
         </w:r>
         <w:r>
           <w:rPr>
@@ -2116,7 +2116,7 @@
           <w:lang w:bidi="ar-SA"/>
         </w:rPr>
       </w:pPr>
-      <w:hyperlink w:anchor="_Toc241142082" w:history="1">
+      <w:hyperlink w:anchor="_Toc241143453" w:history="1">
         <w:r>
           <w:rPr>
             <w:rStyle w:val="Hipervnculo"/>
@@ -2143,7 +2143,7 @@
             <w:noProof/>
             <w:webHidden/>
           </w:rPr>
-          <w:instrText xml:space="preserve"> PAGEREF _Toc241142082 \h </w:instrText>
+          <w:instrText xml:space="preserve"> PAGEREF _Toc241143453 \h </w:instrText>
         </w:r>
         <w:r>
           <w:rPr>
@@ -2188,7 +2188,7 @@
           <w:lang w:bidi="ar-SA"/>
         </w:rPr>
       </w:pPr>
-      <w:hyperlink w:anchor="_Toc241142083" w:history="1">
+      <w:hyperlink w:anchor="_Toc241143454" w:history="1">
         <w:r>
           <w:rPr>
             <w:rStyle w:val="Hipervnculo"/>
@@ -2215,7 +2215,7 @@
             <w:noProof/>
             <w:webHidden/>
           </w:rPr>
-          <w:instrText xml:space="preserve"> PAGEREF _Toc241142083 \h </w:instrText>
+          <w:instrText xml:space="preserve"> PAGEREF _Toc241143454 \h </w:instrText>
         </w:r>
         <w:r>
           <w:rPr>
@@ -2260,7 +2260,7 @@
           <w:lang w:bidi="ar-SA"/>
         </w:rPr>
       </w:pPr>
-      <w:hyperlink w:anchor="_Toc241142084" w:history="1">
+      <w:hyperlink w:anchor="_Toc241143455" w:history="1">
         <w:r>
           <w:rPr>
             <w:rStyle w:val="Hipervnculo"/>
@@ -2287,7 +2287,7 @@
             <w:noProof/>
             <w:webHidden/>
           </w:rPr>
-          <w:instrText xml:space="preserve"> PAGEREF _Toc241142084 \h </w:instrText>
+          <w:instrText xml:space="preserve"> PAGEREF _Toc241143455 \h </w:instrText>
         </w:r>
         <w:r>
           <w:rPr>
@@ -2332,7 +2332,7 @@
           <w:lang w:bidi="ar-SA"/>
         </w:rPr>
       </w:pPr>
-      <w:hyperlink w:anchor="_Toc241142085" w:history="1">
+      <w:hyperlink w:anchor="_Toc241143456" w:history="1">
         <w:r>
           <w:rPr>
             <w:rStyle w:val="Hipervnculo"/>
@@ -2359,7 +2359,7 @@
             <w:noProof/>
             <w:webHidden/>
           </w:rPr>
-          <w:instrText xml:space="preserve"> PAGEREF _Toc241142085 \h </w:instrText>
+          <w:instrText xml:space="preserve"> PAGEREF _Toc241143456 \h </w:instrText>
         </w:r>
         <w:r>
           <w:rPr>
@@ -2404,7 +2404,7 @@
           <w:lang w:bidi="ar-SA"/>
         </w:rPr>
       </w:pPr>
-      <w:hyperlink w:anchor="_Toc241142086" w:history="1">
+      <w:hyperlink w:anchor="_Toc241143457" w:history="1">
         <w:r>
           <w:rPr>
             <w:rStyle w:val="Hipervnculo"/>
@@ -2431,7 +2431,7 @@
             <w:noProof/>
             <w:webHidden/>
           </w:rPr>
-          <w:instrText xml:space="preserve"> PAGEREF _Toc241142086 \h </w:instrText>
+          <w:instrText xml:space="preserve"> PAGEREF _Toc241143457 \h </w:instrText>
         </w:r>
         <w:r>
           <w:rPr>
@@ -2476,7 +2476,7 @@
           <w:lang w:bidi="ar-SA"/>
         </w:rPr>
       </w:pPr>
-      <w:hyperlink w:anchor="_Toc241142087" w:history="1">
+      <w:hyperlink w:anchor="_Toc241143458" w:history="1">
         <w:r>
           <w:rPr>
             <w:rStyle w:val="Hipervnculo"/>
@@ -2503,7 +2503,7 @@
             <w:noProof/>
             <w:webHidden/>
           </w:rPr>
-          <w:instrText xml:space="preserve"> PAGEREF _Toc241142087 \h </w:instrText>
+          <w:instrText xml:space="preserve"> PAGEREF _Toc241143458 \h </w:instrText>
         </w:r>
         <w:r>
           <w:rPr>
@@ -2548,7 +2548,7 @@
           <w:lang w:bidi="ar-SA"/>
         </w:rPr>
       </w:pPr>
-      <w:hyperlink w:anchor="_Toc241142088" w:history="1">
+      <w:hyperlink w:anchor="_Toc241143459" w:history="1">
         <w:r>
           <w:rPr>
             <w:rStyle w:val="Hipervnculo"/>
@@ -2575,7 +2575,7 @@
             <w:noProof/>
             <w:webHidden/>
           </w:rPr>
-          <w:instrText xml:space="preserve"> PAGEREF _Toc241142088 \h </w:instrText>
+          <w:instrText xml:space="preserve"> PAGEREF _Toc241143459 \h </w:instrText>
         </w:r>
         <w:r>
           <w:rPr>
@@ -2620,7 +2620,7 @@
           <w:lang w:bidi="ar-SA"/>
         </w:rPr>
       </w:pPr>
-      <w:hyperlink w:anchor="_Toc241142089" w:history="1">
+      <w:hyperlink w:anchor="_Toc241143460" w:history="1">
         <w:r>
           <w:rPr>
             <w:rStyle w:val="Hipervnculo"/>
@@ -2647,7 +2647,7 @@
             <w:noProof/>
             <w:webHidden/>
           </w:rPr>
-          <w:instrText xml:space="preserve"> PAGEREF _Toc241142089 \h </w:instrText>
+          <w:instrText xml:space="preserve"> PAGEREF _Toc241143460 \h </w:instrText>
         </w:r>
         <w:r>
           <w:rPr>
@@ -2692,7 +2692,7 @@
           <w:lang w:bidi="ar-SA"/>
         </w:rPr>
       </w:pPr>
-      <w:hyperlink w:anchor="_Toc241142090" w:history="1">
+      <w:hyperlink w:anchor="_Toc241143461" w:history="1">
         <w:r>
           <w:rPr>
             <w:rStyle w:val="Hipervnculo"/>
@@ -2719,7 +2719,7 @@
             <w:noProof/>
             <w:webHidden/>
           </w:rPr>
-          <w:instrText xml:space="preserve"> PAGEREF _Toc241142090 \h </w:instrText>
+          <w:instrText xml:space="preserve"> PAGEREF _Toc241143461 \h </w:instrText>
         </w:r>
         <w:r>
           <w:rPr>
@@ -2764,7 +2764,7 @@
           <w:lang w:bidi="ar-SA"/>
         </w:rPr>
       </w:pPr>
-      <w:hyperlink w:anchor="_Toc241142091" w:history="1">
+      <w:hyperlink w:anchor="_Toc241143462" w:history="1">
         <w:r>
           <w:rPr>
             <w:rStyle w:val="Hipervnculo"/>
@@ -2791,7 +2791,7 @@
             <w:noProof/>
             <w:webHidden/>
           </w:rPr>
-          <w:instrText xml:space="preserve"> PAGEREF _Toc241142091 \h </w:instrText>
+          <w:instrText xml:space="preserve"> PAGEREF _Toc241143462 \h </w:instrText>
         </w:r>
         <w:r>
           <w:rPr>
@@ -2836,7 +2836,7 @@
           <w:lang w:bidi="ar-SA"/>
         </w:rPr>
       </w:pPr>
-      <w:hyperlink w:anchor="_Toc241142092" w:history="1">
+      <w:hyperlink w:anchor="_Toc241143463" w:history="1">
         <w:r>
           <w:rPr>
             <w:rStyle w:val="Hipervnculo"/>
@@ -2863,7 +2863,7 @@
             <w:noProof/>
             <w:webHidden/>
           </w:rPr>
-          <w:instrText xml:space="preserve"> PAGEREF _Toc241142092 \h </w:instrText>
+          <w:instrText xml:space="preserve"> PAGEREF _Toc241143463 \h </w:instrText>
         </w:r>
         <w:r>
           <w:rPr>
@@ -2908,7 +2908,7 @@
           <w:lang w:bidi="ar-SA"/>
         </w:rPr>
       </w:pPr>
-      <w:hyperlink w:anchor="_Toc241142093" w:history="1">
+      <w:hyperlink w:anchor="_Toc241143464" w:history="1">
         <w:r>
           <w:rPr>
             <w:rStyle w:val="Hipervnculo"/>
@@ -2935,7 +2935,7 @@
             <w:noProof/>
             <w:webHidden/>
           </w:rPr>
-          <w:instrText xml:space="preserve"> PAGEREF _Toc241142093 \h </w:instrText>
+          <w:instrText xml:space="preserve"> PAGEREF _Toc241143464 \h </w:instrText>
         </w:r>
         <w:r>
           <w:rPr>
@@ -2980,7 +2980,7 @@
           <w:lang w:bidi="ar-SA"/>
         </w:rPr>
       </w:pPr>
-      <w:hyperlink w:anchor="_Toc241142094" w:history="1">
+      <w:hyperlink w:anchor="_Toc241143465" w:history="1">
         <w:r>
           <w:rPr>
             <w:rStyle w:val="Hipervnculo"/>
@@ -3007,7 +3007,7 @@
             <w:noProof/>
             <w:webHidden/>
           </w:rPr>
-          <w:instrText xml:space="preserve"> PAGEREF _Toc241142094 \h </w:instrText>
+          <w:instrText xml:space="preserve"> PAGEREF _Toc241143465 \h </w:instrText>
         </w:r>
         <w:r>
           <w:rPr>
@@ -3052,7 +3052,7 @@
           <w:lang w:bidi="ar-SA"/>
         </w:rPr>
       </w:pPr>
-      <w:hyperlink w:anchor="_Toc241142095" w:history="1">
+      <w:hyperlink w:anchor="_Toc241143466" w:history="1">
         <w:r>
           <w:rPr>
             <w:rStyle w:val="Hipervnculo"/>
@@ -3079,7 +3079,7 @@
             <w:noProof/>
             <w:webHidden/>
           </w:rPr>
-          <w:instrText xml:space="preserve"> PAGEREF _Toc241142095 \h </w:instrText>
+          <w:instrText xml:space="preserve"> PAGEREF _Toc241143466 \h </w:instrText>
         </w:r>
         <w:r>
           <w:rPr>
@@ -3124,7 +3124,7 @@
           <w:lang w:bidi="ar-SA"/>
         </w:rPr>
       </w:pPr>
-      <w:hyperlink w:anchor="_Toc241142096" w:history="1">
+      <w:hyperlink w:anchor="_Toc241143467" w:history="1">
         <w:r>
           <w:rPr>
             <w:rStyle w:val="Hipervnculo"/>
@@ -3151,7 +3151,7 @@
             <w:noProof/>
             <w:webHidden/>
           </w:rPr>
-          <w:instrText xml:space="preserve"> PAGEREF _Toc241142096 \h </w:instrText>
+          <w:instrText xml:space="preserve"> PAGEREF _Toc241143467 \h </w:instrText>
         </w:r>
         <w:r>
           <w:rPr>
@@ -3196,7 +3196,7 @@
           <w:lang w:bidi="ar-SA"/>
         </w:rPr>
       </w:pPr>
-      <w:hyperlink w:anchor="_Toc241142097" w:history="1">
+      <w:hyperlink w:anchor="_Toc241143468" w:history="1">
         <w:r>
           <w:rPr>
             <w:rStyle w:val="Hipervnculo"/>
@@ -3223,7 +3223,7 @@
             <w:noProof/>
             <w:webHidden/>
           </w:rPr>
-          <w:instrText xml:space="preserve"> PAGEREF _Toc241142097 \h </w:instrText>
+          <w:instrText xml:space="preserve"> PAGEREF _Toc241143468 \h </w:instrText>
         </w:r>
         <w:r>
           <w:rPr>
@@ -3268,7 +3268,7 @@
           <w:lang w:bidi="ar-SA"/>
         </w:rPr>
       </w:pPr>
-      <w:hyperlink w:anchor="_Toc241142098" w:history="1">
+      <w:hyperlink w:anchor="_Toc241143469" w:history="1">
         <w:r>
           <w:rPr>
             <w:rStyle w:val="Hipervnculo"/>
@@ -3295,7 +3295,7 @@
             <w:noProof/>
             <w:webHidden/>
           </w:rPr>
-          <w:instrText xml:space="preserve"> PAGEREF _Toc241142098 \h </w:instrText>
+          <w:instrText xml:space="preserve"> PAGEREF _Toc241143469 \h </w:instrText>
         </w:r>
         <w:r>
           <w:rPr>
@@ -3341,7 +3341,7 @@
         <w:pStyle w:val="Ttulo1"/>
       </w:pPr>
       <w:bookmarkStart w:id="0" w:name="introducción"/>
-      <w:bookmarkStart w:id="1" w:name="_Toc241142060"/>
+      <w:bookmarkStart w:id="1" w:name="_Toc241143431"/>
       <w:r>
         <w:lastRenderedPageBreak/>
         <w:t>1. Introducción</w:t>
@@ -3353,7 +3353,7 @@
         <w:pStyle w:val="Ttulo2"/>
       </w:pPr>
       <w:bookmarkStart w:id="2" w:name="propósito-del-software"/>
-      <w:bookmarkStart w:id="3" w:name="_Toc241142061"/>
+      <w:bookmarkStart w:id="3" w:name="_Toc241143432"/>
       <w:r>
         <w:t>1.1. Propósito del software</w:t>
       </w:r>
@@ -3378,7 +3378,7 @@
         <w:pStyle w:val="Ttulo2"/>
       </w:pPr>
       <w:bookmarkStart w:id="4" w:name="contexto-general"/>
-      <w:bookmarkStart w:id="5" w:name="_Toc241142062"/>
+      <w:bookmarkStart w:id="5" w:name="_Toc241143433"/>
       <w:bookmarkEnd w:id="2"/>
       <w:r>
         <w:t>1.2. Contexto general</w:t>
@@ -3404,7 +3404,7 @@
         <w:pStyle w:val="Ttulo2"/>
       </w:pPr>
       <w:bookmarkStart w:id="6" w:name="alcance-del-documento"/>
-      <w:bookmarkStart w:id="7" w:name="_Toc241142063"/>
+      <w:bookmarkStart w:id="7" w:name="_Toc241143434"/>
       <w:bookmarkEnd w:id="4"/>
       <w:r>
         <w:t>1.3. Alcance del documento</w:t>
@@ -3427,7 +3427,7 @@
         <w:pStyle w:val="Ttulo1"/>
       </w:pPr>
       <w:bookmarkStart w:id="8" w:name="descripción-general-del-sistema"/>
-      <w:bookmarkStart w:id="9" w:name="_Toc241142064"/>
+      <w:bookmarkStart w:id="9" w:name="_Toc241143435"/>
       <w:bookmarkEnd w:id="6"/>
       <w:bookmarkEnd w:id="0"/>
       <w:r>
@@ -3440,7 +3440,7 @@
         <w:pStyle w:val="Ttulo2"/>
       </w:pPr>
       <w:bookmarkStart w:id="10" w:name="qué-necesita-el-usuario"/>
-      <w:bookmarkStart w:id="11" w:name="_Toc241142065"/>
+      <w:bookmarkStart w:id="11" w:name="_Toc241143436"/>
       <w:r>
         <w:t>2.1. Qué necesita el usuario</w:t>
       </w:r>
@@ -3474,7 +3474,7 @@
         <w:pStyle w:val="Ttulo2"/>
       </w:pPr>
       <w:bookmarkStart w:id="12" w:name="qué-hace-el-sistema"/>
-      <w:bookmarkStart w:id="13" w:name="_Toc241142066"/>
+      <w:bookmarkStart w:id="13" w:name="_Toc241143437"/>
       <w:bookmarkEnd w:id="10"/>
       <w:r>
         <w:t>2.2. Qué hace el sistema</w:t>
@@ -3507,7 +3507,7 @@
         <w:pStyle w:val="Ttulo2"/>
       </w:pPr>
       <w:bookmarkStart w:id="14" w:name="para-qué-sirve"/>
-      <w:bookmarkStart w:id="15" w:name="_Toc241142067"/>
+      <w:bookmarkStart w:id="15" w:name="_Toc241143438"/>
       <w:bookmarkEnd w:id="12"/>
       <w:r>
         <w:lastRenderedPageBreak/>
@@ -3534,7 +3534,7 @@
         <w:pStyle w:val="Ttulo2"/>
       </w:pPr>
       <w:bookmarkStart w:id="16" w:name="principales-capacidades"/>
-      <w:bookmarkStart w:id="17" w:name="_Toc241142068"/>
+      <w:bookmarkStart w:id="17" w:name="_Toc241143439"/>
       <w:bookmarkEnd w:id="14"/>
       <w:r>
         <w:t>2.4. Principales capacidades</w:t>
@@ -3621,7 +3621,7 @@
         <w:pStyle w:val="Ttulo1"/>
       </w:pPr>
       <w:bookmarkStart w:id="18" w:name="acceso-y-requisitos"/>
-      <w:bookmarkStart w:id="19" w:name="_Toc241142069"/>
+      <w:bookmarkStart w:id="19" w:name="_Toc241143440"/>
       <w:bookmarkEnd w:id="16"/>
       <w:bookmarkEnd w:id="8"/>
       <w:r>
@@ -3634,7 +3634,7 @@
         <w:pStyle w:val="Ttulo2"/>
       </w:pPr>
       <w:bookmarkStart w:id="20" w:name="requisitos-de-software"/>
-      <w:bookmarkStart w:id="21" w:name="_Toc241142070"/>
+      <w:bookmarkStart w:id="21" w:name="_Toc241143441"/>
       <w:r>
         <w:t>3.1. R</w:t>
       </w:r>
@@ -3923,7 +3923,7 @@
         <w:pStyle w:val="Ttulo2"/>
       </w:pPr>
       <w:bookmarkStart w:id="22" w:name="requisitos-de-hardware"/>
-      <w:bookmarkStart w:id="23" w:name="_Toc241142071"/>
+      <w:bookmarkStart w:id="23" w:name="_Toc241143442"/>
       <w:bookmarkEnd w:id="20"/>
       <w:r>
         <w:t>3.2. Requisitos de hardware</w:t>
@@ -3946,7 +3946,7 @@
         <w:pStyle w:val="Ttulo2"/>
       </w:pPr>
       <w:bookmarkStart w:id="24" w:name="instalación-y-ejecución-del-programa"/>
-      <w:bookmarkStart w:id="25" w:name="_Toc241142072"/>
+      <w:bookmarkStart w:id="25" w:name="_Toc241143443"/>
       <w:bookmarkEnd w:id="22"/>
       <w:r>
         <w:t>3.3. Instalación y ejecución del programa</w:t>
@@ -4192,7 +4192,7 @@
         <w:pStyle w:val="Ttulo2"/>
       </w:pPr>
       <w:bookmarkStart w:id="26" w:name="configuración-de-vjoy-en-el-simulador"/>
-      <w:bookmarkStart w:id="27" w:name="_Toc241142073"/>
+      <w:bookmarkStart w:id="27" w:name="_Toc241143444"/>
       <w:bookmarkEnd w:id="24"/>
       <w:r>
         <w:t>3.4. Configuración de vJoy en el simulador</w:t>
@@ -4215,7 +4215,7 @@
         <w:pStyle w:val="Ttulo1"/>
       </w:pPr>
       <w:bookmarkStart w:id="28" w:name="interfaz-gráfica"/>
-      <w:bookmarkStart w:id="29" w:name="_Toc241142074"/>
+      <w:bookmarkStart w:id="29" w:name="_Toc241143445"/>
       <w:bookmarkEnd w:id="26"/>
       <w:bookmarkEnd w:id="18"/>
       <w:r>
@@ -4228,7 +4228,7 @@
         <w:pStyle w:val="Ttulo2"/>
       </w:pPr>
       <w:bookmarkStart w:id="30" w:name="ventana-principal"/>
-      <w:bookmarkStart w:id="31" w:name="_Toc241142075"/>
+      <w:bookmarkStart w:id="31" w:name="_Toc241143446"/>
       <w:r>
         <w:t>4.1. Ventana principal</w:t>
       </w:r>
@@ -4239,7 +4239,7 @@
         <w:pStyle w:val="FirstParagraph"/>
       </w:pPr>
       <w:r>
-        <w:t xml:space="preserve">La ventana se titula Lanzador de pruebas en Assetto Corsa. Tiene dos pestañas principales, </w:t>
+        <w:t xml:space="preserve">La ventana se titula Trial Steer. Tiene dos pestañas principales, </w:t>
       </w:r>
       <w:r>
         <w:rPr>
@@ -4256,17 +4256,13 @@
           <w:i/>
           <w:iCs/>
         </w:rPr>
-        <w:t>MPC compl</w:t>
-      </w:r>
-      <w:r>
-        <w:rPr>
-          <w:i/>
-          <w:iCs/>
-        </w:rPr>
-        <w:t>eto</w:t>
-      </w:r>
-      <w:r>
-        <w:t>, y una barra de estado inferior que muestra a la izquierda el estado de la corrida y a la derecha el estado del juego. La Figura 1 muestra la ventana al abrirse.</w:t>
+        <w:t>MPC completo</w:t>
+      </w:r>
+      <w:r>
+        <w:t>, y una barra de estad</w:t>
+      </w:r>
+      <w:r>
+        <w:t>o inferior que muestra a la izquierda el estado de la corrida y a la derecha el estado del juego. La Figura 1 muestra la ventana al abrirse.</w:t>
       </w:r>
     </w:p>
     <w:p>
@@ -4279,8 +4275,8 @@
         </w:rPr>
         <w:lastRenderedPageBreak/>
         <w:drawing>
-          <wp:inline distT="0" distB="0" distL="0" distR="0" wp14:anchorId="0000D1BC" wp14:editId="3A7AC49B">
-            <wp:extent cx="5579999" cy="4091060"/>
+          <wp:inline distT="0" distB="0" distL="0" distR="0">
+            <wp:extent cx="5579999" cy="4118796"/>
             <wp:effectExtent l="0" t="0" r="0" b="0"/>
             <wp:docPr id="24" name="Picture" descr="Figura 1. Ventana del lanzador al abrirse."/>
             <wp:cNvGraphicFramePr/>
@@ -4302,7 +4298,7 @@
                   <pic:spPr bwMode="auto">
                     <a:xfrm>
                       <a:off x="0" y="0"/>
-                      <a:ext cx="5579999" cy="4091060"/>
+                      <a:ext cx="5579999" cy="4118796"/>
                     </a:xfrm>
                     <a:prstGeom prst="rect">
                       <a:avLst/>
@@ -4334,7 +4330,7 @@
         <w:pStyle w:val="Ttulo2"/>
       </w:pPr>
       <w:bookmarkStart w:id="32" w:name="pestaña-corrida"/>
-      <w:bookmarkStart w:id="33" w:name="_Toc241142076"/>
+      <w:bookmarkStart w:id="33" w:name="_Toc241143447"/>
       <w:bookmarkEnd w:id="30"/>
       <w:r>
         <w:t>4.2. Pestaña Corrida</w:t>
@@ -4356,17 +4352,21 @@
         <w:t>Corrida</w:t>
       </w:r>
       <w:r>
-        <w:t>, dent</w:t>
-      </w:r>
-      <w:r>
-        <w:t xml:space="preserve">ro de </w:t>
+        <w:t xml:space="preserve">, dentro de </w:t>
       </w:r>
       <w:r>
         <w:rPr>
           <w:i/>
           <w:iCs/>
         </w:rPr>
-        <w:t>Prueba de controladores</w:t>
+        <w:t>Prueba de controlad</w:t>
+      </w:r>
+      <w:r>
+        <w:rPr>
+          <w:i/>
+          <w:iCs/>
+        </w:rPr>
+        <w:t>ores</w:t>
       </w:r>
       <w:r>
         <w:t>, configura y ejecuta una corrida individual. La Figura 2 la muestra y la Tabla 2 describe sus campos.</w:t>
@@ -4382,8 +4382,8 @@
         </w:rPr>
         <w:lastRenderedPageBreak/>
         <w:drawing>
-          <wp:inline distT="0" distB="0" distL="0" distR="0" wp14:anchorId="12D547B4" wp14:editId="1B2C7A0B">
-            <wp:extent cx="5579999" cy="4091060"/>
+          <wp:inline distT="0" distB="0" distL="0" distR="0">
+            <wp:extent cx="5579999" cy="4118796"/>
             <wp:effectExtent l="0" t="0" r="0" b="0"/>
             <wp:docPr id="28" name="Picture" descr="Figura 2. Pestaña Corrida."/>
             <wp:cNvGraphicFramePr/>
@@ -4405,7 +4405,7 @@
                   <pic:spPr bwMode="auto">
                     <a:xfrm>
                       <a:off x="0" y="0"/>
-                      <a:ext cx="5579999" cy="4091060"/>
+                      <a:ext cx="5579999" cy="4118796"/>
                     </a:xfrm>
                     <a:prstGeom prst="rect">
                       <a:avLst/>
@@ -4983,7 +4983,7 @@
         <w:pStyle w:val="Ttulo2"/>
       </w:pPr>
       <w:bookmarkStart w:id="34" w:name="pestaña-plan-de-campaña"/>
-      <w:bookmarkStart w:id="35" w:name="_Toc241142077"/>
+      <w:bookmarkStart w:id="35" w:name="_Toc241143448"/>
       <w:bookmarkEnd w:id="32"/>
       <w:r>
         <w:t>4.3. Pestaña Plan de campaña</w:t>
@@ -5091,8 +5091,8 @@
           <w:noProof/>
         </w:rPr>
         <w:drawing>
-          <wp:inline distT="0" distB="0" distL="0" distR="0" wp14:anchorId="1452AD93" wp14:editId="42D98F02">
-            <wp:extent cx="5579999" cy="4091060"/>
+          <wp:inline distT="0" distB="0" distL="0" distR="0">
+            <wp:extent cx="5579999" cy="4118796"/>
             <wp:effectExtent l="0" t="0" r="0" b="0"/>
             <wp:docPr id="32" name="Picture" descr="Figura 3. Pestaña Plan de campaña con el plan vigente."/>
             <wp:cNvGraphicFramePr/>
@@ -5114,7 +5114,7 @@
                   <pic:spPr bwMode="auto">
                     <a:xfrm>
                       <a:off x="0" y="0"/>
-                      <a:ext cx="5579999" cy="4091060"/>
+                      <a:ext cx="5579999" cy="4118796"/>
                     </a:xfrm>
                     <a:prstGeom prst="rect">
                       <a:avLst/>
@@ -5146,7 +5146,7 @@
         <w:pStyle w:val="Ttulo2"/>
       </w:pPr>
       <w:bookmarkStart w:id="36" w:name="pestaña-tanda-de-sintonía"/>
-      <w:bookmarkStart w:id="37" w:name="_Toc241142078"/>
+      <w:bookmarkStart w:id="37" w:name="_Toc241143449"/>
       <w:bookmarkEnd w:id="34"/>
       <w:r>
         <w:t>4.4. Pestaña Tanda de sintonía</w:t>
@@ -5221,8 +5221,8 @@
         </w:rPr>
         <w:lastRenderedPageBreak/>
         <w:drawing>
-          <wp:inline distT="0" distB="0" distL="0" distR="0" wp14:anchorId="2F5018D1" wp14:editId="2ED4E2A4">
-            <wp:extent cx="5579999" cy="4091060"/>
+          <wp:inline distT="0" distB="0" distL="0" distR="0">
+            <wp:extent cx="5579999" cy="4118796"/>
             <wp:effectExtent l="0" t="0" r="0" b="0"/>
             <wp:docPr id="36" name="Picture" descr="Figura 4. Pestaña Tanda de sintonía."/>
             <wp:cNvGraphicFramePr/>
@@ -5244,7 +5244,7 @@
                   <pic:spPr bwMode="auto">
                     <a:xfrm>
                       <a:off x="0" y="0"/>
-                      <a:ext cx="5579999" cy="4091060"/>
+                      <a:ext cx="5579999" cy="4118796"/>
                     </a:xfrm>
                     <a:prstGeom prst="rect">
                       <a:avLst/>
@@ -5276,7 +5276,7 @@
         <w:pStyle w:val="Ttulo2"/>
       </w:pPr>
       <w:bookmarkStart w:id="38" w:name="pestaña-piloto"/>
-      <w:bookmarkStart w:id="39" w:name="_Toc241142079"/>
+      <w:bookmarkStart w:id="39" w:name="_Toc241143450"/>
       <w:bookmarkEnd w:id="36"/>
       <w:r>
         <w:t>4.5.</w:t>
@@ -5354,8 +5354,8 @@
         </w:rPr>
         <w:lastRenderedPageBreak/>
         <w:drawing>
-          <wp:inline distT="0" distB="0" distL="0" distR="0" wp14:anchorId="380789D1" wp14:editId="143EE168">
-            <wp:extent cx="5579999" cy="4091060"/>
+          <wp:inline distT="0" distB="0" distL="0" distR="0">
+            <wp:extent cx="5579999" cy="4118796"/>
             <wp:effectExtent l="0" t="0" r="0" b="0"/>
             <wp:docPr id="40" name="Picture" descr="Figura 5. Pestaña Piloto."/>
             <wp:cNvGraphicFramePr/>
@@ -5377,7 +5377,7 @@
                   <pic:spPr bwMode="auto">
                     <a:xfrm>
                       <a:off x="0" y="0"/>
-                      <a:ext cx="5579999" cy="4091060"/>
+                      <a:ext cx="5579999" cy="4118796"/>
                     </a:xfrm>
                     <a:prstGeom prst="rect">
                       <a:avLst/>
@@ -5409,7 +5409,7 @@
         <w:pStyle w:val="Ttulo2"/>
       </w:pPr>
       <w:bookmarkStart w:id="40" w:name="pestaña-verificación-fase-3"/>
-      <w:bookmarkStart w:id="41" w:name="_Toc241142080"/>
+      <w:bookmarkStart w:id="41" w:name="_Toc241143451"/>
       <w:bookmarkEnd w:id="38"/>
       <w:r>
         <w:t>4.6. Pestaña Verificación fase 3</w:t>
@@ -5462,7 +5462,7 @@
         <w:pStyle w:val="Ttulo2"/>
       </w:pPr>
       <w:bookmarkStart w:id="42" w:name="pestaña-mpc-completo"/>
-      <w:bookmarkStart w:id="43" w:name="_Toc241142081"/>
+      <w:bookmarkStart w:id="43" w:name="_Toc241143452"/>
       <w:bookmarkEnd w:id="40"/>
       <w:r>
         <w:t>4.7. Pestaña MPC completo</w:t>
@@ -5561,8 +5561,8 @@
         </w:rPr>
         <w:lastRenderedPageBreak/>
         <w:drawing>
-          <wp:inline distT="0" distB="0" distL="0" distR="0" wp14:anchorId="4B5A1B63" wp14:editId="5AD97F2D">
-            <wp:extent cx="5579999" cy="4091060"/>
+          <wp:inline distT="0" distB="0" distL="0" distR="0">
+            <wp:extent cx="5579999" cy="4118796"/>
             <wp:effectExtent l="0" t="0" r="0" b="0"/>
             <wp:docPr id="45" name="Picture" descr="Figura 6. Pestaña MPC completo."/>
             <wp:cNvGraphicFramePr/>
@@ -5584,7 +5584,7 @@
                   <pic:spPr bwMode="auto">
                     <a:xfrm>
                       <a:off x="0" y="0"/>
-                      <a:ext cx="5579999" cy="4091060"/>
+                      <a:ext cx="5579999" cy="4118796"/>
                     </a:xfrm>
                     <a:prstGeom prst="rect">
                       <a:avLst/>
@@ -5616,7 +5616,7 @@
         <w:pStyle w:val="Ttulo1"/>
       </w:pPr>
       <w:bookmarkStart w:id="44" w:name="uso-básico"/>
-      <w:bookmarkStart w:id="45" w:name="_Toc241142082"/>
+      <w:bookmarkStart w:id="45" w:name="_Toc241143453"/>
       <w:bookmarkEnd w:id="42"/>
       <w:bookmarkEnd w:id="28"/>
       <w:r>
@@ -5629,7 +5629,7 @@
         <w:pStyle w:val="Ttulo2"/>
       </w:pPr>
       <w:bookmarkStart w:id="46" w:name="preparar-el-simulador"/>
-      <w:bookmarkStart w:id="47" w:name="_Toc241142083"/>
+      <w:bookmarkStart w:id="47" w:name="_Toc241143454"/>
       <w:r>
         <w:t>5.1. Preparar el simulador</w:t>
       </w:r>
@@ -5661,7 +5661,7 @@
         <w:pStyle w:val="Ttulo2"/>
       </w:pPr>
       <w:bookmarkStart w:id="48" w:name="configurar-e-iniciar-una-corrida"/>
-      <w:bookmarkStart w:id="49" w:name="_Toc241142084"/>
+      <w:bookmarkStart w:id="49" w:name="_Toc241143455"/>
       <w:bookmarkEnd w:id="46"/>
       <w:r>
         <w:t>5.2. Configurar e iniciar una corrida</w:t>
@@ -5840,6 +5840,7 @@
         </w:numPr>
       </w:pPr>
       <w:r>
+        <w:lastRenderedPageBreak/>
         <w:t xml:space="preserve">Pulse </w:t>
       </w:r>
       <w:r>
@@ -5862,7 +5863,6 @@
         </w:numPr>
       </w:pPr>
       <w:r>
-        <w:lastRenderedPageBreak/>
         <w:t>Obse</w:t>
       </w:r>
       <w:r>
@@ -5884,7 +5884,7 @@
         <w:pStyle w:val="Ttulo2"/>
       </w:pPr>
       <w:bookmarkStart w:id="50" w:name="detener-una-corrida"/>
-      <w:bookmarkStart w:id="51" w:name="_Toc241142085"/>
+      <w:bookmarkStart w:id="51" w:name="_Toc241143456"/>
       <w:bookmarkEnd w:id="48"/>
       <w:r>
         <w:t>5.3. Detener una corrida</w:t>
@@ -5917,7 +5917,7 @@
         <w:pStyle w:val="Ttulo2"/>
       </w:pPr>
       <w:bookmarkStart w:id="52" w:name="revisar-el-resumen-y-ubicar-los-archivos"/>
-      <w:bookmarkStart w:id="53" w:name="_Toc241142086"/>
+      <w:bookmarkStart w:id="53" w:name="_Toc241143457"/>
       <w:bookmarkEnd w:id="50"/>
       <w:r>
         <w:t>5.4. Revisar el resumen y ubicar los archivos</w:t>
@@ -5962,7 +5962,7 @@
         <w:pStyle w:val="Ttulo2"/>
       </w:pPr>
       <w:bookmarkStart w:id="54" w:name="evaluar-y-calcular-métricas"/>
-      <w:bookmarkStart w:id="55" w:name="_Toc241142087"/>
+      <w:bookmarkStart w:id="55" w:name="_Toc241143458"/>
       <w:bookmarkEnd w:id="52"/>
       <w:r>
         <w:t>5.5. Evaluar y calcular métricas</w:t>
@@ -6083,7 +6083,7 @@
         <w:pStyle w:val="Ttulo1"/>
       </w:pPr>
       <w:bookmarkStart w:id="56" w:name="experimentos-paso-a-paso"/>
-      <w:bookmarkStart w:id="57" w:name="_Toc241142088"/>
+      <w:bookmarkStart w:id="57" w:name="_Toc241143459"/>
       <w:bookmarkEnd w:id="54"/>
       <w:bookmarkEnd w:id="44"/>
       <w:r>
@@ -6110,7 +6110,7 @@
         <w:pStyle w:val="Ttulo2"/>
       </w:pPr>
       <w:bookmarkStart w:id="58" w:name="experimento-1-corrida-con-pure-pursuit"/>
-      <w:bookmarkStart w:id="59" w:name="_Toc241142089"/>
+      <w:bookmarkStart w:id="59" w:name="_Toc241143460"/>
       <w:r>
         <w:t>6.1. Experimento 1, corrida con Pure Pursuit</w:t>
       </w:r>
@@ -6259,8 +6259,8 @@
           <w:noProof/>
         </w:rPr>
         <w:drawing>
-          <wp:inline distT="0" distB="0" distL="0" distR="0" wp14:anchorId="64F0D5DC" wp14:editId="06494413">
-            <wp:extent cx="5579999" cy="4091060"/>
+          <wp:inline distT="0" distB="0" distL="0" distR="0">
+            <wp:extent cx="5579999" cy="4118796"/>
             <wp:effectExtent l="0" t="0" r="0" b="0"/>
             <wp:docPr id="56" name="Picture" descr="Figura 7. Configuración de la corrida del experimento 1."/>
             <wp:cNvGraphicFramePr/>
@@ -6282,7 +6282,7 @@
                   <pic:spPr bwMode="auto">
                     <a:xfrm>
                       <a:off x="0" y="0"/>
-                      <a:ext cx="5579999" cy="4091060"/>
+                      <a:ext cx="5579999" cy="4118796"/>
                     </a:xfrm>
                     <a:prstGeom prst="rect">
                       <a:avLst/>
@@ -6319,8 +6319,8 @@
         </w:rPr>
         <w:lastRenderedPageBreak/>
         <w:drawing>
-          <wp:inline distT="0" distB="0" distL="0" distR="0" wp14:anchorId="43C536A3" wp14:editId="7FCDEBB8">
-            <wp:extent cx="5579999" cy="4091060"/>
+          <wp:inline distT="0" distB="0" distL="0" distR="0">
+            <wp:extent cx="5579999" cy="4118796"/>
             <wp:effectExtent l="0" t="0" r="0" b="0"/>
             <wp:docPr id="59" name="Picture" descr="Figura 8. Salida en vivo durante la corrida del experimento 1."/>
             <wp:cNvGraphicFramePr/>
@@ -6342,7 +6342,7 @@
                   <pic:spPr bwMode="auto">
                     <a:xfrm>
                       <a:off x="0" y="0"/>
-                      <a:ext cx="5579999" cy="4091060"/>
+                      <a:ext cx="5579999" cy="4118796"/>
                     </a:xfrm>
                     <a:prstGeom prst="rect">
                       <a:avLst/>
@@ -6379,8 +6379,8 @@
         </w:rPr>
         <w:lastRenderedPageBreak/>
         <w:drawing>
-          <wp:inline distT="0" distB="0" distL="0" distR="0" wp14:anchorId="19D8F040" wp14:editId="32858B36">
-            <wp:extent cx="5579999" cy="4091060"/>
+          <wp:inline distT="0" distB="0" distL="0" distR="0">
+            <wp:extent cx="5579999" cy="4118796"/>
             <wp:effectExtent l="0" t="0" r="0" b="0"/>
             <wp:docPr id="62" name="Picture" descr="Figura 9. Resumen de la corrida del experimento 1."/>
             <wp:cNvGraphicFramePr/>
@@ -6402,7 +6402,7 @@
                   <pic:spPr bwMode="auto">
                     <a:xfrm>
                       <a:off x="0" y="0"/>
-                      <a:ext cx="5579999" cy="4091060"/>
+                      <a:ext cx="5579999" cy="4118796"/>
                     </a:xfrm>
                     <a:prstGeom prst="rect">
                       <a:avLst/>
@@ -6434,13 +6434,13 @@
         <w:pStyle w:val="Textoindependiente"/>
       </w:pPr>
       <w:r>
-        <w:t xml:space="preserve">Resultados. La corrida quedó guardada en la carpeta prueba_s00_pure_pursuit_conservador_20260924_092406. La vuelta medida se completó en </w:t>
-      </w:r>
-      <w:r>
-        <w:t xml:space="preserve">208.02 s, con 4852 ciclos registrados en total y periodo medio de 50.5 ms. En la vuelta medida el error cuadrático medio del error lateral en la posición del vehículo fue de 0.139 m, el tiempo de cómputo medio del controlador fue de 0.041 ms con percentil </w:t>
-      </w:r>
-      <w:r>
-        <w:t>95 de 0.065 ms, y hubo 0 salidas de pista.</w:t>
+        <w:t xml:space="preserve">Resultados. La corrida quedó guardada en la carpeta prueba_s00_pure_pursuit_conservador_20260924_114543. La vuelta medida se completó en </w:t>
+      </w:r>
+      <w:r>
+        <w:t xml:space="preserve">207.94 s, con 4865 ciclos registrados en total y periodo medio de 50.3 ms. En la vuelta medida el error cuadrático medio del error lateral en la posición del vehículo fue de 0.139 m, el tiempo de cómputo medio del controlador fue de 0.020 ms con percentil </w:t>
+      </w:r>
+      <w:r>
+        <w:t>95 de 0.027 ms, y hubo 0 salidas de pista.</w:t>
       </w:r>
     </w:p>
     <w:p>
@@ -6483,7 +6483,7 @@
         <w:pStyle w:val="Ttulo2"/>
       </w:pPr>
       <w:bookmarkStart w:id="60" w:name="experimento-2-corrida-con-stanley"/>
-      <w:bookmarkStart w:id="61" w:name="_Toc241142090"/>
+      <w:bookmarkStart w:id="61" w:name="_Toc241143461"/>
       <w:bookmarkEnd w:id="58"/>
       <w:r>
         <w:t>6.2. Experimento 2, corrida con Stanley</w:t>
@@ -6567,7 +6567,7 @@
         <w:pStyle w:val="Ttulo2"/>
       </w:pPr>
       <w:bookmarkStart w:id="62" w:name="X34b21eb93d22df1cb3fc9f13ec2253f4049567b"/>
-      <w:bookmarkStart w:id="63" w:name="_Toc241142091"/>
+      <w:bookmarkStart w:id="63" w:name="_Toc241143462"/>
       <w:bookmarkEnd w:id="60"/>
       <w:r>
         <w:t>6.3. Experimento 3, corrida con el MPC cinem</w:t>
@@ -6671,7 +6671,7 @@
         <w:pStyle w:val="Ttulo2"/>
       </w:pPr>
       <w:bookmarkStart w:id="64" w:name="X7373bbf31f87c775f2057b1aed5bf702e84f52c"/>
-      <w:bookmarkStart w:id="65" w:name="_Toc241142092"/>
+      <w:bookmarkStart w:id="65" w:name="_Toc241143463"/>
       <w:bookmarkEnd w:id="62"/>
       <w:r>
         <w:t>6.4. Experimento 4, comparación de controladores</w:t>
@@ -7028,7 +7028,7 @@
               <w:rPr>
                 <w:sz w:val="19"/>
               </w:rPr>
-              <w:t>208.02</w:t>
+              <w:t>207.94</w:t>
             </w:r>
           </w:p>
         </w:tc>
@@ -7045,7 +7045,7 @@
               <w:rPr>
                 <w:sz w:val="19"/>
               </w:rPr>
-              <w:t>0.0145</w:t>
+              <w:t>0.0146</w:t>
             </w:r>
           </w:p>
         </w:tc>
@@ -7309,7 +7309,7 @@
         </w:rPr>
         <w:lastRenderedPageBreak/>
         <w:drawing>
-          <wp:inline distT="0" distB="0" distL="0" distR="0" wp14:anchorId="483A66CA" wp14:editId="03863ADD">
+          <wp:inline distT="0" distB="0" distL="0" distR="0">
             <wp:extent cx="4679999" cy="2513992"/>
             <wp:effectExtent l="0" t="0" r="0" b="0"/>
             <wp:docPr id="68" name="Picture" descr="Figura 10. Error cuadrático medio del error lateral por región de curvatura en las corridas de demostración, una vuelta por controlador. Generada por documentacion/resultados_doc.py."/>
@@ -7384,7 +7384,7 @@
         <w:pStyle w:val="Ttulo2"/>
       </w:pPr>
       <w:bookmarkStart w:id="66" w:name="experimento-5-comparación-de-perfiles"/>
-      <w:bookmarkStart w:id="67" w:name="_Toc241142093"/>
+      <w:bookmarkStart w:id="67" w:name="_Toc241143464"/>
       <w:bookmarkEnd w:id="64"/>
       <w:r>
         <w:t>6.5. Experimento 5, comparación de perfiles</w:t>
@@ -7444,7 +7444,7 @@
         <w:pStyle w:val="Ttulo2"/>
       </w:pPr>
       <w:bookmarkStart w:id="68" w:name="Xf5efbb68935db8828bf7fbffcbaf087908e3198"/>
-      <w:bookmarkStart w:id="69" w:name="_Toc241142094"/>
+      <w:bookmarkStart w:id="69" w:name="_Toc241143465"/>
       <w:bookmarkEnd w:id="66"/>
       <w:r>
         <w:t>6.6. Experimento 6, verificación de la plataforma</w:t>
@@ -7504,8 +7504,8 @@
         </w:rPr>
         <w:lastRenderedPageBreak/>
         <w:drawing>
-          <wp:inline distT="0" distB="0" distL="0" distR="0" wp14:anchorId="4F8CDDD7" wp14:editId="6A276BBA">
-            <wp:extent cx="5579999" cy="4091060"/>
+          <wp:inline distT="0" distB="0" distL="0" distR="0">
+            <wp:extent cx="5579999" cy="4118796"/>
             <wp:effectExtent l="0" t="0" r="0" b="0"/>
             <wp:docPr id="73" name="Picture" descr="Figura 11. Pestaña Verificación fase 3 con la evaluación de la corrida del experimento 1."/>
             <wp:cNvGraphicFramePr/>
@@ -7527,7 +7527,7 @@
                   <pic:spPr bwMode="auto">
                     <a:xfrm>
                       <a:off x="0" y="0"/>
-                      <a:ext cx="5579999" cy="4091060"/>
+                      <a:ext cx="5579999" cy="4118796"/>
                     </a:xfrm>
                     <a:prstGeom prst="rect">
                       <a:avLst/>
@@ -7562,7 +7562,7 @@
         <w:t>Resultados. La evaluación de la corrida del experimento 1 reportó 16 puntos, 6 que cumplen, 1 que no cumple y 9 informativos. No cumple constante de la cadena de dire</w:t>
       </w:r>
       <w:r>
-        <w:t xml:space="preserve">cción. La batalla medida fue mediana 2.633 m, p5 2.632, p95 2.635, el periodo medio 50.46 ms y la constante de la cadena de dirección reidentificada 0.4701 rad, R² 0.985, signo de la pendiente -, 1773 ciclos, diferencia 16.6 % con 0.403. Este punto aplica </w:t>
+        <w:t xml:space="preserve">cción. La batalla medida fue mediana 2.633 m, p5 2.632, p95 2.635, el periodo medio 50.32 ms y la constante de la cadena de dirección reidentificada 0.4700 rad, R² 0.986, signo de la pendiente -, 1775 ciclos, diferencia 16.6 % con 0.403. Este punto aplica </w:t>
       </w:r>
       <w:r>
         <w:t xml:space="preserve">un filtro simple sobre una sola vuelta y su criterio pide revisar la calibración cuando la diferencia supera 15 por ciento. La identificación de referencia de la constante se hace con </w:t>
@@ -7585,7 +7585,7 @@
         <w:pStyle w:val="Ttulo1"/>
       </w:pPr>
       <w:bookmarkStart w:id="70" w:name="visualización-de-resultados"/>
-      <w:bookmarkStart w:id="71" w:name="_Toc241142095"/>
+      <w:bookmarkStart w:id="71" w:name="_Toc241143466"/>
       <w:bookmarkEnd w:id="68"/>
       <w:bookmarkEnd w:id="56"/>
       <w:r>
@@ -7650,7 +7650,7 @@
         <w:pStyle w:val="Ttulo1"/>
       </w:pPr>
       <w:bookmarkStart w:id="72" w:name="almacenamiento-y-exportación"/>
-      <w:bookmarkStart w:id="73" w:name="_Toc241142096"/>
+      <w:bookmarkStart w:id="73" w:name="_Toc241143467"/>
       <w:bookmarkEnd w:id="70"/>
       <w:r>
         <w:lastRenderedPageBreak/>
@@ -7740,7 +7740,7 @@
         <w:pStyle w:val="Ttulo1"/>
       </w:pPr>
       <w:bookmarkStart w:id="74" w:name="buenas-prácticas"/>
-      <w:bookmarkStart w:id="75" w:name="_Toc241142097"/>
+      <w:bookmarkStart w:id="75" w:name="_Toc241143468"/>
       <w:bookmarkEnd w:id="72"/>
       <w:r>
         <w:t>9. Buenas prácticas</w:t>
@@ -7854,7 +7854,7 @@
         <w:pStyle w:val="Ttulo1"/>
       </w:pPr>
       <w:bookmarkStart w:id="76" w:name="solución-de-problemas"/>
-      <w:bookmarkStart w:id="77" w:name="_Toc241142098"/>
+      <w:bookmarkStart w:id="77" w:name="_Toc241143469"/>
       <w:bookmarkEnd w:id="74"/>
       <w:r>
         <w:t>10. Solución de problemas</w:t>
@@ -8894,7 +8894,7 @@
   <w:abstractNum w:abstractNumId="0" w15:restartNumberingAfterBreak="0">
     <w:nsid w:val="0000A990"/>
     <w:multiLevelType w:val="multilevel"/>
-    <w:tmpl w:val="EB163420"/>
+    <w:tmpl w:val="49023444"/>
     <w:lvl w:ilvl="0">
       <w:numFmt w:val="bullet"/>
       <w:lvlText w:val=" "/>
@@ -8971,7 +8971,7 @@
   <w:abstractNum w:abstractNumId="1" w15:restartNumberingAfterBreak="0">
     <w:nsid w:val="0000A991"/>
     <w:multiLevelType w:val="multilevel"/>
-    <w:tmpl w:val="2564D764"/>
+    <w:tmpl w:val="6448B092"/>
     <w:lvl w:ilvl="0">
       <w:numFmt w:val="bullet"/>
       <w:lvlText w:val=""/>
@@ -9075,7 +9075,7 @@
   <w:abstractNum w:abstractNumId="2" w15:restartNumberingAfterBreak="0">
     <w:nsid w:val="00A99411"/>
     <w:multiLevelType w:val="multilevel"/>
-    <w:tmpl w:val="D82214EA"/>
+    <w:tmpl w:val="45B2515A"/>
     <w:lvl w:ilvl="0">
       <w:start w:val="1"/>
       <w:numFmt w:val="decimal"/>
@@ -10685,7 +10685,7 @@
     <w:autoRedefine/>
     <w:uiPriority w:val="39"/>
     <w:unhideWhenUsed/>
-    <w:rsid w:val="00B532AB"/>
+    <w:rsid w:val="00B34CA7"/>
     <w:pPr>
       <w:spacing w:after="100"/>
     </w:pPr>
@@ -10697,7 +10697,7 @@
     <w:autoRedefine/>
     <w:uiPriority w:val="39"/>
     <w:unhideWhenUsed/>
-    <w:rsid w:val="00B532AB"/>
+    <w:rsid w:val="00B34CA7"/>
     <w:pPr>
       <w:spacing w:after="100"/>
       <w:ind w:left="220"/>

--- a/P00_control_lateral/documentacion/Manual_de_Usuario_Trial_Steer.docx
+++ b/P00_control_lateral/documentacion/Manual_de_Usuario_Trial_Steer.docx
@@ -532,7 +532,7 @@
       <w:r>
         <w:fldChar w:fldCharType="separate"/>
       </w:r>
-      <w:hyperlink w:anchor="_Toc241143431" w:history="1">
+      <w:hyperlink w:anchor="_Toc241164217" w:history="1">
         <w:r>
           <w:rPr>
             <w:rStyle w:val="Hipervnculo"/>
@@ -559,7 +559,7 @@
             <w:noProof/>
             <w:webHidden/>
           </w:rPr>
-          <w:instrText xml:space="preserve"> PAGEREF _Toc241143431 \h </w:instrText>
+          <w:instrText xml:space="preserve"> PAGEREF _Toc241164217 \h </w:instrText>
         </w:r>
         <w:r>
           <w:rPr>
@@ -604,7 +604,7 @@
           <w:lang w:bidi="ar-SA"/>
         </w:rPr>
       </w:pPr>
-      <w:hyperlink w:anchor="_Toc241143432" w:history="1">
+      <w:hyperlink w:anchor="_Toc241164218" w:history="1">
         <w:r>
           <w:rPr>
             <w:rStyle w:val="Hipervnculo"/>
@@ -631,7 +631,7 @@
             <w:noProof/>
             <w:webHidden/>
           </w:rPr>
-          <w:instrText xml:space="preserve"> PAGEREF _Toc241143432 \h </w:instrText>
+          <w:instrText xml:space="preserve"> PAGEREF _Toc241164218 \h </w:instrText>
         </w:r>
         <w:r>
           <w:rPr>
@@ -676,7 +676,7 @@
           <w:lang w:bidi="ar-SA"/>
         </w:rPr>
       </w:pPr>
-      <w:hyperlink w:anchor="_Toc241143433" w:history="1">
+      <w:hyperlink w:anchor="_Toc241164219" w:history="1">
         <w:r>
           <w:rPr>
             <w:rStyle w:val="Hipervnculo"/>
@@ -703,7 +703,7 @@
             <w:noProof/>
             <w:webHidden/>
           </w:rPr>
-          <w:instrText xml:space="preserve"> PAGEREF _Toc241143433 \h </w:instrText>
+          <w:instrText xml:space="preserve"> PAGEREF _Toc241164219 \h </w:instrText>
         </w:r>
         <w:r>
           <w:rPr>
@@ -748,7 +748,7 @@
           <w:lang w:bidi="ar-SA"/>
         </w:rPr>
       </w:pPr>
-      <w:hyperlink w:anchor="_Toc241143434" w:history="1">
+      <w:hyperlink w:anchor="_Toc241164220" w:history="1">
         <w:r>
           <w:rPr>
             <w:rStyle w:val="Hipervnculo"/>
@@ -775,7 +775,7 @@
             <w:noProof/>
             <w:webHidden/>
           </w:rPr>
-          <w:instrText xml:space="preserve"> PAGEREF _Toc241143434 \h </w:instrText>
+          <w:instrText xml:space="preserve"> PAGEREF _Toc241164220 \h </w:instrText>
         </w:r>
         <w:r>
           <w:rPr>
@@ -820,7 +820,7 @@
           <w:lang w:bidi="ar-SA"/>
         </w:rPr>
       </w:pPr>
-      <w:hyperlink w:anchor="_Toc241143435" w:history="1">
+      <w:hyperlink w:anchor="_Toc241164221" w:history="1">
         <w:r>
           <w:rPr>
             <w:rStyle w:val="Hipervnculo"/>
@@ -847,7 +847,7 @@
             <w:noProof/>
             <w:webHidden/>
           </w:rPr>
-          <w:instrText xml:space="preserve"> PAGEREF _Toc241143435 \h </w:instrText>
+          <w:instrText xml:space="preserve"> PAGEREF _Toc241164221 \h </w:instrText>
         </w:r>
         <w:r>
           <w:rPr>
@@ -892,7 +892,7 @@
           <w:lang w:bidi="ar-SA"/>
         </w:rPr>
       </w:pPr>
-      <w:hyperlink w:anchor="_Toc241143436" w:history="1">
+      <w:hyperlink w:anchor="_Toc241164222" w:history="1">
         <w:r>
           <w:rPr>
             <w:rStyle w:val="Hipervnculo"/>
@@ -919,7 +919,7 @@
             <w:noProof/>
             <w:webHidden/>
           </w:rPr>
-          <w:instrText xml:space="preserve"> PAGEREF _Toc241143436 \h </w:instrText>
+          <w:instrText xml:space="preserve"> PAGEREF _Toc241164222 \h </w:instrText>
         </w:r>
         <w:r>
           <w:rPr>
@@ -964,7 +964,7 @@
           <w:lang w:bidi="ar-SA"/>
         </w:rPr>
       </w:pPr>
-      <w:hyperlink w:anchor="_Toc241143437" w:history="1">
+      <w:hyperlink w:anchor="_Toc241164223" w:history="1">
         <w:r>
           <w:rPr>
             <w:rStyle w:val="Hipervnculo"/>
@@ -991,7 +991,7 @@
             <w:noProof/>
             <w:webHidden/>
           </w:rPr>
-          <w:instrText xml:space="preserve"> PAGEREF _Toc241143437 \h </w:instrText>
+          <w:instrText xml:space="preserve"> PAGEREF _Toc241164223 \h </w:instrText>
         </w:r>
         <w:r>
           <w:rPr>
@@ -1036,7 +1036,7 @@
           <w:lang w:bidi="ar-SA"/>
         </w:rPr>
       </w:pPr>
-      <w:hyperlink w:anchor="_Toc241143438" w:history="1">
+      <w:hyperlink w:anchor="_Toc241164224" w:history="1">
         <w:r>
           <w:rPr>
             <w:rStyle w:val="Hipervnculo"/>
@@ -1063,7 +1063,7 @@
             <w:noProof/>
             <w:webHidden/>
           </w:rPr>
-          <w:instrText xml:space="preserve"> PAGEREF _Toc241143438 \h </w:instrText>
+          <w:instrText xml:space="preserve"> PAGEREF _Toc241164224 \h </w:instrText>
         </w:r>
         <w:r>
           <w:rPr>
@@ -1108,7 +1108,7 @@
           <w:lang w:bidi="ar-SA"/>
         </w:rPr>
       </w:pPr>
-      <w:hyperlink w:anchor="_Toc241143439" w:history="1">
+      <w:hyperlink w:anchor="_Toc241164225" w:history="1">
         <w:r>
           <w:rPr>
             <w:rStyle w:val="Hipervnculo"/>
@@ -1135,7 +1135,7 @@
             <w:noProof/>
             <w:webHidden/>
           </w:rPr>
-          <w:instrText xml:space="preserve"> PAGEREF _Toc241143439 \h </w:instrText>
+          <w:instrText xml:space="preserve"> PAGEREF _Toc241164225 \h </w:instrText>
         </w:r>
         <w:r>
           <w:rPr>
@@ -1180,7 +1180,7 @@
           <w:lang w:bidi="ar-SA"/>
         </w:rPr>
       </w:pPr>
-      <w:hyperlink w:anchor="_Toc241143440" w:history="1">
+      <w:hyperlink w:anchor="_Toc241164226" w:history="1">
         <w:r>
           <w:rPr>
             <w:rStyle w:val="Hipervnculo"/>
@@ -1207,7 +1207,7 @@
             <w:noProof/>
             <w:webHidden/>
           </w:rPr>
-          <w:instrText xml:space="preserve"> PAGEREF _Toc241143440 \h </w:instrText>
+          <w:instrText xml:space="preserve"> PAGEREF _Toc241164226 \h </w:instrText>
         </w:r>
         <w:r>
           <w:rPr>
@@ -1252,7 +1252,7 @@
           <w:lang w:bidi="ar-SA"/>
         </w:rPr>
       </w:pPr>
-      <w:hyperlink w:anchor="_Toc241143441" w:history="1">
+      <w:hyperlink w:anchor="_Toc241164227" w:history="1">
         <w:r>
           <w:rPr>
             <w:rStyle w:val="Hipervnculo"/>
@@ -1279,7 +1279,7 @@
             <w:noProof/>
             <w:webHidden/>
           </w:rPr>
-          <w:instrText xml:space="preserve"> PAGEREF _Toc241143441 \h </w:instrText>
+          <w:instrText xml:space="preserve"> PAGEREF _Toc241164227 \h </w:instrText>
         </w:r>
         <w:r>
           <w:rPr>
@@ -1324,7 +1324,7 @@
           <w:lang w:bidi="ar-SA"/>
         </w:rPr>
       </w:pPr>
-      <w:hyperlink w:anchor="_Toc241143442" w:history="1">
+      <w:hyperlink w:anchor="_Toc241164228" w:history="1">
         <w:r>
           <w:rPr>
             <w:rStyle w:val="Hipervnculo"/>
@@ -1351,7 +1351,7 @@
             <w:noProof/>
             <w:webHidden/>
           </w:rPr>
-          <w:instrText xml:space="preserve"> PAGEREF _Toc241143442 \h </w:instrText>
+          <w:instrText xml:space="preserve"> PAGEREF _Toc241164228 \h </w:instrText>
         </w:r>
         <w:r>
           <w:rPr>
@@ -1396,7 +1396,7 @@
           <w:lang w:bidi="ar-SA"/>
         </w:rPr>
       </w:pPr>
-      <w:hyperlink w:anchor="_Toc241143443" w:history="1">
+      <w:hyperlink w:anchor="_Toc241164229" w:history="1">
         <w:r>
           <w:rPr>
             <w:rStyle w:val="Hipervnculo"/>
@@ -1423,7 +1423,7 @@
             <w:noProof/>
             <w:webHidden/>
           </w:rPr>
-          <w:instrText xml:space="preserve"> PAGEREF _Toc241143443 \h </w:instrText>
+          <w:instrText xml:space="preserve"> PAGEREF _Toc241164229 \h </w:instrText>
         </w:r>
         <w:r>
           <w:rPr>
@@ -1468,7 +1468,7 @@
           <w:lang w:bidi="ar-SA"/>
         </w:rPr>
       </w:pPr>
-      <w:hyperlink w:anchor="_Toc241143444" w:history="1">
+      <w:hyperlink w:anchor="_Toc241164230" w:history="1">
         <w:r>
           <w:rPr>
             <w:rStyle w:val="Hipervnculo"/>
@@ -1495,7 +1495,7 @@
             <w:noProof/>
             <w:webHidden/>
           </w:rPr>
-          <w:instrText xml:space="preserve"> PAGEREF _Toc241143444 \h </w:instrText>
+          <w:instrText xml:space="preserve"> PAGEREF _Toc241164230 \h </w:instrText>
         </w:r>
         <w:r>
           <w:rPr>
@@ -1540,7 +1540,7 @@
           <w:lang w:bidi="ar-SA"/>
         </w:rPr>
       </w:pPr>
-      <w:hyperlink w:anchor="_Toc241143445" w:history="1">
+      <w:hyperlink w:anchor="_Toc241164231" w:history="1">
         <w:r>
           <w:rPr>
             <w:rStyle w:val="Hipervnculo"/>
@@ -1567,7 +1567,7 @@
             <w:noProof/>
             <w:webHidden/>
           </w:rPr>
-          <w:instrText xml:space="preserve"> PAGEREF _Toc241143445 \h </w:instrText>
+          <w:instrText xml:space="preserve"> PAGEREF _Toc241164231 \h </w:instrText>
         </w:r>
         <w:r>
           <w:rPr>
@@ -1612,7 +1612,7 @@
           <w:lang w:bidi="ar-SA"/>
         </w:rPr>
       </w:pPr>
-      <w:hyperlink w:anchor="_Toc241143446" w:history="1">
+      <w:hyperlink w:anchor="_Toc241164232" w:history="1">
         <w:r>
           <w:rPr>
             <w:rStyle w:val="Hipervnculo"/>
@@ -1639,7 +1639,7 @@
             <w:noProof/>
             <w:webHidden/>
           </w:rPr>
-          <w:instrText xml:space="preserve"> PAGEREF _Toc241143446 \h </w:instrText>
+          <w:instrText xml:space="preserve"> PAGEREF _Toc241164232 \h </w:instrText>
         </w:r>
         <w:r>
           <w:rPr>
@@ -1684,7 +1684,7 @@
           <w:lang w:bidi="ar-SA"/>
         </w:rPr>
       </w:pPr>
-      <w:hyperlink w:anchor="_Toc241143447" w:history="1">
+      <w:hyperlink w:anchor="_Toc241164233" w:history="1">
         <w:r>
           <w:rPr>
             <w:rStyle w:val="Hipervnculo"/>
@@ -1711,7 +1711,7 @@
             <w:noProof/>
             <w:webHidden/>
           </w:rPr>
-          <w:instrText xml:space="preserve"> PAGEREF _Toc241143447 \h </w:instrText>
+          <w:instrText xml:space="preserve"> PAGEREF _Toc241164233 \h </w:instrText>
         </w:r>
         <w:r>
           <w:rPr>
@@ -1756,7 +1756,7 @@
           <w:lang w:bidi="ar-SA"/>
         </w:rPr>
       </w:pPr>
-      <w:hyperlink w:anchor="_Toc241143448" w:history="1">
+      <w:hyperlink w:anchor="_Toc241164234" w:history="1">
         <w:r>
           <w:rPr>
             <w:rStyle w:val="Hipervnculo"/>
@@ -1783,7 +1783,7 @@
             <w:noProof/>
             <w:webHidden/>
           </w:rPr>
-          <w:instrText xml:space="preserve"> PAGEREF _Toc241143448 \h </w:instrText>
+          <w:instrText xml:space="preserve"> PAGEREF _Toc241164234 \h </w:instrText>
         </w:r>
         <w:r>
           <w:rPr>
@@ -1828,7 +1828,7 @@
           <w:lang w:bidi="ar-SA"/>
         </w:rPr>
       </w:pPr>
-      <w:hyperlink w:anchor="_Toc241143449" w:history="1">
+      <w:hyperlink w:anchor="_Toc241164235" w:history="1">
         <w:r>
           <w:rPr>
             <w:rStyle w:val="Hipervnculo"/>
@@ -1855,7 +1855,7 @@
             <w:noProof/>
             <w:webHidden/>
           </w:rPr>
-          <w:instrText xml:space="preserve"> PAGEREF _Toc241143449 \h </w:instrText>
+          <w:instrText xml:space="preserve"> PAGEREF _Toc241164235 \h </w:instrText>
         </w:r>
         <w:r>
           <w:rPr>
@@ -1900,7 +1900,7 @@
           <w:lang w:bidi="ar-SA"/>
         </w:rPr>
       </w:pPr>
-      <w:hyperlink w:anchor="_Toc241143450" w:history="1">
+      <w:hyperlink w:anchor="_Toc241164236" w:history="1">
         <w:r>
           <w:rPr>
             <w:rStyle w:val="Hipervnculo"/>
@@ -1927,7 +1927,7 @@
             <w:noProof/>
             <w:webHidden/>
           </w:rPr>
-          <w:instrText xml:space="preserve"> PAGEREF _Toc241143450 \h </w:instrText>
+          <w:instrText xml:space="preserve"> PAGEREF _Toc241164236 \h </w:instrText>
         </w:r>
         <w:r>
           <w:rPr>
@@ -1972,7 +1972,7 @@
           <w:lang w:bidi="ar-SA"/>
         </w:rPr>
       </w:pPr>
-      <w:hyperlink w:anchor="_Toc241143451" w:history="1">
+      <w:hyperlink w:anchor="_Toc241164237" w:history="1">
         <w:r>
           <w:rPr>
             <w:rStyle w:val="Hipervnculo"/>
@@ -1999,7 +1999,7 @@
             <w:noProof/>
             <w:webHidden/>
           </w:rPr>
-          <w:instrText xml:space="preserve"> PAGEREF _Toc241143451 \h </w:instrText>
+          <w:instrText xml:space="preserve"> PAGEREF _Toc241164237 \h </w:instrText>
         </w:r>
         <w:r>
           <w:rPr>
@@ -2044,7 +2044,7 @@
           <w:lang w:bidi="ar-SA"/>
         </w:rPr>
       </w:pPr>
-      <w:hyperlink w:anchor="_Toc241143452" w:history="1">
+      <w:hyperlink w:anchor="_Toc241164238" w:history="1">
         <w:r>
           <w:rPr>
             <w:rStyle w:val="Hipervnculo"/>
@@ -2071,7 +2071,7 @@
             <w:noProof/>
             <w:webHidden/>
           </w:rPr>
-          <w:instrText xml:space="preserve"> PAGEREF _Toc241143452 \h </w:instrText>
+          <w:instrText xml:space="preserve"> PAGEREF _Toc241164238 \h </w:instrText>
         </w:r>
         <w:r>
           <w:rPr>
@@ -2116,7 +2116,7 @@
           <w:lang w:bidi="ar-SA"/>
         </w:rPr>
       </w:pPr>
-      <w:hyperlink w:anchor="_Toc241143453" w:history="1">
+      <w:hyperlink w:anchor="_Toc241164239" w:history="1">
         <w:r>
           <w:rPr>
             <w:rStyle w:val="Hipervnculo"/>
@@ -2143,7 +2143,7 @@
             <w:noProof/>
             <w:webHidden/>
           </w:rPr>
-          <w:instrText xml:space="preserve"> PAGEREF _Toc241143453 \h </w:instrText>
+          <w:instrText xml:space="preserve"> PAGEREF _Toc241164239 \h </w:instrText>
         </w:r>
         <w:r>
           <w:rPr>
@@ -2188,7 +2188,7 @@
           <w:lang w:bidi="ar-SA"/>
         </w:rPr>
       </w:pPr>
-      <w:hyperlink w:anchor="_Toc241143454" w:history="1">
+      <w:hyperlink w:anchor="_Toc241164240" w:history="1">
         <w:r>
           <w:rPr>
             <w:rStyle w:val="Hipervnculo"/>
@@ -2215,7 +2215,7 @@
             <w:noProof/>
             <w:webHidden/>
           </w:rPr>
-          <w:instrText xml:space="preserve"> PAGEREF _Toc241143454 \h </w:instrText>
+          <w:instrText xml:space="preserve"> PAGEREF _Toc241164240 \h </w:instrText>
         </w:r>
         <w:r>
           <w:rPr>
@@ -2260,7 +2260,7 @@
           <w:lang w:bidi="ar-SA"/>
         </w:rPr>
       </w:pPr>
-      <w:hyperlink w:anchor="_Toc241143455" w:history="1">
+      <w:hyperlink w:anchor="_Toc241164241" w:history="1">
         <w:r>
           <w:rPr>
             <w:rStyle w:val="Hipervnculo"/>
@@ -2287,7 +2287,7 @@
             <w:noProof/>
             <w:webHidden/>
           </w:rPr>
-          <w:instrText xml:space="preserve"> PAGEREF _Toc241143455 \h </w:instrText>
+          <w:instrText xml:space="preserve"> PAGEREF _Toc241164241 \h </w:instrText>
         </w:r>
         <w:r>
           <w:rPr>
@@ -2332,7 +2332,7 @@
           <w:lang w:bidi="ar-SA"/>
         </w:rPr>
       </w:pPr>
-      <w:hyperlink w:anchor="_Toc241143456" w:history="1">
+      <w:hyperlink w:anchor="_Toc241164242" w:history="1">
         <w:r>
           <w:rPr>
             <w:rStyle w:val="Hipervnculo"/>
@@ -2359,7 +2359,7 @@
             <w:noProof/>
             <w:webHidden/>
           </w:rPr>
-          <w:instrText xml:space="preserve"> PAGEREF _Toc241143456 \h </w:instrText>
+          <w:instrText xml:space="preserve"> PAGEREF _Toc241164242 \h </w:instrText>
         </w:r>
         <w:r>
           <w:rPr>
@@ -2404,7 +2404,7 @@
           <w:lang w:bidi="ar-SA"/>
         </w:rPr>
       </w:pPr>
-      <w:hyperlink w:anchor="_Toc241143457" w:history="1">
+      <w:hyperlink w:anchor="_Toc241164243" w:history="1">
         <w:r>
           <w:rPr>
             <w:rStyle w:val="Hipervnculo"/>
@@ -2431,7 +2431,7 @@
             <w:noProof/>
             <w:webHidden/>
           </w:rPr>
-          <w:instrText xml:space="preserve"> PAGEREF _Toc241143457 \h </w:instrText>
+          <w:instrText xml:space="preserve"> PAGEREF _Toc241164243 \h </w:instrText>
         </w:r>
         <w:r>
           <w:rPr>
@@ -2476,7 +2476,7 @@
           <w:lang w:bidi="ar-SA"/>
         </w:rPr>
       </w:pPr>
-      <w:hyperlink w:anchor="_Toc241143458" w:history="1">
+      <w:hyperlink w:anchor="_Toc241164244" w:history="1">
         <w:r>
           <w:rPr>
             <w:rStyle w:val="Hipervnculo"/>
@@ -2503,7 +2503,7 @@
             <w:noProof/>
             <w:webHidden/>
           </w:rPr>
-          <w:instrText xml:space="preserve"> PAGEREF _Toc241143458 \h </w:instrText>
+          <w:instrText xml:space="preserve"> PAGEREF _Toc241164244 \h </w:instrText>
         </w:r>
         <w:r>
           <w:rPr>
@@ -2548,7 +2548,7 @@
           <w:lang w:bidi="ar-SA"/>
         </w:rPr>
       </w:pPr>
-      <w:hyperlink w:anchor="_Toc241143459" w:history="1">
+      <w:hyperlink w:anchor="_Toc241164245" w:history="1">
         <w:r>
           <w:rPr>
             <w:rStyle w:val="Hipervnculo"/>
@@ -2575,7 +2575,7 @@
             <w:noProof/>
             <w:webHidden/>
           </w:rPr>
-          <w:instrText xml:space="preserve"> PAGEREF _Toc241143459 \h </w:instrText>
+          <w:instrText xml:space="preserve"> PAGEREF _Toc241164245 \h </w:instrText>
         </w:r>
         <w:r>
           <w:rPr>
@@ -2620,7 +2620,7 @@
           <w:lang w:bidi="ar-SA"/>
         </w:rPr>
       </w:pPr>
-      <w:hyperlink w:anchor="_Toc241143460" w:history="1">
+      <w:hyperlink w:anchor="_Toc241164246" w:history="1">
         <w:r>
           <w:rPr>
             <w:rStyle w:val="Hipervnculo"/>
@@ -2647,7 +2647,7 @@
             <w:noProof/>
             <w:webHidden/>
           </w:rPr>
-          <w:instrText xml:space="preserve"> PAGEREF _Toc241143460 \h </w:instrText>
+          <w:instrText xml:space="preserve"> PAGEREF _Toc241164246 \h </w:instrText>
         </w:r>
         <w:r>
           <w:rPr>
@@ -2692,7 +2692,7 @@
           <w:lang w:bidi="ar-SA"/>
         </w:rPr>
       </w:pPr>
-      <w:hyperlink w:anchor="_Toc241143461" w:history="1">
+      <w:hyperlink w:anchor="_Toc241164247" w:history="1">
         <w:r>
           <w:rPr>
             <w:rStyle w:val="Hipervnculo"/>
@@ -2719,7 +2719,7 @@
             <w:noProof/>
             <w:webHidden/>
           </w:rPr>
-          <w:instrText xml:space="preserve"> PAGEREF _Toc241143461 \h </w:instrText>
+          <w:instrText xml:space="preserve"> PAGEREF _Toc241164247 \h </w:instrText>
         </w:r>
         <w:r>
           <w:rPr>
@@ -2764,7 +2764,7 @@
           <w:lang w:bidi="ar-SA"/>
         </w:rPr>
       </w:pPr>
-      <w:hyperlink w:anchor="_Toc241143462" w:history="1">
+      <w:hyperlink w:anchor="_Toc241164248" w:history="1">
         <w:r>
           <w:rPr>
             <w:rStyle w:val="Hipervnculo"/>
@@ -2791,7 +2791,7 @@
             <w:noProof/>
             <w:webHidden/>
           </w:rPr>
-          <w:instrText xml:space="preserve"> PAGEREF _Toc241143462 \h </w:instrText>
+          <w:instrText xml:space="preserve"> PAGEREF _Toc241164248 \h </w:instrText>
         </w:r>
         <w:r>
           <w:rPr>
@@ -2836,7 +2836,7 @@
           <w:lang w:bidi="ar-SA"/>
         </w:rPr>
       </w:pPr>
-      <w:hyperlink w:anchor="_Toc241143463" w:history="1">
+      <w:hyperlink w:anchor="_Toc241164249" w:history="1">
         <w:r>
           <w:rPr>
             <w:rStyle w:val="Hipervnculo"/>
@@ -2863,7 +2863,7 @@
             <w:noProof/>
             <w:webHidden/>
           </w:rPr>
-          <w:instrText xml:space="preserve"> PAGEREF _Toc241143463 \h </w:instrText>
+          <w:instrText xml:space="preserve"> PAGEREF _Toc241164249 \h </w:instrText>
         </w:r>
         <w:r>
           <w:rPr>
@@ -2908,7 +2908,7 @@
           <w:lang w:bidi="ar-SA"/>
         </w:rPr>
       </w:pPr>
-      <w:hyperlink w:anchor="_Toc241143464" w:history="1">
+      <w:hyperlink w:anchor="_Toc241164250" w:history="1">
         <w:r>
           <w:rPr>
             <w:rStyle w:val="Hipervnculo"/>
@@ -2935,7 +2935,7 @@
             <w:noProof/>
             <w:webHidden/>
           </w:rPr>
-          <w:instrText xml:space="preserve"> PAGEREF _Toc241143464 \h </w:instrText>
+          <w:instrText xml:space="preserve"> PAGEREF _Toc241164250 \h </w:instrText>
         </w:r>
         <w:r>
           <w:rPr>
@@ -2980,7 +2980,7 @@
           <w:lang w:bidi="ar-SA"/>
         </w:rPr>
       </w:pPr>
-      <w:hyperlink w:anchor="_Toc241143465" w:history="1">
+      <w:hyperlink w:anchor="_Toc241164251" w:history="1">
         <w:r>
           <w:rPr>
             <w:rStyle w:val="Hipervnculo"/>
@@ -3007,7 +3007,7 @@
             <w:noProof/>
             <w:webHidden/>
           </w:rPr>
-          <w:instrText xml:space="preserve"> PAGEREF _Toc241143465 \h </w:instrText>
+          <w:instrText xml:space="preserve"> PAGEREF _Toc241164251 \h </w:instrText>
         </w:r>
         <w:r>
           <w:rPr>
@@ -3052,7 +3052,7 @@
           <w:lang w:bidi="ar-SA"/>
         </w:rPr>
       </w:pPr>
-      <w:hyperlink w:anchor="_Toc241143466" w:history="1">
+      <w:hyperlink w:anchor="_Toc241164252" w:history="1">
         <w:r>
           <w:rPr>
             <w:rStyle w:val="Hipervnculo"/>
@@ -3079,7 +3079,7 @@
             <w:noProof/>
             <w:webHidden/>
           </w:rPr>
-          <w:instrText xml:space="preserve"> PAGEREF _Toc241143466 \h </w:instrText>
+          <w:instrText xml:space="preserve"> PAGEREF _Toc241164252 \h </w:instrText>
         </w:r>
         <w:r>
           <w:rPr>
@@ -3124,7 +3124,7 @@
           <w:lang w:bidi="ar-SA"/>
         </w:rPr>
       </w:pPr>
-      <w:hyperlink w:anchor="_Toc241143467" w:history="1">
+      <w:hyperlink w:anchor="_Toc241164253" w:history="1">
         <w:r>
           <w:rPr>
             <w:rStyle w:val="Hipervnculo"/>
@@ -3151,7 +3151,7 @@
             <w:noProof/>
             <w:webHidden/>
           </w:rPr>
-          <w:instrText xml:space="preserve"> PAGEREF _Toc241143467 \h </w:instrText>
+          <w:instrText xml:space="preserve"> PAGEREF _Toc241164253 \h </w:instrText>
         </w:r>
         <w:r>
           <w:rPr>
@@ -3196,7 +3196,7 @@
           <w:lang w:bidi="ar-SA"/>
         </w:rPr>
       </w:pPr>
-      <w:hyperlink w:anchor="_Toc241143468" w:history="1">
+      <w:hyperlink w:anchor="_Toc241164254" w:history="1">
         <w:r>
           <w:rPr>
             <w:rStyle w:val="Hipervnculo"/>
@@ -3223,7 +3223,7 @@
             <w:noProof/>
             <w:webHidden/>
           </w:rPr>
-          <w:instrText xml:space="preserve"> PAGEREF _Toc241143468 \h </w:instrText>
+          <w:instrText xml:space="preserve"> PAGEREF _Toc241164254 \h </w:instrText>
         </w:r>
         <w:r>
           <w:rPr>
@@ -3268,7 +3268,7 @@
           <w:lang w:bidi="ar-SA"/>
         </w:rPr>
       </w:pPr>
-      <w:hyperlink w:anchor="_Toc241143469" w:history="1">
+      <w:hyperlink w:anchor="_Toc241164255" w:history="1">
         <w:r>
           <w:rPr>
             <w:rStyle w:val="Hipervnculo"/>
@@ -3295,7 +3295,7 @@
             <w:noProof/>
             <w:webHidden/>
           </w:rPr>
-          <w:instrText xml:space="preserve"> PAGEREF _Toc241143469 \h </w:instrText>
+          <w:instrText xml:space="preserve"> PAGEREF _Toc241164255 \h </w:instrText>
         </w:r>
         <w:r>
           <w:rPr>
@@ -3341,7 +3341,7 @@
         <w:pStyle w:val="Ttulo1"/>
       </w:pPr>
       <w:bookmarkStart w:id="0" w:name="introducción"/>
-      <w:bookmarkStart w:id="1" w:name="_Toc241143431"/>
+      <w:bookmarkStart w:id="1" w:name="_Toc241164217"/>
       <w:r>
         <w:lastRenderedPageBreak/>
         <w:t>1. Introducción</w:t>
@@ -3353,7 +3353,7 @@
         <w:pStyle w:val="Ttulo2"/>
       </w:pPr>
       <w:bookmarkStart w:id="2" w:name="propósito-del-software"/>
-      <w:bookmarkStart w:id="3" w:name="_Toc241143432"/>
+      <w:bookmarkStart w:id="3" w:name="_Toc241164218"/>
       <w:r>
         <w:t>1.1. Propósito del software</w:t>
       </w:r>
@@ -3378,7 +3378,7 @@
         <w:pStyle w:val="Ttulo2"/>
       </w:pPr>
       <w:bookmarkStart w:id="4" w:name="contexto-general"/>
-      <w:bookmarkStart w:id="5" w:name="_Toc241143433"/>
+      <w:bookmarkStart w:id="5" w:name="_Toc241164219"/>
       <w:bookmarkEnd w:id="2"/>
       <w:r>
         <w:t>1.2. Contexto general</w:t>
@@ -3404,7 +3404,7 @@
         <w:pStyle w:val="Ttulo2"/>
       </w:pPr>
       <w:bookmarkStart w:id="6" w:name="alcance-del-documento"/>
-      <w:bookmarkStart w:id="7" w:name="_Toc241143434"/>
+      <w:bookmarkStart w:id="7" w:name="_Toc241164220"/>
       <w:bookmarkEnd w:id="4"/>
       <w:r>
         <w:t>1.3. Alcance del documento</w:t>
@@ -3419,7 +3419,10 @@
         <w:t>El manual cubre la instalación, la interfaz, el uso básico,</w:t>
       </w:r>
       <w:r>
-        <w:t xml:space="preserve"> seis experimentos paso a paso, la ubicación de los resultados, las buenas prácticas y la solución de problemas. Los detalles internos, ecuaciones y formatos están en el Manual técnico.</w:t>
+        <w:t xml:space="preserve"> seis experimentos paso a paso, la ubicación de los resultados, las buenas prácticas y la solución de problemas. Los detalles internos, ecuaciones y formatos están en el Manual técnico. El manual corresponde a la versión registrada, Trial Steer v1.0.1, cuy</w:t>
+      </w:r>
+      <w:r>
+        <w:t>o código fuente se congeló el 24 de septiembre de 2026.</w:t>
       </w:r>
     </w:p>
     <w:p>
@@ -3427,7 +3430,7 @@
         <w:pStyle w:val="Ttulo1"/>
       </w:pPr>
       <w:bookmarkStart w:id="8" w:name="descripción-general-del-sistema"/>
-      <w:bookmarkStart w:id="9" w:name="_Toc241143435"/>
+      <w:bookmarkStart w:id="9" w:name="_Toc241164221"/>
       <w:bookmarkEnd w:id="6"/>
       <w:bookmarkEnd w:id="0"/>
       <w:r>
@@ -3440,7 +3443,7 @@
         <w:pStyle w:val="Ttulo2"/>
       </w:pPr>
       <w:bookmarkStart w:id="10" w:name="qué-necesita-el-usuario"/>
-      <w:bookmarkStart w:id="11" w:name="_Toc241143436"/>
+      <w:bookmarkStart w:id="11" w:name="_Toc241164222"/>
       <w:r>
         <w:t>2.1. Qué necesita el usuario</w:t>
       </w:r>
@@ -3451,22 +3454,25 @@
         <w:pStyle w:val="FirstParagraph"/>
       </w:pPr>
       <w:r>
-        <w:t>El usu</w:t>
-      </w:r>
-      <w:r>
-        <w:t xml:space="preserve">ario necesita un computador con Windows, Assetto Corsa instalado desde Steam con el circuito de Monza y el Alfa Romeo Giulietta QV, el controlador vJoy configurado como dispositivo 1, Python 3.14 con las librerías del archivo </w:t>
+        <w:t>El usuario necesita un computador con Windows, Assetto Corsa instalado desde Steam con el circuito de Monza y el Alfa Romeo Giulietta QV</w:t>
+      </w:r>
+      <w:r>
+        <w:t xml:space="preserve">, y el controlador vJoy configurado como dispositivo 1. Para utilizar el ejecutable distribuido de Trial Steer no es necesario instalar Python. Para ejecutar el software desde el código fuente se requieren Python 3.14 y las dependencias indicadas en </w:t>
       </w:r>
       <w:r>
         <w:rPr>
           <w:rStyle w:val="VerbatimChar"/>
         </w:rPr>
-        <w:t>requirements.txt</w:t>
-      </w:r>
-      <w:r>
-        <w:t xml:space="preserve"> y una copia d</w:t>
-      </w:r>
-      <w:r>
-        <w:t>el repositorio. No necesita volante físico, porque el software maneja el vehículo a través de vJoy.</w:t>
+        <w:t>requir</w:t>
+      </w:r>
+      <w:r>
+        <w:rPr>
+          <w:rStyle w:val="VerbatimChar"/>
+        </w:rPr>
+        <w:t>ements.txt</w:t>
+      </w:r>
+      <w:r>
+        <w:t>. No necesita volante físico, porque el software maneja el vehículo a través de vJoy.</w:t>
       </w:r>
     </w:p>
     <w:p>
@@ -3474,7 +3480,7 @@
         <w:pStyle w:val="Ttulo2"/>
       </w:pPr>
       <w:bookmarkStart w:id="12" w:name="qué-hace-el-sistema"/>
-      <w:bookmarkStart w:id="13" w:name="_Toc241143437"/>
+      <w:bookmarkStart w:id="13" w:name="_Toc241164223"/>
       <w:bookmarkEnd w:id="10"/>
       <w:r>
         <w:t>2.2. Qué hace el sistema</w:t>
@@ -3496,10 +3502,10 @@
         <w:t>Iniciar corrida</w:t>
       </w:r>
       <w:r>
-        <w:t xml:space="preserve">, el software abre el simulador con una sesión fija, deja el vehículo en la salida, comprueba que vJoy lo </w:t>
-      </w:r>
-      <w:r>
-        <w:t>controla y arranca la corrida. Durante la corrida el vehículo sale de pits, completa una vuelta de salida y luego una vuelta medida entre dos cruces de la línea de meta. Al terminar, guarda la corrida en una carpeta propia y muestra un resumen.</w:t>
+        <w:t>, el software abre el simulador con una sesión fija, deja el vehículo en la salida, comprueba que vJoy lo cont</w:t>
+      </w:r>
+      <w:r>
+        <w:t>rola y arranca la corrida. Durante la corrida el vehículo sale de pits, completa una vuelta de salida y luego una vuelta medida entre dos cruces de la línea de meta. Al terminar, guarda la corrida en una carpeta propia y muestra un resumen.</w:t>
       </w:r>
     </w:p>
     <w:p>
@@ -3507,14 +3513,14 @@
         <w:pStyle w:val="Ttulo2"/>
       </w:pPr>
       <w:bookmarkStart w:id="14" w:name="para-qué-sirve"/>
-      <w:bookmarkStart w:id="15" w:name="_Toc241143438"/>
+      <w:bookmarkStart w:id="15" w:name="_Toc241164224"/>
       <w:bookmarkEnd w:id="12"/>
       <w:r>
         <w:lastRenderedPageBreak/>
-        <w:t>2.3. Para q</w:t>
-      </w:r>
-      <w:r>
-        <w:t>ué sirve</w:t>
+        <w:t>2.3. Para qué s</w:t>
+      </w:r>
+      <w:r>
+        <w:t>irve</w:t>
       </w:r>
       <w:bookmarkEnd w:id="15"/>
     </w:p>
@@ -3534,7 +3540,7 @@
         <w:pStyle w:val="Ttulo2"/>
       </w:pPr>
       <w:bookmarkStart w:id="16" w:name="principales-capacidades"/>
-      <w:bookmarkStart w:id="17" w:name="_Toc241143439"/>
+      <w:bookmarkStart w:id="17" w:name="_Toc241164225"/>
       <w:bookmarkEnd w:id="14"/>
       <w:r>
         <w:t>2.4. Principales capacidades</w:t>
@@ -3621,7 +3627,7 @@
         <w:pStyle w:val="Ttulo1"/>
       </w:pPr>
       <w:bookmarkStart w:id="18" w:name="acceso-y-requisitos"/>
-      <w:bookmarkStart w:id="19" w:name="_Toc241143440"/>
+      <w:bookmarkStart w:id="19" w:name="_Toc241164226"/>
       <w:bookmarkEnd w:id="16"/>
       <w:bookmarkEnd w:id="8"/>
       <w:r>
@@ -3634,7 +3640,7 @@
         <w:pStyle w:val="Ttulo2"/>
       </w:pPr>
       <w:bookmarkStart w:id="20" w:name="requisitos-de-software"/>
-      <w:bookmarkStart w:id="21" w:name="_Toc241143441"/>
+      <w:bookmarkStart w:id="21" w:name="_Toc241164227"/>
       <w:r>
         <w:t>3.1. R</w:t>
       </w:r>
@@ -3923,7 +3929,7 @@
         <w:pStyle w:val="Ttulo2"/>
       </w:pPr>
       <w:bookmarkStart w:id="22" w:name="requisitos-de-hardware"/>
-      <w:bookmarkStart w:id="23" w:name="_Toc241143442"/>
+      <w:bookmarkStart w:id="23" w:name="_Toc241164228"/>
       <w:bookmarkEnd w:id="20"/>
       <w:r>
         <w:t>3.2. Requisitos de hardware</w:t>
@@ -3946,7 +3952,7 @@
         <w:pStyle w:val="Ttulo2"/>
       </w:pPr>
       <w:bookmarkStart w:id="24" w:name="instalación-y-ejecución-del-programa"/>
-      <w:bookmarkStart w:id="25" w:name="_Toc241143443"/>
+      <w:bookmarkStart w:id="25" w:name="_Toc241164229"/>
       <w:bookmarkEnd w:id="22"/>
       <w:r>
         <w:t>3.3. Instalación y ejecución del programa</w:t>
@@ -4189,10 +4195,30 @@
     </w:p>
     <w:p>
       <w:pPr>
+        <w:pStyle w:val="FirstParagraph"/>
+      </w:pPr>
+      <w:r>
+        <w:t xml:space="preserve">El directorio </w:t>
+      </w:r>
+      <w:r>
+        <w:rPr>
+          <w:rStyle w:val="VerbatimChar"/>
+        </w:rPr>
+        <w:t>P00_control_lateral</w:t>
+      </w:r>
+      <w:r>
+        <w:t xml:space="preserve"> conserva la denominación histórica usada durante el desarrollo, cuando el software se escribió para el estudio P00 de comparación de controladores laterales, y se mantiene en la versión 1.0.1 por compatibilidad con la estructura del cód</w:t>
+      </w:r>
+      <w:r>
+        <w:t>igo, que calcula sus rutas a partir de ella.</w:t>
+      </w:r>
+    </w:p>
+    <w:p>
+      <w:pPr>
         <w:pStyle w:val="Ttulo2"/>
       </w:pPr>
       <w:bookmarkStart w:id="26" w:name="configuración-de-vjoy-en-el-simulador"/>
-      <w:bookmarkStart w:id="27" w:name="_Toc241143444"/>
+      <w:bookmarkStart w:id="27" w:name="_Toc241164230"/>
       <w:bookmarkEnd w:id="24"/>
       <w:r>
         <w:t>3.4. Configuración de vJoy en el simulador</w:t>
@@ -4204,10 +4230,10 @@
         <w:pStyle w:val="FirstParagraph"/>
       </w:pPr>
       <w:r>
-        <w:t>La plantilla de sesión que escribe el software ya asigna vJoy como volante del simulador. Esa plantilla se tomó de una sesión preparada con Content Manager y contiene la pista, el vehículo, las ayudas y los contro</w:t>
-      </w:r>
-      <w:r>
-        <w:t>les. El usuario no necesita configurar el control a mano si usa la plantilla incluida.</w:t>
+        <w:t>La plantilla de sesión que escribe el software ya asigna vJoy como volante del simulador. Esa plantilla se tomó de una sesión preparada con Content Manager y contiene l</w:t>
+      </w:r>
+      <w:r>
+        <w:t>a pista, el vehículo, las ayudas y los controles. El usuario no necesita configurar el control a mano si usa la plantilla incluida.</w:t>
       </w:r>
     </w:p>
     <w:p>
@@ -4215,7 +4241,7 @@
         <w:pStyle w:val="Ttulo1"/>
       </w:pPr>
       <w:bookmarkStart w:id="28" w:name="interfaz-gráfica"/>
-      <w:bookmarkStart w:id="29" w:name="_Toc241143445"/>
+      <w:bookmarkStart w:id="29" w:name="_Toc241164231"/>
       <w:bookmarkEnd w:id="26"/>
       <w:bookmarkEnd w:id="18"/>
       <w:r>
@@ -4228,7 +4254,7 @@
         <w:pStyle w:val="Ttulo2"/>
       </w:pPr>
       <w:bookmarkStart w:id="30" w:name="ventana-principal"/>
-      <w:bookmarkStart w:id="31" w:name="_Toc241143446"/>
+      <w:bookmarkStart w:id="31" w:name="_Toc241164232"/>
       <w:r>
         <w:t>4.1. Ventana principal</w:t>
       </w:r>
@@ -4246,23 +4272,27 @@
           <w:i/>
           <w:iCs/>
         </w:rPr>
-        <w:t>Prueba de controladores</w:t>
-      </w:r>
-      <w:r>
-        <w:t xml:space="preserve"> y </w:t>
+        <w:t>Prueba de contr</w:t>
       </w:r>
       <w:r>
         <w:rPr>
           <w:i/>
           <w:iCs/>
         </w:rPr>
+        <w:t>oladores</w:t>
+      </w:r>
+      <w:r>
+        <w:t xml:space="preserve"> y </w:t>
+      </w:r>
+      <w:r>
+        <w:rPr>
+          <w:i/>
+          <w:iCs/>
+        </w:rPr>
         <w:t>MPC completo</w:t>
       </w:r>
       <w:r>
-        <w:t>, y una barra de estad</w:t>
-      </w:r>
-      <w:r>
-        <w:t>o inferior que muestra a la izquierda el estado de la corrida y a la derecha el estado del juego. La Figura 1 muestra la ventana al abrirse.</w:t>
+        <w:t>, y una barra de estado inferior que muestra a la izquierda el estado de la corrida y a la derecha el estado del juego. La Figura 1 muestra la ventana al abrirse.</w:t>
       </w:r>
     </w:p>
     <w:p>
@@ -4330,7 +4360,7 @@
         <w:pStyle w:val="Ttulo2"/>
       </w:pPr>
       <w:bookmarkStart w:id="32" w:name="pestaña-corrida"/>
-      <w:bookmarkStart w:id="33" w:name="_Toc241143447"/>
+      <w:bookmarkStart w:id="33" w:name="_Toc241164233"/>
       <w:bookmarkEnd w:id="30"/>
       <w:r>
         <w:t>4.2. Pestaña Corrida</w:t>
@@ -4342,7 +4372,10 @@
         <w:pStyle w:val="FirstParagraph"/>
       </w:pPr>
       <w:r>
-        <w:t xml:space="preserve">La pestaña </w:t>
+        <w:t>La p</w:t>
+      </w:r>
+      <w:r>
+        <w:t xml:space="preserve">estaña </w:t>
       </w:r>
       <w:r>
         <w:rPr>
@@ -4359,14 +4392,7 @@
           <w:i/>
           <w:iCs/>
         </w:rPr>
-        <w:t>Prueba de controlad</w:t>
-      </w:r>
-      <w:r>
-        <w:rPr>
-          <w:i/>
-          <w:iCs/>
-        </w:rPr>
-        <w:t>ores</w:t>
+        <w:t>Prueba de controladores</w:t>
       </w:r>
       <w:r>
         <w:t>, configura y ejecuta una corrida individual. La Figura 2 la muestra y la Tabla 2 describe sus campos.</w:t>
@@ -4962,10 +4988,7 @@
         <w:t>Salida en vivo</w:t>
       </w:r>
       <w:r>
-        <w:t>, c</w:t>
-      </w:r>
-      <w:r>
-        <w:t xml:space="preserve">on la salida del proceso, y </w:t>
+        <w:t xml:space="preserve">, con la salida del proceso, y </w:t>
       </w:r>
       <w:r>
         <w:rPr>
@@ -4983,7 +5006,7 @@
         <w:pStyle w:val="Ttulo2"/>
       </w:pPr>
       <w:bookmarkStart w:id="34" w:name="pestaña-plan-de-campaña"/>
-      <w:bookmarkStart w:id="35" w:name="_Toc241143448"/>
+      <w:bookmarkStart w:id="35" w:name="_Toc241164234"/>
       <w:bookmarkEnd w:id="32"/>
       <w:r>
         <w:t>4.3. Pestaña Plan de campaña</w:t>
@@ -4995,7 +5018,10 @@
         <w:pStyle w:val="FirstParagraph"/>
       </w:pPr>
       <w:r>
-        <w:t xml:space="preserve">Muestra el plan de campaña en una tabla con las columnas id_plan, sesion, posicion, controlador, perfil, estado, intentos y carpeta. Los botones son </w:t>
+        <w:t>Muestra el plan de campaña en una tabla con las col</w:t>
+      </w:r>
+      <w:r>
+        <w:t xml:space="preserve">umnas id_plan, sesion, posicion, controlador, perfil, estado, intentos y carpeta. Los botones son </w:t>
       </w:r>
       <w:r>
         <w:rPr>
@@ -5022,64 +5048,56 @@
           <w:i/>
           <w:iCs/>
         </w:rPr>
-        <w:t xml:space="preserve">Usar </w:t>
+        <w:t>Usar siguiente</w:t>
+      </w:r>
+      <w:r>
+        <w:t xml:space="preserve">, que carga en la pestaña </w:t>
       </w:r>
       <w:r>
         <w:rPr>
           <w:i/>
           <w:iCs/>
         </w:rPr>
-        <w:t>siguiente</w:t>
-      </w:r>
-      <w:r>
-        <w:t xml:space="preserve">, que carga en la pestaña </w:t>
+        <w:t>Corrida</w:t>
+      </w:r>
+      <w:r>
+        <w:t xml:space="preserve"> la sigui</w:t>
+      </w:r>
+      <w:r>
+        <w:t xml:space="preserve">ente corrida pendiente, </w:t>
       </w:r>
       <w:r>
         <w:rPr>
           <w:i/>
           <w:iCs/>
         </w:rPr>
-        <w:t>Corrida</w:t>
-      </w:r>
-      <w:r>
-        <w:t xml:space="preserve"> la siguiente corrida pendiente, </w:t>
+        <w:t>Usar seleccionada</w:t>
+      </w:r>
+      <w:r>
+        <w:t xml:space="preserve">, que carga la fila elegida y pide confirmación si está fuera de orden o ya se hizo, y </w:t>
       </w:r>
       <w:r>
         <w:rPr>
           <w:i/>
           <w:iCs/>
         </w:rPr>
-        <w:t>Usar seleccionada</w:t>
-      </w:r>
-      <w:r>
-        <w:t xml:space="preserve">, que carga la fila elegida y pide confirmación si está fuera de orden o ya se hizo, y </w:t>
+        <w:t>Correr la sesión</w:t>
+      </w:r>
+      <w:r>
+        <w:t xml:space="preserve">, que corre en tanda las corridas pendientes. El campo </w:t>
       </w:r>
       <w:r>
         <w:rPr>
           <w:i/>
           <w:iCs/>
         </w:rPr>
-        <w:t>Correr la sesión</w:t>
-      </w:r>
-      <w:r>
-        <w:t xml:space="preserve">, que corre en tanda las corridas pendientes. El campo </w:t>
-      </w:r>
-      <w:r>
-        <w:rPr>
-          <w:i/>
-          <w:iCs/>
-        </w:rPr>
-        <w:t>Sesion</w:t>
-      </w:r>
-      <w:r>
-        <w:rPr>
-          <w:i/>
-          <w:iCs/>
-        </w:rPr>
-        <w:t>es seguidas</w:t>
-      </w:r>
-      <w:r>
-        <w:t xml:space="preserve"> indica cuántas sesiones encadena la tanda. La Figura 3 muestra la pestaña con el plan vigente.</w:t>
+        <w:t>Sesiones seguidas</w:t>
+      </w:r>
+      <w:r>
+        <w:t xml:space="preserve"> indica cuántas sesiones encadena la tan</w:t>
+      </w:r>
+      <w:r>
+        <w:t>da. La Figura 3 muestra la pestaña con el plan vigente.</w:t>
       </w:r>
     </w:p>
     <w:p>
@@ -5146,7 +5164,7 @@
         <w:pStyle w:val="Ttulo2"/>
       </w:pPr>
       <w:bookmarkStart w:id="36" w:name="pestaña-tanda-de-sintonía"/>
-      <w:bookmarkStart w:id="37" w:name="_Toc241143449"/>
+      <w:bookmarkStart w:id="37" w:name="_Toc241164235"/>
       <w:bookmarkEnd w:id="34"/>
       <w:r>
         <w:t>4.4. Pestaña Tanda de sintonía</w:t>
@@ -5276,7 +5294,7 @@
         <w:pStyle w:val="Ttulo2"/>
       </w:pPr>
       <w:bookmarkStart w:id="38" w:name="pestaña-piloto"/>
-      <w:bookmarkStart w:id="39" w:name="_Toc241143450"/>
+      <w:bookmarkStart w:id="39" w:name="_Toc241164236"/>
       <w:bookmarkEnd w:id="36"/>
       <w:r>
         <w:t>4.5.</w:t>
@@ -5409,7 +5427,7 @@
         <w:pStyle w:val="Ttulo2"/>
       </w:pPr>
       <w:bookmarkStart w:id="40" w:name="pestaña-verificación-fase-3"/>
-      <w:bookmarkStart w:id="41" w:name="_Toc241143451"/>
+      <w:bookmarkStart w:id="41" w:name="_Toc241164237"/>
       <w:bookmarkEnd w:id="38"/>
       <w:r>
         <w:t>4.6. Pestaña Verificación fase 3</w:t>
@@ -5462,7 +5480,7 @@
         <w:pStyle w:val="Ttulo2"/>
       </w:pPr>
       <w:bookmarkStart w:id="42" w:name="pestaña-mpc-completo"/>
-      <w:bookmarkStart w:id="43" w:name="_Toc241143452"/>
+      <w:bookmarkStart w:id="43" w:name="_Toc241164238"/>
       <w:bookmarkEnd w:id="40"/>
       <w:r>
         <w:t>4.7. Pestaña MPC completo</w:t>
@@ -5616,7 +5634,7 @@
         <w:pStyle w:val="Ttulo1"/>
       </w:pPr>
       <w:bookmarkStart w:id="44" w:name="uso-básico"/>
-      <w:bookmarkStart w:id="45" w:name="_Toc241143453"/>
+      <w:bookmarkStart w:id="45" w:name="_Toc241164239"/>
       <w:bookmarkEnd w:id="42"/>
       <w:bookmarkEnd w:id="28"/>
       <w:r>
@@ -5629,7 +5647,7 @@
         <w:pStyle w:val="Ttulo2"/>
       </w:pPr>
       <w:bookmarkStart w:id="46" w:name="preparar-el-simulador"/>
-      <w:bookmarkStart w:id="47" w:name="_Toc241143454"/>
+      <w:bookmarkStart w:id="47" w:name="_Toc241164240"/>
       <w:r>
         <w:t>5.1. Preparar el simulador</w:t>
       </w:r>
@@ -5650,10 +5668,10 @@
         <w:t>Iniciar corrida</w:t>
       </w:r>
       <w:r>
-        <w:t>. Si el simulador ya está abierto, el lanzador lo usa, pero en ese caso la sesión cargada puede no venir de la plantilla y así q</w:t>
-      </w:r>
-      <w:r>
-        <w:t>ueda anotado en el manifiesto.</w:t>
+        <w:t xml:space="preserve">. Si el simulador ya está abierto, el lanzador lo usa, pero en ese caso la sesión cargada puede </w:t>
+      </w:r>
+      <w:r>
+        <w:t>no venir de la plantilla y así queda anotado en el manifiesto.</w:t>
       </w:r>
     </w:p>
     <w:p>
@@ -5661,7 +5679,7 @@
         <w:pStyle w:val="Ttulo2"/>
       </w:pPr>
       <w:bookmarkStart w:id="48" w:name="configurar-e-iniciar-una-corrida"/>
-      <w:bookmarkStart w:id="49" w:name="_Toc241143455"/>
+      <w:bookmarkStart w:id="49" w:name="_Toc241164241"/>
       <w:bookmarkEnd w:id="46"/>
       <w:r>
         <w:t>5.2. Configurar e iniciar una corrida</w:t>
@@ -5708,7 +5726,10 @@
         <w:t>Prueba de controladores</w:t>
       </w:r>
       <w:r>
-        <w:t xml:space="preserve"> seleccione la pestaña </w:t>
+        <w:t xml:space="preserve"> selecc</w:t>
+      </w:r>
+      <w:r>
+        <w:t xml:space="preserve">ione la pestaña </w:t>
       </w:r>
       <w:r>
         <w:rPr>
@@ -5851,7 +5872,10 @@
         <w:t>Iniciar corrida</w:t>
       </w:r>
       <w:r>
-        <w:t xml:space="preserve"> y no use el teclado ni el ratón mientras el lanzador prepara el juego.</w:t>
+        <w:t xml:space="preserve"> y no use el teclado ni el ratón mientras el</w:t>
+      </w:r>
+      <w:r>
+        <w:t xml:space="preserve"> lanzador prepara el juego.</w:t>
       </w:r>
     </w:p>
     <w:p>
@@ -5863,10 +5887,7 @@
         </w:numPr>
       </w:pPr>
       <w:r>
-        <w:t>Obse</w:t>
-      </w:r>
-      <w:r>
-        <w:t xml:space="preserve">rve el avance en </w:t>
+        <w:t xml:space="preserve">Observe el avance en </w:t>
       </w:r>
       <w:r>
         <w:rPr>
@@ -5884,7 +5905,7 @@
         <w:pStyle w:val="Ttulo2"/>
       </w:pPr>
       <w:bookmarkStart w:id="50" w:name="detener-una-corrida"/>
-      <w:bookmarkStart w:id="51" w:name="_Toc241143456"/>
+      <w:bookmarkStart w:id="51" w:name="_Toc241164242"/>
       <w:bookmarkEnd w:id="48"/>
       <w:r>
         <w:t>5.3. Detener una corrida</w:t>
@@ -5917,7 +5938,7 @@
         <w:pStyle w:val="Ttulo2"/>
       </w:pPr>
       <w:bookmarkStart w:id="52" w:name="revisar-el-resumen-y-ubicar-los-archivos"/>
-      <w:bookmarkStart w:id="53" w:name="_Toc241143457"/>
+      <w:bookmarkStart w:id="53" w:name="_Toc241164243"/>
       <w:bookmarkEnd w:id="50"/>
       <w:r>
         <w:t>5.4. Revisar el resumen y ubicar los archivos</w:t>
@@ -5962,7 +5983,7 @@
         <w:pStyle w:val="Ttulo2"/>
       </w:pPr>
       <w:bookmarkStart w:id="54" w:name="evaluar-y-calcular-métricas"/>
-      <w:bookmarkStart w:id="55" w:name="_Toc241143458"/>
+      <w:bookmarkStart w:id="55" w:name="_Toc241164244"/>
       <w:bookmarkEnd w:id="52"/>
       <w:r>
         <w:t>5.5. Evaluar y calcular métricas</w:t>
@@ -6083,7 +6104,7 @@
         <w:pStyle w:val="Ttulo1"/>
       </w:pPr>
       <w:bookmarkStart w:id="56" w:name="experimentos-paso-a-paso"/>
-      <w:bookmarkStart w:id="57" w:name="_Toc241143459"/>
+      <w:bookmarkStart w:id="57" w:name="_Toc241164245"/>
       <w:bookmarkEnd w:id="54"/>
       <w:bookmarkEnd w:id="44"/>
       <w:r>
@@ -6110,7 +6131,7 @@
         <w:pStyle w:val="Ttulo2"/>
       </w:pPr>
       <w:bookmarkStart w:id="58" w:name="experimento-1-corrida-con-pure-pursuit"/>
-      <w:bookmarkStart w:id="59" w:name="_Toc241143460"/>
+      <w:bookmarkStart w:id="59" w:name="_Toc241164246"/>
       <w:r>
         <w:t>6.1. Experimento 1, corrida con Pure Pursuit</w:t>
       </w:r>
@@ -6129,10 +6150,7 @@
         <w:pStyle w:val="Textoindependiente"/>
       </w:pPr>
       <w:r>
-        <w:t>Configurac</w:t>
-      </w:r>
-      <w:r>
-        <w:t>ión. Fase prueba, controlador pure_pursuit, perfil conservador, sesión 0, etiqueta doc_pp_conservador.</w:t>
+        <w:t>Configuración. Fase prueba, controlador pure_pursuit, perfil conservador, sesión 0, etiqueta doc_pp_conservador.</w:t>
       </w:r>
     </w:p>
     <w:p>
@@ -6162,10 +6180,10 @@
         <w:t>Corrida</w:t>
       </w:r>
       <w:r>
-        <w:t xml:space="preserve"> </w:t>
-      </w:r>
-      <w:r>
-        <w:t xml:space="preserve">ajuste los campos como indica la configuración y compruebe que </w:t>
+        <w:t xml:space="preserve"> ajuste los campos</w:t>
+      </w:r>
+      <w:r>
+        <w:t xml:space="preserve"> como indica la configuración y compruebe que </w:t>
       </w:r>
       <w:r>
         <w:rPr>
@@ -6207,10 +6225,10 @@
         <w:t>Iniciar corrida</w:t>
       </w:r>
       <w:r>
-        <w:t>. El lanzador escribe la plantilla de sesión si hace falta, abre el juego, espera la sesión en vivo, comprueb</w:t>
-      </w:r>
-      <w:r>
-        <w:t>a que el vehículo está en la salida, pulsa el volante del menú y prueba el freno por vJoy.</w:t>
+        <w:t>. El lanzador escribe la plantilla de sesión si hace falta, abre el juego, espera la sesión en vivo, comprueba que el vehículo</w:t>
+      </w:r>
+      <w:r>
+        <w:t xml:space="preserve"> está en la salida, pulsa el volante del menú y prueba el freno por vJoy.</w:t>
       </w:r>
     </w:p>
     <w:p>
@@ -6232,10 +6250,10 @@
         <w:t>Salida en vivo</w:t>
       </w:r>
       <w:r>
-        <w:t xml:space="preserve"> las líneas de preparación, que empiezan por [juego], y después las líneas del ciclo, una cada segundo, con tiempo, fase de la vuelta, error</w:t>
-      </w:r>
-      <w:r>
-        <w:t xml:space="preserve"> lateral, ángulo de dirección, velocidad y objetivo, tiempo de cómputo y posición normalizada, como en la Figura 8.</w:t>
+        <w:t xml:space="preserve"> las líneas de preparación, que empiezan por [juego], y después las líneas del ciclo, una cada segundo, con tiempo, fase de la vuelta, error lateral, ángulo </w:t>
+      </w:r>
+      <w:r>
+        <w:t>de dirección, velocidad y objetivo, tiempo de cómputo y posición normalizada, como en la Figura 8.</w:t>
       </w:r>
     </w:p>
     <w:p>
@@ -6366,7 +6384,10 @@
         <w:pStyle w:val="ImageCaption"/>
       </w:pPr>
       <w:r>
-        <w:t>Figura 8. Salida en vivo durante la corrida del experimento 1.</w:t>
+        <w:t>Figura 8. Sali</w:t>
+      </w:r>
+      <w:r>
+        <w:t>da en vivo durante la corrida del experimento 1.</w:t>
       </w:r>
     </w:p>
     <w:p>
@@ -6434,13 +6455,13 @@
         <w:pStyle w:val="Textoindependiente"/>
       </w:pPr>
       <w:r>
-        <w:t xml:space="preserve">Resultados. La corrida quedó guardada en la carpeta prueba_s00_pure_pursuit_conservador_20260924_114543. La vuelta medida se completó en </w:t>
-      </w:r>
-      <w:r>
-        <w:t xml:space="preserve">207.94 s, con 4865 ciclos registrados en total y periodo medio de 50.3 ms. En la vuelta medida el error cuadrático medio del error lateral en la posición del vehículo fue de 0.139 m, el tiempo de cómputo medio del controlador fue de 0.020 ms con percentil </w:t>
-      </w:r>
-      <w:r>
-        <w:t>95 de 0.027 ms, y hubo 0 salidas de pista.</w:t>
+        <w:t>Resultados. La corrida quedó guardada en la carpeta prueba_s00_pure_pursuit_conservador_20260924_114543. La vuelta medida se completó en 207.94 s, con 486</w:t>
+      </w:r>
+      <w:r>
+        <w:t>5 ciclos registrados en total y periodo medio de 50.3 ms. En la vuelta medida el error cuadrático medio del error lateral en la posición del vehículo fue de 0.139 m, el tiempo de cómputo medio del controlador fue de 0.020 ms con percentil 95 de 0.027 ms, y</w:t>
+      </w:r>
+      <w:r>
+        <w:t xml:space="preserve"> hubo 0 salidas de pista.</w:t>
       </w:r>
     </w:p>
     <w:p>
@@ -6483,7 +6504,7 @@
         <w:pStyle w:val="Ttulo2"/>
       </w:pPr>
       <w:bookmarkStart w:id="60" w:name="experimento-2-corrida-con-stanley"/>
-      <w:bookmarkStart w:id="61" w:name="_Toc241143461"/>
+      <w:bookmarkStart w:id="61" w:name="_Toc241164247"/>
       <w:bookmarkEnd w:id="58"/>
       <w:r>
         <w:t>6.2. Experimento 2, corrida con Stanley</w:t>
@@ -6567,7 +6588,7 @@
         <w:pStyle w:val="Ttulo2"/>
       </w:pPr>
       <w:bookmarkStart w:id="62" w:name="X34b21eb93d22df1cb3fc9f13ec2253f4049567b"/>
-      <w:bookmarkStart w:id="63" w:name="_Toc241143462"/>
+      <w:bookmarkStart w:id="63" w:name="_Toc241164248"/>
       <w:bookmarkEnd w:id="60"/>
       <w:r>
         <w:t>6.3. Experimento 3, corrida con el MPC cinem</w:t>
@@ -6671,7 +6692,7 @@
         <w:pStyle w:val="Ttulo2"/>
       </w:pPr>
       <w:bookmarkStart w:id="64" w:name="X7373bbf31f87c775f2057b1aed5bf702e84f52c"/>
-      <w:bookmarkStart w:id="65" w:name="_Toc241143463"/>
+      <w:bookmarkStart w:id="65" w:name="_Toc241164249"/>
       <w:bookmarkEnd w:id="62"/>
       <w:r>
         <w:t>6.4. Experimento 4, comparación de controladores</w:t>
@@ -6736,7 +6757,10 @@
         <w:t>metricas.json</w:t>
       </w:r>
       <w:r>
-        <w:t xml:space="preserve"> el error cuadrático medio del error lateral de la vuelta y de cada región, el tiempo de vuelta y la tasa de dirección.</w:t>
+        <w:t xml:space="preserve"> </w:t>
+      </w:r>
+      <w:r>
+        <w:t>el error cuadrático medio del error lateral de la vuelta y de cada región, el tiempo de vuelta y la tasa de dirección.</w:t>
       </w:r>
     </w:p>
     <w:p>
@@ -6744,10 +6768,7 @@
         <w:pStyle w:val="FirstParagraph"/>
       </w:pPr>
       <w:r>
-        <w:t>Resultados. La</w:t>
-      </w:r>
-      <w:r>
-        <w:t xml:space="preserve"> Tabla 3 reúne las métricas calculadas por </w:t>
+        <w:t xml:space="preserve">Resultados. La Tabla 3 reúne las métricas calculadas por </w:t>
       </w:r>
       <w:r>
         <w:rPr>
@@ -6756,7 +6777,10 @@
         <w:t>metricas_vuelta.py</w:t>
       </w:r>
       <w:r>
-        <w:t xml:space="preserve"> para las tres corridas y la Figura 10 muestra el error lateral por región.</w:t>
+        <w:t xml:space="preserve"> para las tres corridas y la Figura 10 muestra el error latera</w:t>
+      </w:r>
+      <w:r>
+        <w:t>l por región.</w:t>
       </w:r>
     </w:p>
     <w:p>
@@ -6813,7 +6837,13 @@
               <w:rPr>
                 <w:sz w:val="19"/>
               </w:rPr>
-              <w:t>Controlador</w:t>
+              <w:t>Cont</w:t>
+            </w:r>
+            <w:r>
+              <w:rPr>
+                <w:sz w:val="19"/>
+              </w:rPr>
+              <w:t>rolador</w:t>
             </w:r>
           </w:p>
         </w:tc>
@@ -7384,7 +7414,7 @@
         <w:pStyle w:val="Ttulo2"/>
       </w:pPr>
       <w:bookmarkStart w:id="66" w:name="experimento-5-comparación-de-perfiles"/>
-      <w:bookmarkStart w:id="67" w:name="_Toc241143464"/>
+      <w:bookmarkStart w:id="67" w:name="_Toc241164250"/>
       <w:bookmarkEnd w:id="64"/>
       <w:r>
         <w:t>6.5. Experimento 5, comparación de perfiles</w:t>
@@ -7444,7 +7474,7 @@
         <w:pStyle w:val="Ttulo2"/>
       </w:pPr>
       <w:bookmarkStart w:id="68" w:name="Xf5efbb68935db8828bf7fbffcbaf087908e3198"/>
-      <w:bookmarkStart w:id="69" w:name="_Toc241143465"/>
+      <w:bookmarkStart w:id="69" w:name="_Toc241164251"/>
       <w:bookmarkEnd w:id="66"/>
       <w:r>
         <w:t>6.6. Experimento 6, verificación de la plataforma</w:t>
@@ -7474,10 +7504,7 @@
         <w:pStyle w:val="Textoindependiente"/>
       </w:pPr>
       <w:r>
-        <w:t>Procedimiento. Evalúe la corrida del experimento 1 co</w:t>
-      </w:r>
-      <w:r>
-        <w:t>mo indica la sección 5.5.</w:t>
+        <w:t>Procedimiento. Evalúe la corrida del experimento 1 como indica la sección 5.5.</w:t>
       </w:r>
     </w:p>
     <w:p>
@@ -7485,13 +7512,13 @@
         <w:pStyle w:val="Textoindependiente"/>
       </w:pPr>
       <w:r>
-        <w:t>La pestaña revisa el vehículo leído, la disponibilidad de la física ampliada, los ciclos con contactos válidos, la batalla medida, la desalineación entre ejes y orientación, la deriva, si la vuelta medida se completó, la velocidad</w:t>
-      </w:r>
-      <w:r>
-        <w:t xml:space="preserve"> y el error lateral al primer cruce, los ciclos con tiempo de cómputo bajo 50 ms, el periodo medio, las saturaciones, el respaldo del controlador, las salidas de pista, el signo entre el comando de vJoy y el ángulo de dirección del simulador, y la constant</w:t>
-      </w:r>
-      <w:r>
-        <w:t>e de la cadena de dirección reidentificada con la batalla medida. La Figura 11 muestra el resultado.</w:t>
+        <w:t xml:space="preserve">La pestaña revisa el vehículo leído, la disponibilidad de la física ampliada, los ciclos con contactos válidos, la batalla medida, la desalineación entre ejes y orientación, la </w:t>
+      </w:r>
+      <w:r>
+        <w:t xml:space="preserve">deriva, si la vuelta medida se completó, la velocidad y el error lateral al primer cruce, los ciclos con tiempo de cómputo bajo 50 ms, el periodo medio, las saturaciones, el respaldo del controlador, las salidas de pista, el signo entre el comando de vJoy </w:t>
+      </w:r>
+      <w:r>
+        <w:t>y el ángulo de dirección del simulador, y la constante de la cadena de dirección reidentificada con la batalla medida. La Figura 11 muestra el resultado.</w:t>
       </w:r>
     </w:p>
     <w:p>
@@ -7559,13 +7586,16 @@
         <w:pStyle w:val="Textoindependiente"/>
       </w:pPr>
       <w:r>
-        <w:t>Resultados. La evaluación de la corrida del experimento 1 reportó 16 puntos, 6 que cumplen, 1 que no cumple y 9 informativos. No cumple constante de la cadena de dire</w:t>
-      </w:r>
-      <w:r>
-        <w:t xml:space="preserve">cción. La batalla medida fue mediana 2.633 m, p5 2.632, p95 2.635, el periodo medio 50.32 ms y la constante de la cadena de dirección reidentificada 0.4700 rad, R² 0.986, signo de la pendiente -, 1775 ciclos, diferencia 16.6 % con 0.403. Este punto aplica </w:t>
-      </w:r>
-      <w:r>
-        <w:t xml:space="preserve">un filtro simple sobre una sola vuelta y su criterio pide revisar la calibración cuando la diferencia supera 15 por ciento. La identificación de referencia de la constante se hace con </w:t>
+        <w:t>Resultados</w:t>
+      </w:r>
+      <w:r>
+        <w:t>. La evaluación de la corrida del experimento 1 reportó 16 puntos, 6 que cumplen, 1 que no cumple y 9 informativos. No cumple constante de la cadena de dirección. La batalla medida fue mediana 2.633 m, p5 2.632, p95 2.635, el periodo medio 50.32 ms y la co</w:t>
+      </w:r>
+      <w:r>
+        <w:t>nstante de la cadena de dirección reidentificada 0.4700 rad, R² 0.986, signo de la pendiente -, 1775 ciclos, diferencia 16.6 % con 0.403. Este punto aplica un filtro simple sobre una sola vuelta y su criterio pide revisar la calibración cuando la diferenci</w:t>
+      </w:r>
+      <w:r>
+        <w:t xml:space="preserve">a supera 15 por ciento. La identificación de referencia de la constante se hace con </w:t>
       </w:r>
       <w:r>
         <w:rPr>
@@ -7574,10 +7604,10 @@
         <w:t>analisis/identificar_direccion.py</w:t>
       </w:r>
       <w:r>
-        <w:t>, que usa filtros adicionales e interva</w:t>
-      </w:r>
-      <w:r>
-        <w:t>los por bloques. Una diferencia como esta es una señal para repetir esa identificación, no una medición concluyente.</w:t>
+        <w:t>, que usa filtros adicionales e intervalos por bloques. Una diferencia como esta es una señal para repetir esa identificación, no una medic</w:t>
+      </w:r>
+      <w:r>
+        <w:t>ión concluyente. El punto no conforme corresponde a una comprobación diagnóstica de calibración, no impide la ejecución ni invalida la corrida, y se mantiene en el manual para ilustrar cómo se interpreta la pestaña.</w:t>
       </w:r>
     </w:p>
     <w:p>
@@ -7585,7 +7615,7 @@
         <w:pStyle w:val="Ttulo1"/>
       </w:pPr>
       <w:bookmarkStart w:id="70" w:name="visualización-de-resultados"/>
-      <w:bookmarkStart w:id="71" w:name="_Toc241143466"/>
+      <w:bookmarkStart w:id="71" w:name="_Toc241164252"/>
       <w:bookmarkEnd w:id="68"/>
       <w:bookmarkEnd w:id="56"/>
       <w:r>
@@ -7598,10 +7628,10 @@
         <w:pStyle w:val="FirstParagraph"/>
       </w:pPr>
       <w:r>
-        <w:t>La ventana muestra el resumen de cada corrida y la tabla de verificación. Las gráficas de un estudio se gene</w:t>
-      </w:r>
-      <w:r>
-        <w:t xml:space="preserve">ran fuera de la ventana con los guiones del repositorio, </w:t>
+        <w:t>La ventan</w:t>
+      </w:r>
+      <w:r>
+        <w:t xml:space="preserve">a muestra el resumen de cada corrida y la tabla de verificación. Las gráficas de un estudio se generan fuera de la ventana con los guiones del repositorio, </w:t>
       </w:r>
       <w:r>
         <w:rPr>
@@ -7619,7 +7649,10 @@
         <w:t>scripts/17_p00_tablas.py</w:t>
       </w:r>
       <w:r>
-        <w:t xml:space="preserve"> para tablas, que leen las salidas del análisis. El botón </w:t>
+        <w:t xml:space="preserve"> para tablas, que leen las salidas </w:t>
+      </w:r>
+      <w:r>
+        <w:t xml:space="preserve">del análisis. El botón </w:t>
       </w:r>
       <w:r>
         <w:rPr>
@@ -7639,10 +7672,7 @@
         <w:t>MPC completo</w:t>
       </w:r>
       <w:r>
-        <w:t xml:space="preserve"> solo aplica a las corridas del s</w:t>
-      </w:r>
-      <w:r>
-        <w:t>cript previo.</w:t>
+        <w:t xml:space="preserve"> solo aplica a las corridas del script previo.</w:t>
       </w:r>
     </w:p>
     <w:p>
@@ -7650,7 +7680,7 @@
         <w:pStyle w:val="Ttulo1"/>
       </w:pPr>
       <w:bookmarkStart w:id="72" w:name="almacenamiento-y-exportación"/>
-      <w:bookmarkStart w:id="73" w:name="_Toc241143467"/>
+      <w:bookmarkStart w:id="73" w:name="_Toc241164253"/>
       <w:bookmarkEnd w:id="70"/>
       <w:r>
         <w:lastRenderedPageBreak/>
@@ -7681,7 +7711,10 @@
         <w:t>telemetria.csv</w:t>
       </w:r>
       <w:r>
-        <w:t xml:space="preserve"> tiene una fila por ciclo de 50 ms con 70 columnas y puede abrirse con cualquier hoja de cálculo o con Python. </w:t>
+        <w:t xml:space="preserve"> tiene una fila por ciclo de </w:t>
+      </w:r>
+      <w:r>
+        <w:t xml:space="preserve">50 ms con 70 columnas y puede abrirse con cualquier hoja de cálculo o con Python. </w:t>
       </w:r>
       <w:r>
         <w:rPr>
@@ -7690,10 +7723,7 @@
         <w:t>perfil.csv</w:t>
       </w:r>
       <w:r>
-        <w:t xml:space="preserve"> tiene </w:t>
-      </w:r>
-      <w:r>
-        <w:t xml:space="preserve">el perfil de velocidad usado en cada punto de la trazada. </w:t>
+        <w:t xml:space="preserve"> tiene el perfil de velocidad usado en cada punto de la trazada. </w:t>
       </w:r>
       <w:r>
         <w:rPr>
@@ -7702,7 +7732,10 @@
         <w:t>manifiesto.json</w:t>
       </w:r>
       <w:r>
-        <w:t xml:space="preserve"> describe la corrida, su configuración, las versiones del software y las huellas del código. El guion de métricas añade </w:t>
+        <w:t xml:space="preserve"> describe la corrida, su configuración, las versiones del software y las huellas del</w:t>
+      </w:r>
+      <w:r>
+        <w:t xml:space="preserve"> código. El guion de métricas añade </w:t>
       </w:r>
       <w:r>
         <w:rPr>
@@ -7711,10 +7744,7 @@
         <w:t>metricas.json</w:t>
       </w:r>
       <w:r>
-        <w:t xml:space="preserve">. Los respaldos de la configuración del simulador </w:t>
-      </w:r>
-      <w:r>
-        <w:t xml:space="preserve">quedan en </w:t>
+        <w:t xml:space="preserve">. Los respaldos de la configuración del simulador quedan en </w:t>
       </w:r>
       <w:r>
         <w:rPr>
@@ -7740,7 +7770,7 @@
         <w:pStyle w:val="Ttulo1"/>
       </w:pPr>
       <w:bookmarkStart w:id="74" w:name="buenas-prácticas"/>
-      <w:bookmarkStart w:id="75" w:name="_Toc241143468"/>
+      <w:bookmarkStart w:id="75" w:name="_Toc241164254"/>
       <w:bookmarkEnd w:id="72"/>
       <w:r>
         <w:t>9. Buenas prácticas</w:t>
@@ -7756,7 +7786,10 @@
         </w:numPr>
       </w:pPr>
       <w:r>
-        <w:t>Use la fase prueba y sesiones fuera del rango 1 a 10 para todo lo que no pertenezca a un plan.</w:t>
+        <w:t>Use la fase prueba y sesiones fuera del rango</w:t>
+      </w:r>
+      <w:r>
+        <w:t xml:space="preserve"> 1 a 10 para todo lo que no pertenezca a un plan.</w:t>
       </w:r>
     </w:p>
     <w:p>
@@ -7780,10 +7813,7 @@
         </w:numPr>
       </w:pPr>
       <w:r>
-        <w:t>No genere de</w:t>
-      </w:r>
-      <w:r>
-        <w:t xml:space="preserve"> nuevo un plan que ya existe. El software no lo sobrescribe, y crear otro archivo de plan rompe la trazabilidad del orden aleatorio.</w:t>
+        <w:t>No genere de nuevo un plan que ya existe. El software no lo sobrescribe, y crear otro archivo de plan rompe la trazabilidad del orden aleatorio.</w:t>
       </w:r>
     </w:p>
     <w:p>
@@ -7795,10 +7825,10 @@
         </w:numPr>
       </w:pPr>
       <w:r>
-        <w:t>No cambie las condiciones de sesión de la plantilla en medio de un experimento, porque el agarre y el viento cambian el res</w:t>
-      </w:r>
-      <w:r>
-        <w:t>ultado.</w:t>
+        <w:t>No cambie las condicione</w:t>
+      </w:r>
+      <w:r>
+        <w:t>s de sesión de la plantilla en medio de un experimento, porque el agarre y el viento cambian el resultado.</w:t>
       </w:r>
     </w:p>
     <w:p>
@@ -7831,7 +7861,10 @@
         <w:t>data/raw/p00/corridas</w:t>
       </w:r>
       <w:r>
-        <w:t xml:space="preserve"> al terminar cada jornada.</w:t>
+        <w:t xml:space="preserve"> al t</w:t>
+      </w:r>
+      <w:r>
+        <w:t>erminar cada jornada.</w:t>
       </w:r>
     </w:p>
     <w:p>
@@ -7843,10 +7876,7 @@
         </w:numPr>
       </w:pPr>
       <w:r>
-        <w:t xml:space="preserve">Si alguna vez restauró la configuración del juego, compruebe la sesión antes </w:t>
-      </w:r>
-      <w:r>
-        <w:t>de la siguiente corrida.</w:t>
+        <w:t>Si alguna vez restauró la configuración del juego, compruebe la sesión antes de la siguiente corrida.</w:t>
       </w:r>
     </w:p>
     <w:p>
@@ -7854,7 +7884,7 @@
         <w:pStyle w:val="Ttulo1"/>
       </w:pPr>
       <w:bookmarkStart w:id="76" w:name="solución-de-problemas"/>
-      <w:bookmarkStart w:id="77" w:name="_Toc241143469"/>
+      <w:bookmarkStart w:id="77" w:name="_Toc241164255"/>
       <w:bookmarkEnd w:id="74"/>
       <w:r>
         <w:t>10. Solución de problemas</w:t>
@@ -7866,7 +7896,10 @@
         <w:pStyle w:val="FirstParagraph"/>
       </w:pPr>
       <w:r>
-        <w:t>La Tabla 4 reúne los problemas conocidos, observados durante el desarrollo o previstos en el código, con su solución.</w:t>
+        <w:t>La Tabla 4 reúne los problemas conocidos, observados durante el desarrollo o previstos en el código, con s</w:t>
+      </w:r>
+      <w:r>
+        <w:t>u solución.</w:t>
       </w:r>
     </w:p>
     <w:p>
@@ -8059,13 +8092,13 @@
               <w:rPr>
                 <w:sz w:val="19"/>
               </w:rPr>
-              <w:t>Se abre el lanzado</w:t>
-            </w:r>
-            <w:r>
-              <w:rPr>
-                <w:sz w:val="19"/>
-              </w:rPr>
-              <w:t>r oficial de Steam en lugar de la sesión</w:t>
+              <w:t>Se abre el lanzador oficial de Steam en lugar de la sesió</w:t>
+            </w:r>
+            <w:r>
+              <w:rPr>
+                <w:sz w:val="19"/>
+              </w:rPr>
+              <w:t>n</w:t>
             </w:r>
           </w:p>
         </w:tc>
@@ -8120,15 +8153,7 @@
                 <w:iCs/>
                 <w:sz w:val="19"/>
               </w:rPr>
-              <w:t>Restaurar config</w:t>
-            </w:r>
-            <w:r>
-              <w:rPr>
-                <w:i/>
-                <w:iCs/>
-                <w:sz w:val="19"/>
-              </w:rPr>
-              <w:t>uración del juego</w:t>
+              <w:t>Restaurar configuración del juego</w:t>
             </w:r>
             <w:r>
               <w:rPr>
@@ -8237,7 +8262,13 @@
               <w:rPr>
                 <w:sz w:val="19"/>
               </w:rPr>
-              <w:t>La sesión abierta no está en la posición de salida</w:t>
+              <w:t xml:space="preserve">La sesión abierta no está en la posición de </w:t>
+            </w:r>
+            <w:r>
+              <w:rPr>
+                <w:sz w:val="19"/>
+              </w:rPr>
+              <w:t>salida</w:t>
             </w:r>
           </w:p>
         </w:tc>
@@ -8254,13 +8285,7 @@
               <w:rPr>
                 <w:sz w:val="19"/>
               </w:rPr>
-              <w:t>Aceptar la opción de cerrar y reabrir e</w:t>
-            </w:r>
-            <w:r>
-              <w:rPr>
-                <w:sz w:val="19"/>
-              </w:rPr>
-              <w:t>l juego que ofrece la ventana</w:t>
+              <w:t>Aceptar la opción de cerrar y reabrir el juego que ofrece la ventana</w:t>
             </w:r>
           </w:p>
         </w:tc>
@@ -8338,7 +8363,13 @@
               <w:rPr>
                 <w:sz w:val="19"/>
               </w:rPr>
-              <w:t>Vehículo leído distinto del esperado, corrida cancelada</w:t>
+              <w:t xml:space="preserve">Vehículo leído </w:t>
+            </w:r>
+            <w:r>
+              <w:rPr>
+                <w:sz w:val="19"/>
+              </w:rPr>
+              <w:t>distinto del esperado, corrida cancelada</w:t>
             </w:r>
           </w:p>
         </w:tc>
@@ -8355,13 +8386,7 @@
               <w:rPr>
                 <w:sz w:val="19"/>
               </w:rPr>
-              <w:t>La se</w:t>
-            </w:r>
-            <w:r>
-              <w:rPr>
-                <w:sz w:val="19"/>
-              </w:rPr>
-              <w:t>sión no tiene el Giulietta QV</w:t>
+              <w:t>La sesión no tiene el Giulietta QV</w:t>
             </w:r>
           </w:p>
         </w:tc>
@@ -8428,7 +8453,13 @@
               <w:rPr>
                 <w:sz w:val="19"/>
               </w:rPr>
-              <w:t xml:space="preserve"> el carro se queda sin acelerar</w:t>
+              <w:t xml:space="preserve"> el carro se queda sin</w:t>
+            </w:r>
+            <w:r>
+              <w:rPr>
+                <w:sz w:val="19"/>
+              </w:rPr>
+              <w:t xml:space="preserve"> acelerar</w:t>
             </w:r>
           </w:p>
         </w:tc>
@@ -8445,13 +8476,7 @@
               <w:rPr>
                 <w:sz w:val="19"/>
               </w:rPr>
-              <w:t>Bloqueo conocido del MPC de velocida</w:t>
-            </w:r>
-            <w:r>
-              <w:rPr>
-                <w:sz w:val="19"/>
-              </w:rPr>
-              <w:t>d del script original</w:t>
+              <w:t>Bloqueo conocido del MPC de velocidad del script original</w:t>
             </w:r>
           </w:p>
         </w:tc>
@@ -8894,7 +8919,7 @@
   <w:abstractNum w:abstractNumId="0" w15:restartNumberingAfterBreak="0">
     <w:nsid w:val="0000A990"/>
     <w:multiLevelType w:val="multilevel"/>
-    <w:tmpl w:val="49023444"/>
+    <w:tmpl w:val="301622C2"/>
     <w:lvl w:ilvl="0">
       <w:numFmt w:val="bullet"/>
       <w:lvlText w:val=" "/>
@@ -8971,7 +8996,7 @@
   <w:abstractNum w:abstractNumId="1" w15:restartNumberingAfterBreak="0">
     <w:nsid w:val="0000A991"/>
     <w:multiLevelType w:val="multilevel"/>
-    <w:tmpl w:val="6448B092"/>
+    <w:tmpl w:val="BDECA812"/>
     <w:lvl w:ilvl="0">
       <w:numFmt w:val="bullet"/>
       <w:lvlText w:val=""/>
@@ -9075,7 +9100,7 @@
   <w:abstractNum w:abstractNumId="2" w15:restartNumberingAfterBreak="0">
     <w:nsid w:val="00A99411"/>
     <w:multiLevelType w:val="multilevel"/>
-    <w:tmpl w:val="45B2515A"/>
+    <w:tmpl w:val="3AD2D7F8"/>
     <w:lvl w:ilvl="0">
       <w:start w:val="1"/>
       <w:numFmt w:val="decimal"/>
@@ -10685,7 +10710,7 @@
     <w:autoRedefine/>
     <w:uiPriority w:val="39"/>
     <w:unhideWhenUsed/>
-    <w:rsid w:val="00B34CA7"/>
+    <w:rsid w:val="00D05704"/>
     <w:pPr>
       <w:spacing w:after="100"/>
     </w:pPr>
@@ -10697,7 +10722,7 @@
     <w:autoRedefine/>
     <w:uiPriority w:val="39"/>
     <w:unhideWhenUsed/>
-    <w:rsid w:val="00B34CA7"/>
+    <w:rsid w:val="00D05704"/>
     <w:pPr>
       <w:spacing w:after="100"/>
       <w:ind w:left="220"/>

--- a/P00_control_lateral/documentacion/Manual_de_Usuario_Trial_Steer.docx
+++ b/P00_control_lateral/documentacion/Manual_de_Usuario_Trial_Steer.docx
@@ -151,7 +151,7 @@
               <w:spacing w:after="0"/>
             </w:pPr>
             <w:r>
-              <w:t>Jesus Alberto Lastra Robles</w:t>
+              <w:t>Jesús Alberto Lastra Robles</w:t>
             </w:r>
           </w:p>
         </w:tc>
@@ -532,7 +532,7 @@
       <w:r>
         <w:fldChar w:fldCharType="separate"/>
       </w:r>
-      <w:hyperlink w:anchor="_Toc241164217" w:history="1">
+      <w:hyperlink w:anchor="_Toc241166100" w:history="1">
         <w:r>
           <w:rPr>
             <w:rStyle w:val="Hipervnculo"/>
@@ -559,7 +559,7 @@
             <w:noProof/>
             <w:webHidden/>
           </w:rPr>
-          <w:instrText xml:space="preserve"> PAGEREF _Toc241164217 \h </w:instrText>
+          <w:instrText xml:space="preserve"> PAGEREF _Toc241166100 \h </w:instrText>
         </w:r>
         <w:r>
           <w:rPr>
@@ -604,7 +604,7 @@
           <w:lang w:bidi="ar-SA"/>
         </w:rPr>
       </w:pPr>
-      <w:hyperlink w:anchor="_Toc241164218" w:history="1">
+      <w:hyperlink w:anchor="_Toc241166101" w:history="1">
         <w:r>
           <w:rPr>
             <w:rStyle w:val="Hipervnculo"/>
@@ -631,7 +631,7 @@
             <w:noProof/>
             <w:webHidden/>
           </w:rPr>
-          <w:instrText xml:space="preserve"> PAGEREF _Toc241164218 \h </w:instrText>
+          <w:instrText xml:space="preserve"> PAGEREF _Toc241166101 \h </w:instrText>
         </w:r>
         <w:r>
           <w:rPr>
@@ -676,7 +676,7 @@
           <w:lang w:bidi="ar-SA"/>
         </w:rPr>
       </w:pPr>
-      <w:hyperlink w:anchor="_Toc241164219" w:history="1">
+      <w:hyperlink w:anchor="_Toc241166102" w:history="1">
         <w:r>
           <w:rPr>
             <w:rStyle w:val="Hipervnculo"/>
@@ -703,7 +703,7 @@
             <w:noProof/>
             <w:webHidden/>
           </w:rPr>
-          <w:instrText xml:space="preserve"> PAGEREF _Toc241164219 \h </w:instrText>
+          <w:instrText xml:space="preserve"> PAGEREF _Toc241166102 \h </w:instrText>
         </w:r>
         <w:r>
           <w:rPr>
@@ -748,7 +748,7 @@
           <w:lang w:bidi="ar-SA"/>
         </w:rPr>
       </w:pPr>
-      <w:hyperlink w:anchor="_Toc241164220" w:history="1">
+      <w:hyperlink w:anchor="_Toc241166103" w:history="1">
         <w:r>
           <w:rPr>
             <w:rStyle w:val="Hipervnculo"/>
@@ -775,7 +775,7 @@
             <w:noProof/>
             <w:webHidden/>
           </w:rPr>
-          <w:instrText xml:space="preserve"> PAGEREF _Toc241164220 \h </w:instrText>
+          <w:instrText xml:space="preserve"> PAGEREF _Toc241166103 \h </w:instrText>
         </w:r>
         <w:r>
           <w:rPr>
@@ -820,7 +820,7 @@
           <w:lang w:bidi="ar-SA"/>
         </w:rPr>
       </w:pPr>
-      <w:hyperlink w:anchor="_Toc241164221" w:history="1">
+      <w:hyperlink w:anchor="_Toc241166104" w:history="1">
         <w:r>
           <w:rPr>
             <w:rStyle w:val="Hipervnculo"/>
@@ -847,7 +847,7 @@
             <w:noProof/>
             <w:webHidden/>
           </w:rPr>
-          <w:instrText xml:space="preserve"> PAGEREF _Toc241164221 \h </w:instrText>
+          <w:instrText xml:space="preserve"> PAGEREF _Toc241166104 \h </w:instrText>
         </w:r>
         <w:r>
           <w:rPr>
@@ -892,7 +892,7 @@
           <w:lang w:bidi="ar-SA"/>
         </w:rPr>
       </w:pPr>
-      <w:hyperlink w:anchor="_Toc241164222" w:history="1">
+      <w:hyperlink w:anchor="_Toc241166105" w:history="1">
         <w:r>
           <w:rPr>
             <w:rStyle w:val="Hipervnculo"/>
@@ -919,7 +919,7 @@
             <w:noProof/>
             <w:webHidden/>
           </w:rPr>
-          <w:instrText xml:space="preserve"> PAGEREF _Toc241164222 \h </w:instrText>
+          <w:instrText xml:space="preserve"> PAGEREF _Toc241166105 \h </w:instrText>
         </w:r>
         <w:r>
           <w:rPr>
@@ -964,7 +964,7 @@
           <w:lang w:bidi="ar-SA"/>
         </w:rPr>
       </w:pPr>
-      <w:hyperlink w:anchor="_Toc241164223" w:history="1">
+      <w:hyperlink w:anchor="_Toc241166106" w:history="1">
         <w:r>
           <w:rPr>
             <w:rStyle w:val="Hipervnculo"/>
@@ -991,7 +991,7 @@
             <w:noProof/>
             <w:webHidden/>
           </w:rPr>
-          <w:instrText xml:space="preserve"> PAGEREF _Toc241164223 \h </w:instrText>
+          <w:instrText xml:space="preserve"> PAGEREF _Toc241166106 \h </w:instrText>
         </w:r>
         <w:r>
           <w:rPr>
@@ -1036,7 +1036,7 @@
           <w:lang w:bidi="ar-SA"/>
         </w:rPr>
       </w:pPr>
-      <w:hyperlink w:anchor="_Toc241164224" w:history="1">
+      <w:hyperlink w:anchor="_Toc241166107" w:history="1">
         <w:r>
           <w:rPr>
             <w:rStyle w:val="Hipervnculo"/>
@@ -1063,7 +1063,7 @@
             <w:noProof/>
             <w:webHidden/>
           </w:rPr>
-          <w:instrText xml:space="preserve"> PAGEREF _Toc241164224 \h </w:instrText>
+          <w:instrText xml:space="preserve"> PAGEREF _Toc241166107 \h </w:instrText>
         </w:r>
         <w:r>
           <w:rPr>
@@ -1108,7 +1108,7 @@
           <w:lang w:bidi="ar-SA"/>
         </w:rPr>
       </w:pPr>
-      <w:hyperlink w:anchor="_Toc241164225" w:history="1">
+      <w:hyperlink w:anchor="_Toc241166108" w:history="1">
         <w:r>
           <w:rPr>
             <w:rStyle w:val="Hipervnculo"/>
@@ -1135,7 +1135,7 @@
             <w:noProof/>
             <w:webHidden/>
           </w:rPr>
-          <w:instrText xml:space="preserve"> PAGEREF _Toc241164225 \h </w:instrText>
+          <w:instrText xml:space="preserve"> PAGEREF _Toc241166108 \h </w:instrText>
         </w:r>
         <w:r>
           <w:rPr>
@@ -1180,7 +1180,7 @@
           <w:lang w:bidi="ar-SA"/>
         </w:rPr>
       </w:pPr>
-      <w:hyperlink w:anchor="_Toc241164226" w:history="1">
+      <w:hyperlink w:anchor="_Toc241166109" w:history="1">
         <w:r>
           <w:rPr>
             <w:rStyle w:val="Hipervnculo"/>
@@ -1207,7 +1207,7 @@
             <w:noProof/>
             <w:webHidden/>
           </w:rPr>
-          <w:instrText xml:space="preserve"> PAGEREF _Toc241164226 \h </w:instrText>
+          <w:instrText xml:space="preserve"> PAGEREF _Toc241166109 \h </w:instrText>
         </w:r>
         <w:r>
           <w:rPr>
@@ -1252,7 +1252,7 @@
           <w:lang w:bidi="ar-SA"/>
         </w:rPr>
       </w:pPr>
-      <w:hyperlink w:anchor="_Toc241164227" w:history="1">
+      <w:hyperlink w:anchor="_Toc241166110" w:history="1">
         <w:r>
           <w:rPr>
             <w:rStyle w:val="Hipervnculo"/>
@@ -1279,7 +1279,7 @@
             <w:noProof/>
             <w:webHidden/>
           </w:rPr>
-          <w:instrText xml:space="preserve"> PAGEREF _Toc241164227 \h </w:instrText>
+          <w:instrText xml:space="preserve"> PAGEREF _Toc241166110 \h </w:instrText>
         </w:r>
         <w:r>
           <w:rPr>
@@ -1324,7 +1324,7 @@
           <w:lang w:bidi="ar-SA"/>
         </w:rPr>
       </w:pPr>
-      <w:hyperlink w:anchor="_Toc241164228" w:history="1">
+      <w:hyperlink w:anchor="_Toc241166111" w:history="1">
         <w:r>
           <w:rPr>
             <w:rStyle w:val="Hipervnculo"/>
@@ -1351,7 +1351,7 @@
             <w:noProof/>
             <w:webHidden/>
           </w:rPr>
-          <w:instrText xml:space="preserve"> PAGEREF _Toc241164228 \h </w:instrText>
+          <w:instrText xml:space="preserve"> PAGEREF _Toc241166111 \h </w:instrText>
         </w:r>
         <w:r>
           <w:rPr>
@@ -1396,7 +1396,7 @@
           <w:lang w:bidi="ar-SA"/>
         </w:rPr>
       </w:pPr>
-      <w:hyperlink w:anchor="_Toc241164229" w:history="1">
+      <w:hyperlink w:anchor="_Toc241166112" w:history="1">
         <w:r>
           <w:rPr>
             <w:rStyle w:val="Hipervnculo"/>
@@ -1423,7 +1423,7 @@
             <w:noProof/>
             <w:webHidden/>
           </w:rPr>
-          <w:instrText xml:space="preserve"> PAGEREF _Toc241164229 \h </w:instrText>
+          <w:instrText xml:space="preserve"> PAGEREF _Toc241166112 \h </w:instrText>
         </w:r>
         <w:r>
           <w:rPr>
@@ -1468,7 +1468,7 @@
           <w:lang w:bidi="ar-SA"/>
         </w:rPr>
       </w:pPr>
-      <w:hyperlink w:anchor="_Toc241164230" w:history="1">
+      <w:hyperlink w:anchor="_Toc241166113" w:history="1">
         <w:r>
           <w:rPr>
             <w:rStyle w:val="Hipervnculo"/>
@@ -1495,7 +1495,7 @@
             <w:noProof/>
             <w:webHidden/>
           </w:rPr>
-          <w:instrText xml:space="preserve"> PAGEREF _Toc241164230 \h </w:instrText>
+          <w:instrText xml:space="preserve"> PAGEREF _Toc241166113 \h </w:instrText>
         </w:r>
         <w:r>
           <w:rPr>
@@ -1540,7 +1540,7 @@
           <w:lang w:bidi="ar-SA"/>
         </w:rPr>
       </w:pPr>
-      <w:hyperlink w:anchor="_Toc241164231" w:history="1">
+      <w:hyperlink w:anchor="_Toc241166114" w:history="1">
         <w:r>
           <w:rPr>
             <w:rStyle w:val="Hipervnculo"/>
@@ -1567,7 +1567,7 @@
             <w:noProof/>
             <w:webHidden/>
           </w:rPr>
-          <w:instrText xml:space="preserve"> PAGEREF _Toc241164231 \h </w:instrText>
+          <w:instrText xml:space="preserve"> PAGEREF _Toc241166114 \h </w:instrText>
         </w:r>
         <w:r>
           <w:rPr>
@@ -1612,7 +1612,7 @@
           <w:lang w:bidi="ar-SA"/>
         </w:rPr>
       </w:pPr>
-      <w:hyperlink w:anchor="_Toc241164232" w:history="1">
+      <w:hyperlink w:anchor="_Toc241166115" w:history="1">
         <w:r>
           <w:rPr>
             <w:rStyle w:val="Hipervnculo"/>
@@ -1639,7 +1639,7 @@
             <w:noProof/>
             <w:webHidden/>
           </w:rPr>
-          <w:instrText xml:space="preserve"> PAGEREF _Toc241164232 \h </w:instrText>
+          <w:instrText xml:space="preserve"> PAGEREF _Toc241166115 \h </w:instrText>
         </w:r>
         <w:r>
           <w:rPr>
@@ -1684,7 +1684,7 @@
           <w:lang w:bidi="ar-SA"/>
         </w:rPr>
       </w:pPr>
-      <w:hyperlink w:anchor="_Toc241164233" w:history="1">
+      <w:hyperlink w:anchor="_Toc241166116" w:history="1">
         <w:r>
           <w:rPr>
             <w:rStyle w:val="Hipervnculo"/>
@@ -1711,7 +1711,7 @@
             <w:noProof/>
             <w:webHidden/>
           </w:rPr>
-          <w:instrText xml:space="preserve"> PAGEREF _Toc241164233 \h </w:instrText>
+          <w:instrText xml:space="preserve"> PAGEREF _Toc241166116 \h </w:instrText>
         </w:r>
         <w:r>
           <w:rPr>
@@ -1756,7 +1756,7 @@
           <w:lang w:bidi="ar-SA"/>
         </w:rPr>
       </w:pPr>
-      <w:hyperlink w:anchor="_Toc241164234" w:history="1">
+      <w:hyperlink w:anchor="_Toc241166117" w:history="1">
         <w:r>
           <w:rPr>
             <w:rStyle w:val="Hipervnculo"/>
@@ -1783,7 +1783,7 @@
             <w:noProof/>
             <w:webHidden/>
           </w:rPr>
-          <w:instrText xml:space="preserve"> PAGEREF _Toc241164234 \h </w:instrText>
+          <w:instrText xml:space="preserve"> PAGEREF _Toc241166117 \h </w:instrText>
         </w:r>
         <w:r>
           <w:rPr>
@@ -1828,7 +1828,7 @@
           <w:lang w:bidi="ar-SA"/>
         </w:rPr>
       </w:pPr>
-      <w:hyperlink w:anchor="_Toc241164235" w:history="1">
+      <w:hyperlink w:anchor="_Toc241166118" w:history="1">
         <w:r>
           <w:rPr>
             <w:rStyle w:val="Hipervnculo"/>
@@ -1855,7 +1855,7 @@
             <w:noProof/>
             <w:webHidden/>
           </w:rPr>
-          <w:instrText xml:space="preserve"> PAGEREF _Toc241164235 \h </w:instrText>
+          <w:instrText xml:space="preserve"> PAGEREF _Toc241166118 \h </w:instrText>
         </w:r>
         <w:r>
           <w:rPr>
@@ -1900,7 +1900,7 @@
           <w:lang w:bidi="ar-SA"/>
         </w:rPr>
       </w:pPr>
-      <w:hyperlink w:anchor="_Toc241164236" w:history="1">
+      <w:hyperlink w:anchor="_Toc241166119" w:history="1">
         <w:r>
           <w:rPr>
             <w:rStyle w:val="Hipervnculo"/>
@@ -1927,7 +1927,7 @@
             <w:noProof/>
             <w:webHidden/>
           </w:rPr>
-          <w:instrText xml:space="preserve"> PAGEREF _Toc241164236 \h </w:instrText>
+          <w:instrText xml:space="preserve"> PAGEREF _Toc241166119 \h </w:instrText>
         </w:r>
         <w:r>
           <w:rPr>
@@ -1972,7 +1972,7 @@
           <w:lang w:bidi="ar-SA"/>
         </w:rPr>
       </w:pPr>
-      <w:hyperlink w:anchor="_Toc241164237" w:history="1">
+      <w:hyperlink w:anchor="_Toc241166120" w:history="1">
         <w:r>
           <w:rPr>
             <w:rStyle w:val="Hipervnculo"/>
@@ -1999,7 +1999,7 @@
             <w:noProof/>
             <w:webHidden/>
           </w:rPr>
-          <w:instrText xml:space="preserve"> PAGEREF _Toc241164237 \h </w:instrText>
+          <w:instrText xml:space="preserve"> PAGEREF _Toc241166120 \h </w:instrText>
         </w:r>
         <w:r>
           <w:rPr>
@@ -2044,7 +2044,7 @@
           <w:lang w:bidi="ar-SA"/>
         </w:rPr>
       </w:pPr>
-      <w:hyperlink w:anchor="_Toc241164238" w:history="1">
+      <w:hyperlink w:anchor="_Toc241166121" w:history="1">
         <w:r>
           <w:rPr>
             <w:rStyle w:val="Hipervnculo"/>
@@ -2071,7 +2071,7 @@
             <w:noProof/>
             <w:webHidden/>
           </w:rPr>
-          <w:instrText xml:space="preserve"> PAGEREF _Toc241164238 \h </w:instrText>
+          <w:instrText xml:space="preserve"> PAGEREF _Toc241166121 \h </w:instrText>
         </w:r>
         <w:r>
           <w:rPr>
@@ -2116,7 +2116,7 @@
           <w:lang w:bidi="ar-SA"/>
         </w:rPr>
       </w:pPr>
-      <w:hyperlink w:anchor="_Toc241164239" w:history="1">
+      <w:hyperlink w:anchor="_Toc241166122" w:history="1">
         <w:r>
           <w:rPr>
             <w:rStyle w:val="Hipervnculo"/>
@@ -2143,7 +2143,7 @@
             <w:noProof/>
             <w:webHidden/>
           </w:rPr>
-          <w:instrText xml:space="preserve"> PAGEREF _Toc241164239 \h </w:instrText>
+          <w:instrText xml:space="preserve"> PAGEREF _Toc241166122 \h </w:instrText>
         </w:r>
         <w:r>
           <w:rPr>
@@ -2188,7 +2188,7 @@
           <w:lang w:bidi="ar-SA"/>
         </w:rPr>
       </w:pPr>
-      <w:hyperlink w:anchor="_Toc241164240" w:history="1">
+      <w:hyperlink w:anchor="_Toc241166123" w:history="1">
         <w:r>
           <w:rPr>
             <w:rStyle w:val="Hipervnculo"/>
@@ -2215,7 +2215,7 @@
             <w:noProof/>
             <w:webHidden/>
           </w:rPr>
-          <w:instrText xml:space="preserve"> PAGEREF _Toc241164240 \h </w:instrText>
+          <w:instrText xml:space="preserve"> PAGEREF _Toc241166123 \h </w:instrText>
         </w:r>
         <w:r>
           <w:rPr>
@@ -2260,7 +2260,7 @@
           <w:lang w:bidi="ar-SA"/>
         </w:rPr>
       </w:pPr>
-      <w:hyperlink w:anchor="_Toc241164241" w:history="1">
+      <w:hyperlink w:anchor="_Toc241166124" w:history="1">
         <w:r>
           <w:rPr>
             <w:rStyle w:val="Hipervnculo"/>
@@ -2287,7 +2287,7 @@
             <w:noProof/>
             <w:webHidden/>
           </w:rPr>
-          <w:instrText xml:space="preserve"> PAGEREF _Toc241164241 \h </w:instrText>
+          <w:instrText xml:space="preserve"> PAGEREF _Toc241166124 \h </w:instrText>
         </w:r>
         <w:r>
           <w:rPr>
@@ -2332,7 +2332,7 @@
           <w:lang w:bidi="ar-SA"/>
         </w:rPr>
       </w:pPr>
-      <w:hyperlink w:anchor="_Toc241164242" w:history="1">
+      <w:hyperlink w:anchor="_Toc241166125" w:history="1">
         <w:r>
           <w:rPr>
             <w:rStyle w:val="Hipervnculo"/>
@@ -2359,7 +2359,7 @@
             <w:noProof/>
             <w:webHidden/>
           </w:rPr>
-          <w:instrText xml:space="preserve"> PAGEREF _Toc241164242 \h </w:instrText>
+          <w:instrText xml:space="preserve"> PAGEREF _Toc241166125 \h </w:instrText>
         </w:r>
         <w:r>
           <w:rPr>
@@ -2404,7 +2404,7 @@
           <w:lang w:bidi="ar-SA"/>
         </w:rPr>
       </w:pPr>
-      <w:hyperlink w:anchor="_Toc241164243" w:history="1">
+      <w:hyperlink w:anchor="_Toc241166126" w:history="1">
         <w:r>
           <w:rPr>
             <w:rStyle w:val="Hipervnculo"/>
@@ -2431,7 +2431,7 @@
             <w:noProof/>
             <w:webHidden/>
           </w:rPr>
-          <w:instrText xml:space="preserve"> PAGEREF _Toc241164243 \h </w:instrText>
+          <w:instrText xml:space="preserve"> PAGEREF _Toc241166126 \h </w:instrText>
         </w:r>
         <w:r>
           <w:rPr>
@@ -2476,7 +2476,7 @@
           <w:lang w:bidi="ar-SA"/>
         </w:rPr>
       </w:pPr>
-      <w:hyperlink w:anchor="_Toc241164244" w:history="1">
+      <w:hyperlink w:anchor="_Toc241166127" w:history="1">
         <w:r>
           <w:rPr>
             <w:rStyle w:val="Hipervnculo"/>
@@ -2503,7 +2503,7 @@
             <w:noProof/>
             <w:webHidden/>
           </w:rPr>
-          <w:instrText xml:space="preserve"> PAGEREF _Toc241164244 \h </w:instrText>
+          <w:instrText xml:space="preserve"> PAGEREF _Toc241166127 \h </w:instrText>
         </w:r>
         <w:r>
           <w:rPr>
@@ -2548,7 +2548,7 @@
           <w:lang w:bidi="ar-SA"/>
         </w:rPr>
       </w:pPr>
-      <w:hyperlink w:anchor="_Toc241164245" w:history="1">
+      <w:hyperlink w:anchor="_Toc241166128" w:history="1">
         <w:r>
           <w:rPr>
             <w:rStyle w:val="Hipervnculo"/>
@@ -2575,7 +2575,7 @@
             <w:noProof/>
             <w:webHidden/>
           </w:rPr>
-          <w:instrText xml:space="preserve"> PAGEREF _Toc241164245 \h </w:instrText>
+          <w:instrText xml:space="preserve"> PAGEREF _Toc241166128 \h </w:instrText>
         </w:r>
         <w:r>
           <w:rPr>
@@ -2620,7 +2620,7 @@
           <w:lang w:bidi="ar-SA"/>
         </w:rPr>
       </w:pPr>
-      <w:hyperlink w:anchor="_Toc241164246" w:history="1">
+      <w:hyperlink w:anchor="_Toc241166129" w:history="1">
         <w:r>
           <w:rPr>
             <w:rStyle w:val="Hipervnculo"/>
@@ -2647,7 +2647,7 @@
             <w:noProof/>
             <w:webHidden/>
           </w:rPr>
-          <w:instrText xml:space="preserve"> PAGEREF _Toc241164246 \h </w:instrText>
+          <w:instrText xml:space="preserve"> PAGEREF _Toc241166129 \h </w:instrText>
         </w:r>
         <w:r>
           <w:rPr>
@@ -2692,7 +2692,7 @@
           <w:lang w:bidi="ar-SA"/>
         </w:rPr>
       </w:pPr>
-      <w:hyperlink w:anchor="_Toc241164247" w:history="1">
+      <w:hyperlink w:anchor="_Toc241166130" w:history="1">
         <w:r>
           <w:rPr>
             <w:rStyle w:val="Hipervnculo"/>
@@ -2719,7 +2719,7 @@
             <w:noProof/>
             <w:webHidden/>
           </w:rPr>
-          <w:instrText xml:space="preserve"> PAGEREF _Toc241164247 \h </w:instrText>
+          <w:instrText xml:space="preserve"> PAGEREF _Toc241166130 \h </w:instrText>
         </w:r>
         <w:r>
           <w:rPr>
@@ -2764,7 +2764,7 @@
           <w:lang w:bidi="ar-SA"/>
         </w:rPr>
       </w:pPr>
-      <w:hyperlink w:anchor="_Toc241164248" w:history="1">
+      <w:hyperlink w:anchor="_Toc241166131" w:history="1">
         <w:r>
           <w:rPr>
             <w:rStyle w:val="Hipervnculo"/>
@@ -2791,7 +2791,7 @@
             <w:noProof/>
             <w:webHidden/>
           </w:rPr>
-          <w:instrText xml:space="preserve"> PAGEREF _Toc241164248 \h </w:instrText>
+          <w:instrText xml:space="preserve"> PAGEREF _Toc241166131 \h </w:instrText>
         </w:r>
         <w:r>
           <w:rPr>
@@ -2836,7 +2836,7 @@
           <w:lang w:bidi="ar-SA"/>
         </w:rPr>
       </w:pPr>
-      <w:hyperlink w:anchor="_Toc241164249" w:history="1">
+      <w:hyperlink w:anchor="_Toc241166132" w:history="1">
         <w:r>
           <w:rPr>
             <w:rStyle w:val="Hipervnculo"/>
@@ -2863,7 +2863,7 @@
             <w:noProof/>
             <w:webHidden/>
           </w:rPr>
-          <w:instrText xml:space="preserve"> PAGEREF _Toc241164249 \h </w:instrText>
+          <w:instrText xml:space="preserve"> PAGEREF _Toc241166132 \h </w:instrText>
         </w:r>
         <w:r>
           <w:rPr>
@@ -2908,7 +2908,7 @@
           <w:lang w:bidi="ar-SA"/>
         </w:rPr>
       </w:pPr>
-      <w:hyperlink w:anchor="_Toc241164250" w:history="1">
+      <w:hyperlink w:anchor="_Toc241166133" w:history="1">
         <w:r>
           <w:rPr>
             <w:rStyle w:val="Hipervnculo"/>
@@ -2935,7 +2935,7 @@
             <w:noProof/>
             <w:webHidden/>
           </w:rPr>
-          <w:instrText xml:space="preserve"> PAGEREF _Toc241164250 \h </w:instrText>
+          <w:instrText xml:space="preserve"> PAGEREF _Toc241166133 \h </w:instrText>
         </w:r>
         <w:r>
           <w:rPr>
@@ -2980,7 +2980,7 @@
           <w:lang w:bidi="ar-SA"/>
         </w:rPr>
       </w:pPr>
-      <w:hyperlink w:anchor="_Toc241164251" w:history="1">
+      <w:hyperlink w:anchor="_Toc241166134" w:history="1">
         <w:r>
           <w:rPr>
             <w:rStyle w:val="Hipervnculo"/>
@@ -3007,7 +3007,7 @@
             <w:noProof/>
             <w:webHidden/>
           </w:rPr>
-          <w:instrText xml:space="preserve"> PAGEREF _Toc241164251 \h </w:instrText>
+          <w:instrText xml:space="preserve"> PAGEREF _Toc241166134 \h </w:instrText>
         </w:r>
         <w:r>
           <w:rPr>
@@ -3052,7 +3052,7 @@
           <w:lang w:bidi="ar-SA"/>
         </w:rPr>
       </w:pPr>
-      <w:hyperlink w:anchor="_Toc241164252" w:history="1">
+      <w:hyperlink w:anchor="_Toc241166135" w:history="1">
         <w:r>
           <w:rPr>
             <w:rStyle w:val="Hipervnculo"/>
@@ -3079,7 +3079,7 @@
             <w:noProof/>
             <w:webHidden/>
           </w:rPr>
-          <w:instrText xml:space="preserve"> PAGEREF _Toc241164252 \h </w:instrText>
+          <w:instrText xml:space="preserve"> PAGEREF _Toc241166135 \h </w:instrText>
         </w:r>
         <w:r>
           <w:rPr>
@@ -3124,7 +3124,7 @@
           <w:lang w:bidi="ar-SA"/>
         </w:rPr>
       </w:pPr>
-      <w:hyperlink w:anchor="_Toc241164253" w:history="1">
+      <w:hyperlink w:anchor="_Toc241166136" w:history="1">
         <w:r>
           <w:rPr>
             <w:rStyle w:val="Hipervnculo"/>
@@ -3151,7 +3151,7 @@
             <w:noProof/>
             <w:webHidden/>
           </w:rPr>
-          <w:instrText xml:space="preserve"> PAGEREF _Toc241164253 \h </w:instrText>
+          <w:instrText xml:space="preserve"> PAGEREF _Toc241166136 \h </w:instrText>
         </w:r>
         <w:r>
           <w:rPr>
@@ -3196,7 +3196,7 @@
           <w:lang w:bidi="ar-SA"/>
         </w:rPr>
       </w:pPr>
-      <w:hyperlink w:anchor="_Toc241164254" w:history="1">
+      <w:hyperlink w:anchor="_Toc241166137" w:history="1">
         <w:r>
           <w:rPr>
             <w:rStyle w:val="Hipervnculo"/>
@@ -3223,7 +3223,7 @@
             <w:noProof/>
             <w:webHidden/>
           </w:rPr>
-          <w:instrText xml:space="preserve"> PAGEREF _Toc241164254 \h </w:instrText>
+          <w:instrText xml:space="preserve"> PAGEREF _Toc241166137 \h </w:instrText>
         </w:r>
         <w:r>
           <w:rPr>
@@ -3268,7 +3268,7 @@
           <w:lang w:bidi="ar-SA"/>
         </w:rPr>
       </w:pPr>
-      <w:hyperlink w:anchor="_Toc241164255" w:history="1">
+      <w:hyperlink w:anchor="_Toc241166138" w:history="1">
         <w:r>
           <w:rPr>
             <w:rStyle w:val="Hipervnculo"/>
@@ -3295,7 +3295,7 @@
             <w:noProof/>
             <w:webHidden/>
           </w:rPr>
-          <w:instrText xml:space="preserve"> PAGEREF _Toc241164255 \h </w:instrText>
+          <w:instrText xml:space="preserve"> PAGEREF _Toc241166138 \h </w:instrText>
         </w:r>
         <w:r>
           <w:rPr>
@@ -3341,7 +3341,7 @@
         <w:pStyle w:val="Ttulo1"/>
       </w:pPr>
       <w:bookmarkStart w:id="0" w:name="introducción"/>
-      <w:bookmarkStart w:id="1" w:name="_Toc241164217"/>
+      <w:bookmarkStart w:id="1" w:name="_Toc241166100"/>
       <w:r>
         <w:lastRenderedPageBreak/>
         <w:t>1. Introducción</w:t>
@@ -3353,7 +3353,7 @@
         <w:pStyle w:val="Ttulo2"/>
       </w:pPr>
       <w:bookmarkStart w:id="2" w:name="propósito-del-software"/>
-      <w:bookmarkStart w:id="3" w:name="_Toc241164218"/>
+      <w:bookmarkStart w:id="3" w:name="_Toc241166101"/>
       <w:r>
         <w:t>1.1. Propósito del software</w:t>
       </w:r>
@@ -3378,7 +3378,7 @@
         <w:pStyle w:val="Ttulo2"/>
       </w:pPr>
       <w:bookmarkStart w:id="4" w:name="contexto-general"/>
-      <w:bookmarkStart w:id="5" w:name="_Toc241164219"/>
+      <w:bookmarkStart w:id="5" w:name="_Toc241166102"/>
       <w:bookmarkEnd w:id="2"/>
       <w:r>
         <w:t>1.2. Contexto general</w:t>
@@ -3404,7 +3404,7 @@
         <w:pStyle w:val="Ttulo2"/>
       </w:pPr>
       <w:bookmarkStart w:id="6" w:name="alcance-del-documento"/>
-      <w:bookmarkStart w:id="7" w:name="_Toc241164220"/>
+      <w:bookmarkStart w:id="7" w:name="_Toc241166103"/>
       <w:bookmarkEnd w:id="4"/>
       <w:r>
         <w:t>1.3. Alcance del documento</w:t>
@@ -3430,7 +3430,7 @@
         <w:pStyle w:val="Ttulo1"/>
       </w:pPr>
       <w:bookmarkStart w:id="8" w:name="descripción-general-del-sistema"/>
-      <w:bookmarkStart w:id="9" w:name="_Toc241164221"/>
+      <w:bookmarkStart w:id="9" w:name="_Toc241166104"/>
       <w:bookmarkEnd w:id="6"/>
       <w:bookmarkEnd w:id="0"/>
       <w:r>
@@ -3443,7 +3443,7 @@
         <w:pStyle w:val="Ttulo2"/>
       </w:pPr>
       <w:bookmarkStart w:id="10" w:name="qué-necesita-el-usuario"/>
-      <w:bookmarkStart w:id="11" w:name="_Toc241164222"/>
+      <w:bookmarkStart w:id="11" w:name="_Toc241166105"/>
       <w:r>
         <w:t>2.1. Qué necesita el usuario</w:t>
       </w:r>
@@ -3480,7 +3480,7 @@
         <w:pStyle w:val="Ttulo2"/>
       </w:pPr>
       <w:bookmarkStart w:id="12" w:name="qué-hace-el-sistema"/>
-      <w:bookmarkStart w:id="13" w:name="_Toc241164223"/>
+      <w:bookmarkStart w:id="13" w:name="_Toc241166106"/>
       <w:bookmarkEnd w:id="10"/>
       <w:r>
         <w:t>2.2. Qué hace el sistema</w:t>
@@ -3513,7 +3513,7 @@
         <w:pStyle w:val="Ttulo2"/>
       </w:pPr>
       <w:bookmarkStart w:id="14" w:name="para-qué-sirve"/>
-      <w:bookmarkStart w:id="15" w:name="_Toc241164224"/>
+      <w:bookmarkStart w:id="15" w:name="_Toc241166107"/>
       <w:bookmarkEnd w:id="12"/>
       <w:r>
         <w:lastRenderedPageBreak/>
@@ -3540,7 +3540,7 @@
         <w:pStyle w:val="Ttulo2"/>
       </w:pPr>
       <w:bookmarkStart w:id="16" w:name="principales-capacidades"/>
-      <w:bookmarkStart w:id="17" w:name="_Toc241164225"/>
+      <w:bookmarkStart w:id="17" w:name="_Toc241166108"/>
       <w:bookmarkEnd w:id="14"/>
       <w:r>
         <w:t>2.4. Principales capacidades</w:t>
@@ -3627,7 +3627,7 @@
         <w:pStyle w:val="Ttulo1"/>
       </w:pPr>
       <w:bookmarkStart w:id="18" w:name="acceso-y-requisitos"/>
-      <w:bookmarkStart w:id="19" w:name="_Toc241164226"/>
+      <w:bookmarkStart w:id="19" w:name="_Toc241166109"/>
       <w:bookmarkEnd w:id="16"/>
       <w:bookmarkEnd w:id="8"/>
       <w:r>
@@ -3640,7 +3640,7 @@
         <w:pStyle w:val="Ttulo2"/>
       </w:pPr>
       <w:bookmarkStart w:id="20" w:name="requisitos-de-software"/>
-      <w:bookmarkStart w:id="21" w:name="_Toc241164227"/>
+      <w:bookmarkStart w:id="21" w:name="_Toc241166110"/>
       <w:r>
         <w:t>3.1. R</w:t>
       </w:r>
@@ -3929,7 +3929,7 @@
         <w:pStyle w:val="Ttulo2"/>
       </w:pPr>
       <w:bookmarkStart w:id="22" w:name="requisitos-de-hardware"/>
-      <w:bookmarkStart w:id="23" w:name="_Toc241164228"/>
+      <w:bookmarkStart w:id="23" w:name="_Toc241166111"/>
       <w:bookmarkEnd w:id="20"/>
       <w:r>
         <w:t>3.2. Requisitos de hardware</w:t>
@@ -3952,7 +3952,7 @@
         <w:pStyle w:val="Ttulo2"/>
       </w:pPr>
       <w:bookmarkStart w:id="24" w:name="instalación-y-ejecución-del-programa"/>
-      <w:bookmarkStart w:id="25" w:name="_Toc241164229"/>
+      <w:bookmarkStart w:id="25" w:name="_Toc241166112"/>
       <w:bookmarkEnd w:id="22"/>
       <w:r>
         <w:t>3.3. Instalación y ejecución del programa</w:t>
@@ -4218,7 +4218,7 @@
         <w:pStyle w:val="Ttulo2"/>
       </w:pPr>
       <w:bookmarkStart w:id="26" w:name="configuración-de-vjoy-en-el-simulador"/>
-      <w:bookmarkStart w:id="27" w:name="_Toc241164230"/>
+      <w:bookmarkStart w:id="27" w:name="_Toc241166113"/>
       <w:bookmarkEnd w:id="24"/>
       <w:r>
         <w:t>3.4. Configuración de vJoy en el simulador</w:t>
@@ -4241,7 +4241,7 @@
         <w:pStyle w:val="Ttulo1"/>
       </w:pPr>
       <w:bookmarkStart w:id="28" w:name="interfaz-gráfica"/>
-      <w:bookmarkStart w:id="29" w:name="_Toc241164231"/>
+      <w:bookmarkStart w:id="29" w:name="_Toc241166114"/>
       <w:bookmarkEnd w:id="26"/>
       <w:bookmarkEnd w:id="18"/>
       <w:r>
@@ -4254,7 +4254,7 @@
         <w:pStyle w:val="Ttulo2"/>
       </w:pPr>
       <w:bookmarkStart w:id="30" w:name="ventana-principal"/>
-      <w:bookmarkStart w:id="31" w:name="_Toc241164232"/>
+      <w:bookmarkStart w:id="31" w:name="_Toc241166115"/>
       <w:r>
         <w:t>4.1. Ventana principal</w:t>
       </w:r>
@@ -4360,7 +4360,7 @@
         <w:pStyle w:val="Ttulo2"/>
       </w:pPr>
       <w:bookmarkStart w:id="32" w:name="pestaña-corrida"/>
-      <w:bookmarkStart w:id="33" w:name="_Toc241164233"/>
+      <w:bookmarkStart w:id="33" w:name="_Toc241166116"/>
       <w:bookmarkEnd w:id="30"/>
       <w:r>
         <w:t>4.2. Pestaña Corrida</w:t>
@@ -5006,7 +5006,7 @@
         <w:pStyle w:val="Ttulo2"/>
       </w:pPr>
       <w:bookmarkStart w:id="34" w:name="pestaña-plan-de-campaña"/>
-      <w:bookmarkStart w:id="35" w:name="_Toc241164234"/>
+      <w:bookmarkStart w:id="35" w:name="_Toc241166117"/>
       <w:bookmarkEnd w:id="32"/>
       <w:r>
         <w:t>4.3. Pestaña Plan de campaña</w:t>
@@ -5164,7 +5164,7 @@
         <w:pStyle w:val="Ttulo2"/>
       </w:pPr>
       <w:bookmarkStart w:id="36" w:name="pestaña-tanda-de-sintonía"/>
-      <w:bookmarkStart w:id="37" w:name="_Toc241164235"/>
+      <w:bookmarkStart w:id="37" w:name="_Toc241166118"/>
       <w:bookmarkEnd w:id="34"/>
       <w:r>
         <w:t>4.4. Pestaña Tanda de sintonía</w:t>
@@ -5294,7 +5294,7 @@
         <w:pStyle w:val="Ttulo2"/>
       </w:pPr>
       <w:bookmarkStart w:id="38" w:name="pestaña-piloto"/>
-      <w:bookmarkStart w:id="39" w:name="_Toc241164236"/>
+      <w:bookmarkStart w:id="39" w:name="_Toc241166119"/>
       <w:bookmarkEnd w:id="36"/>
       <w:r>
         <w:t>4.5.</w:t>
@@ -5427,7 +5427,7 @@
         <w:pStyle w:val="Ttulo2"/>
       </w:pPr>
       <w:bookmarkStart w:id="40" w:name="pestaña-verificación-fase-3"/>
-      <w:bookmarkStart w:id="41" w:name="_Toc241164237"/>
+      <w:bookmarkStart w:id="41" w:name="_Toc241166120"/>
       <w:bookmarkEnd w:id="38"/>
       <w:r>
         <w:t>4.6. Pestaña Verificación fase 3</w:t>
@@ -5480,7 +5480,7 @@
         <w:pStyle w:val="Ttulo2"/>
       </w:pPr>
       <w:bookmarkStart w:id="42" w:name="pestaña-mpc-completo"/>
-      <w:bookmarkStart w:id="43" w:name="_Toc241164238"/>
+      <w:bookmarkStart w:id="43" w:name="_Toc241166121"/>
       <w:bookmarkEnd w:id="40"/>
       <w:r>
         <w:t>4.7. Pestaña MPC completo</w:t>
@@ -5634,7 +5634,7 @@
         <w:pStyle w:val="Ttulo1"/>
       </w:pPr>
       <w:bookmarkStart w:id="44" w:name="uso-básico"/>
-      <w:bookmarkStart w:id="45" w:name="_Toc241164239"/>
+      <w:bookmarkStart w:id="45" w:name="_Toc241166122"/>
       <w:bookmarkEnd w:id="42"/>
       <w:bookmarkEnd w:id="28"/>
       <w:r>
@@ -5647,7 +5647,7 @@
         <w:pStyle w:val="Ttulo2"/>
       </w:pPr>
       <w:bookmarkStart w:id="46" w:name="preparar-el-simulador"/>
-      <w:bookmarkStart w:id="47" w:name="_Toc241164240"/>
+      <w:bookmarkStart w:id="47" w:name="_Toc241166123"/>
       <w:r>
         <w:t>5.1. Preparar el simulador</w:t>
       </w:r>
@@ -5679,7 +5679,7 @@
         <w:pStyle w:val="Ttulo2"/>
       </w:pPr>
       <w:bookmarkStart w:id="48" w:name="configurar-e-iniciar-una-corrida"/>
-      <w:bookmarkStart w:id="49" w:name="_Toc241164241"/>
+      <w:bookmarkStart w:id="49" w:name="_Toc241166124"/>
       <w:bookmarkEnd w:id="46"/>
       <w:r>
         <w:t>5.2. Configurar e iniciar una corrida</w:t>
@@ -5905,7 +5905,7 @@
         <w:pStyle w:val="Ttulo2"/>
       </w:pPr>
       <w:bookmarkStart w:id="50" w:name="detener-una-corrida"/>
-      <w:bookmarkStart w:id="51" w:name="_Toc241164242"/>
+      <w:bookmarkStart w:id="51" w:name="_Toc241166125"/>
       <w:bookmarkEnd w:id="48"/>
       <w:r>
         <w:t>5.3. Detener una corrida</w:t>
@@ -5938,7 +5938,7 @@
         <w:pStyle w:val="Ttulo2"/>
       </w:pPr>
       <w:bookmarkStart w:id="52" w:name="revisar-el-resumen-y-ubicar-los-archivos"/>
-      <w:bookmarkStart w:id="53" w:name="_Toc241164243"/>
+      <w:bookmarkStart w:id="53" w:name="_Toc241166126"/>
       <w:bookmarkEnd w:id="50"/>
       <w:r>
         <w:t>5.4. Revisar el resumen y ubicar los archivos</w:t>
@@ -5983,7 +5983,7 @@
         <w:pStyle w:val="Ttulo2"/>
       </w:pPr>
       <w:bookmarkStart w:id="54" w:name="evaluar-y-calcular-métricas"/>
-      <w:bookmarkStart w:id="55" w:name="_Toc241164244"/>
+      <w:bookmarkStart w:id="55" w:name="_Toc241166127"/>
       <w:bookmarkEnd w:id="52"/>
       <w:r>
         <w:t>5.5. Evaluar y calcular métricas</w:t>
@@ -6104,7 +6104,7 @@
         <w:pStyle w:val="Ttulo1"/>
       </w:pPr>
       <w:bookmarkStart w:id="56" w:name="experimentos-paso-a-paso"/>
-      <w:bookmarkStart w:id="57" w:name="_Toc241164245"/>
+      <w:bookmarkStart w:id="57" w:name="_Toc241166128"/>
       <w:bookmarkEnd w:id="54"/>
       <w:bookmarkEnd w:id="44"/>
       <w:r>
@@ -6131,7 +6131,7 @@
         <w:pStyle w:val="Ttulo2"/>
       </w:pPr>
       <w:bookmarkStart w:id="58" w:name="experimento-1-corrida-con-pure-pursuit"/>
-      <w:bookmarkStart w:id="59" w:name="_Toc241164246"/>
+      <w:bookmarkStart w:id="59" w:name="_Toc241166129"/>
       <w:r>
         <w:t>6.1. Experimento 1, corrida con Pure Pursuit</w:t>
       </w:r>
@@ -6504,7 +6504,7 @@
         <w:pStyle w:val="Ttulo2"/>
       </w:pPr>
       <w:bookmarkStart w:id="60" w:name="experimento-2-corrida-con-stanley"/>
-      <w:bookmarkStart w:id="61" w:name="_Toc241164247"/>
+      <w:bookmarkStart w:id="61" w:name="_Toc241166130"/>
       <w:bookmarkEnd w:id="58"/>
       <w:r>
         <w:t>6.2. Experimento 2, corrida con Stanley</w:t>
@@ -6588,7 +6588,7 @@
         <w:pStyle w:val="Ttulo2"/>
       </w:pPr>
       <w:bookmarkStart w:id="62" w:name="X34b21eb93d22df1cb3fc9f13ec2253f4049567b"/>
-      <w:bookmarkStart w:id="63" w:name="_Toc241164248"/>
+      <w:bookmarkStart w:id="63" w:name="_Toc241166131"/>
       <w:bookmarkEnd w:id="60"/>
       <w:r>
         <w:t>6.3. Experimento 3, corrida con el MPC cinem</w:t>
@@ -6692,7 +6692,7 @@
         <w:pStyle w:val="Ttulo2"/>
       </w:pPr>
       <w:bookmarkStart w:id="64" w:name="X7373bbf31f87c775f2057b1aed5bf702e84f52c"/>
-      <w:bookmarkStart w:id="65" w:name="_Toc241164249"/>
+      <w:bookmarkStart w:id="65" w:name="_Toc241166132"/>
       <w:bookmarkEnd w:id="62"/>
       <w:r>
         <w:t>6.4. Experimento 4, comparación de controladores</w:t>
@@ -7414,7 +7414,7 @@
         <w:pStyle w:val="Ttulo2"/>
       </w:pPr>
       <w:bookmarkStart w:id="66" w:name="experimento-5-comparación-de-perfiles"/>
-      <w:bookmarkStart w:id="67" w:name="_Toc241164250"/>
+      <w:bookmarkStart w:id="67" w:name="_Toc241166133"/>
       <w:bookmarkEnd w:id="64"/>
       <w:r>
         <w:t>6.5. Experimento 5, comparación de perfiles</w:t>
@@ -7474,7 +7474,7 @@
         <w:pStyle w:val="Ttulo2"/>
       </w:pPr>
       <w:bookmarkStart w:id="68" w:name="Xf5efbb68935db8828bf7fbffcbaf087908e3198"/>
-      <w:bookmarkStart w:id="69" w:name="_Toc241164251"/>
+      <w:bookmarkStart w:id="69" w:name="_Toc241166134"/>
       <w:bookmarkEnd w:id="66"/>
       <w:r>
         <w:t>6.6. Experimento 6, verificación de la plataforma</w:t>
@@ -7615,7 +7615,7 @@
         <w:pStyle w:val="Ttulo1"/>
       </w:pPr>
       <w:bookmarkStart w:id="70" w:name="visualización-de-resultados"/>
-      <w:bookmarkStart w:id="71" w:name="_Toc241164252"/>
+      <w:bookmarkStart w:id="71" w:name="_Toc241166135"/>
       <w:bookmarkEnd w:id="68"/>
       <w:bookmarkEnd w:id="56"/>
       <w:r>
@@ -7680,7 +7680,7 @@
         <w:pStyle w:val="Ttulo1"/>
       </w:pPr>
       <w:bookmarkStart w:id="72" w:name="almacenamiento-y-exportación"/>
-      <w:bookmarkStart w:id="73" w:name="_Toc241164253"/>
+      <w:bookmarkStart w:id="73" w:name="_Toc241166136"/>
       <w:bookmarkEnd w:id="70"/>
       <w:r>
         <w:lastRenderedPageBreak/>
@@ -7770,7 +7770,7 @@
         <w:pStyle w:val="Ttulo1"/>
       </w:pPr>
       <w:bookmarkStart w:id="74" w:name="buenas-prácticas"/>
-      <w:bookmarkStart w:id="75" w:name="_Toc241164254"/>
+      <w:bookmarkStart w:id="75" w:name="_Toc241166137"/>
       <w:bookmarkEnd w:id="72"/>
       <w:r>
         <w:t>9. Buenas prácticas</w:t>
@@ -7884,7 +7884,7 @@
         <w:pStyle w:val="Ttulo1"/>
       </w:pPr>
       <w:bookmarkStart w:id="76" w:name="solución-de-problemas"/>
-      <w:bookmarkStart w:id="77" w:name="_Toc241164255"/>
+      <w:bookmarkStart w:id="77" w:name="_Toc241166138"/>
       <w:bookmarkEnd w:id="74"/>
       <w:r>
         <w:t>10. Solución de problemas</w:t>
@@ -8919,7 +8919,7 @@
   <w:abstractNum w:abstractNumId="0" w15:restartNumberingAfterBreak="0">
     <w:nsid w:val="0000A990"/>
     <w:multiLevelType w:val="multilevel"/>
-    <w:tmpl w:val="301622C2"/>
+    <w:tmpl w:val="9F04DDD8"/>
     <w:lvl w:ilvl="0">
       <w:numFmt w:val="bullet"/>
       <w:lvlText w:val=" "/>
@@ -8996,7 +8996,7 @@
   <w:abstractNum w:abstractNumId="1" w15:restartNumberingAfterBreak="0">
     <w:nsid w:val="0000A991"/>
     <w:multiLevelType w:val="multilevel"/>
-    <w:tmpl w:val="BDECA812"/>
+    <w:tmpl w:val="5F8CF8C6"/>
     <w:lvl w:ilvl="0">
       <w:numFmt w:val="bullet"/>
       <w:lvlText w:val=""/>
@@ -9100,7 +9100,7 @@
   <w:abstractNum w:abstractNumId="2" w15:restartNumberingAfterBreak="0">
     <w:nsid w:val="00A99411"/>
     <w:multiLevelType w:val="multilevel"/>
-    <w:tmpl w:val="3AD2D7F8"/>
+    <w:tmpl w:val="67D00C12"/>
     <w:lvl w:ilvl="0">
       <w:start w:val="1"/>
       <w:numFmt w:val="decimal"/>
@@ -10710,7 +10710,7 @@
     <w:autoRedefine/>
     <w:uiPriority w:val="39"/>
     <w:unhideWhenUsed/>
-    <w:rsid w:val="00D05704"/>
+    <w:rsid w:val="0012797C"/>
     <w:pPr>
       <w:spacing w:after="100"/>
     </w:pPr>
@@ -10722,7 +10722,7 @@
     <w:autoRedefine/>
     <w:uiPriority w:val="39"/>
     <w:unhideWhenUsed/>
-    <w:rsid w:val="00D05704"/>
+    <w:rsid w:val="0012797C"/>
     <w:pPr>
       <w:spacing w:after="100"/>
       <w:ind w:left="220"/>
